--- a/Daily Reports/23_10_2026-CBOT Reports.docx
+++ b/Daily Reports/23_10_2026-CBOT Reports.docx
@@ -104,7 +104,7 @@
           <w:color w:val="5C768D"/>
           <w:sz w:val="19"/>
         </w:rPr>
-        <w:t>Cập nhật tự động qua `macro_tracker.py` vào lúc 06:37 ICT ngày 23/10/2026</w:t>
+        <w:t>Cập nhật tự động qua `macro_tracker.py` vào lúc 06:47 ICT ngày 23/10/2026</w:t>
       </w:r>
     </w:p>
     <w:tbl>
@@ -1316,7 +1316,7 @@
           <w:color w:val="5C768D"/>
           <w:sz w:val="19"/>
         </w:rPr>
-        <w:t>Cập nhật tự động lúc 06:37 ICT ngày 23/10/2026 — Nguồn: NOAA, USDA, BOM Australia</w:t>
+        <w:t>Cập nhật tự động lúc 06:47 ICT ngày 23/10/2026 — Nguồn: NOAA, USDA, BOM Australia</w:t>
       </w:r>
     </w:p>
     <w:p>

--- a/Daily Reports/23_10_2026-CBOT Reports.docx
+++ b/Daily Reports/23_10_2026-CBOT Reports.docx
@@ -104,7 +104,7 @@
           <w:color w:val="5C768D"/>
           <w:sz w:val="19"/>
         </w:rPr>
-        <w:t>Cập nhật tự động qua `macro_tracker.py` vào lúc 06:47 ICT ngày 23/10/2026</w:t>
+        <w:t>Cập nhật tự động qua `macro_tracker.py` vào lúc 07:01 ICT ngày 23/10/2026</w:t>
       </w:r>
     </w:p>
     <w:tbl>
@@ -313,7 +313,7 @@
               <w:rPr>
                 <w:b/>
               </w:rPr>
-              <w:t>113.20 / thùng</w:t>
+              <w:t>113.24 / thùng</w:t>
             </w:r>
           </w:p>
         </w:tc>
@@ -344,7 +344,7 @@
               <w:rPr>
                 <w:b/>
               </w:rPr>
-              <w:t>+4.03%</w:t>
+              <w:t>+4.06%</w:t>
             </w:r>
           </w:p>
         </w:tc>
@@ -442,7 +442,7 @@
               <w:rPr>
                 <w:b/>
               </w:rPr>
-              <w:t>101.62</w:t>
+              <w:t>101.58</w:t>
             </w:r>
           </w:p>
         </w:tc>
@@ -1218,7 +1218,7 @@
         <w:rPr>
           <w:b/>
         </w:rPr>
-        <w:t>`113.20` (+4.03%)</w:t>
+        <w:t>`113.24` (+4.06%)</w:t>
       </w:r>
       <w:r>
         <w:t xml:space="preserve"> | DXY: </w:t>
@@ -1227,7 +1227,7 @@
         <w:rPr>
           <w:b/>
         </w:rPr>
-        <w:t>`101.62` (+0.00%)</w:t>
+        <w:t>`101.58` (+0.00%)</w:t>
       </w:r>
       <w:r>
         <w:t xml:space="preserve"> | Lúa mì CBOT: </w:t>
@@ -1316,7 +1316,7 @@
           <w:color w:val="5C768D"/>
           <w:sz w:val="19"/>
         </w:rPr>
-        <w:t>Cập nhật tự động lúc 06:47 ICT ngày 23/10/2026 — Nguồn: NOAA, USDA, BOM Australia</w:t>
+        <w:t>Cập nhật tự động lúc 07:01 ICT ngày 23/10/2026 — Nguồn: NOAA, USDA, BOM Australia</w:t>
       </w:r>
     </w:p>
     <w:p>
@@ -3615,7 +3615,7 @@
               <w:rPr>
                 <w:b/>
               </w:rPr>
-              <w:t>461.13 (+0.88)</w:t>
+              <w:t>461.14 (+0.89)</w:t>
             </w:r>
           </w:p>
         </w:tc>
@@ -11624,10 +11624,10 @@
         <w:rPr>
           <w:b/>
         </w:rPr>
-        <w:t>`461.13 cents`</w:t>
+        <w:t>`461.14 cents`</w:t>
       </w:r>
       <w:r>
-        <w:t xml:space="preserve"> (+0.88).</w:t>
+        <w:t xml:space="preserve"> (+0.89).</w:t>
       </w:r>
     </w:p>
     <w:p>
@@ -11990,7 +11990,7 @@
               <w:rPr>
                 <w:b/>
               </w:rPr>
-              <w:t>113.20</w:t>
+              <w:t>113.24</w:t>
             </w:r>
           </w:p>
         </w:tc>
@@ -12021,7 +12021,7 @@
               <w:rPr>
                 <w:b/>
               </w:rPr>
-              <w:t>+4.03%</w:t>
+              <w:t>+4.06%</w:t>
             </w:r>
           </w:p>
         </w:tc>
@@ -12113,7 +12113,7 @@
               <w:rPr>
                 <w:b/>
               </w:rPr>
-              <w:t>101.62</w:t>
+              <w:t>101.58</w:t>
             </w:r>
           </w:p>
         </w:tc>
@@ -22172,7 +22172,7 @@
               <w:rPr>
                 <w:b/>
               </w:rPr>
-              <w:t>113.20</w:t>
+              <w:t>113.24</w:t>
             </w:r>
           </w:p>
         </w:tc>
@@ -22203,7 +22203,7 @@
               <w:rPr>
                 <w:b/>
               </w:rPr>
-              <w:t>+4.03%</w:t>
+              <w:t>+4.06%</w:t>
             </w:r>
           </w:p>
         </w:tc>
@@ -22295,7 +22295,7 @@
               <w:rPr>
                 <w:b/>
               </w:rPr>
-              <w:t>101.62</w:t>
+              <w:t>101.58</w:t>
             </w:r>
           </w:p>
         </w:tc>

--- a/Daily Reports/23_10_2026-CBOT Reports.docx
+++ b/Daily Reports/23_10_2026-CBOT Reports.docx
@@ -104,7 +104,7 @@
           <w:color w:val="5C768D"/>
           <w:sz w:val="19"/>
         </w:rPr>
-        <w:t>Cập nhật tự động qua `macro_tracker.py` vào lúc 17:01 ICT ngày 23/10/2026</w:t>
+        <w:t>Cập nhật tự động qua `macro_tracker.py` vào lúc 19:01 ICT ngày 23/10/2026</w:t>
       </w:r>
     </w:p>
     <w:tbl>
@@ -313,7 +313,7 @@
               <w:rPr>
                 <w:b/>
               </w:rPr>
-              <w:t>109.71 / thùng</w:t>
+              <w:t>109.80 / thùng</w:t>
             </w:r>
           </w:p>
         </w:tc>
@@ -344,7 +344,7 @@
               <w:rPr>
                 <w:b/>
               </w:rPr>
-              <w:t>-3.06%</w:t>
+              <w:t>-2.98%</w:t>
             </w:r>
           </w:p>
         </w:tc>
@@ -442,7 +442,7 @@
               <w:rPr>
                 <w:b/>
               </w:rPr>
-              <w:t>101.73</w:t>
+              <w:t>101.80</w:t>
             </w:r>
           </w:p>
         </w:tc>
@@ -473,7 +473,7 @@
               <w:rPr>
                 <w:b/>
               </w:rPr>
-              <w:t>+0.12%</w:t>
+              <w:t>+0.19%</w:t>
             </w:r>
           </w:p>
         </w:tc>
@@ -1218,7 +1218,7 @@
         <w:rPr>
           <w:b/>
         </w:rPr>
-        <w:t>`109.71` (-3.06%)</w:t>
+        <w:t>`109.80` (-2.98%)</w:t>
       </w:r>
       <w:r>
         <w:t xml:space="preserve"> | DXY: </w:t>
@@ -1227,7 +1227,7 @@
         <w:rPr>
           <w:b/>
         </w:rPr>
-        <w:t>`101.73` (+0.12%)</w:t>
+        <w:t>`101.80` (+0.19%)</w:t>
       </w:r>
       <w:r>
         <w:t xml:space="preserve"> | Lúa mì CBOT: </w:t>
@@ -1236,7 +1236,7 @@
         <w:rPr>
           <w:b/>
         </w:rPr>
-        <w:t>`624.75` (+0.00%)</w:t>
+        <w:t>`626.00` (+0.20%)</w:t>
       </w:r>
       <w:r>
         <w:t>.</w:t>
@@ -1306,7 +1306,7 @@
           <w:color w:val="5C768D"/>
           <w:sz w:val="19"/>
         </w:rPr>
-        <w:t>Cập nhật tự động lúc 17:01 ICT ngày 23/10/2026 — Nguồn: NOAA, USDA, BOM Australia</w:t>
+        <w:t>Cập nhật tự động lúc 19:01 ICT ngày 23/10/2026 — Nguồn: NOAA, USDA, BOM Australia</w:t>
       </w:r>
     </w:p>
     <w:p>
@@ -3574,7 +3574,7 @@
               <w:rPr>
                 <w:b/>
               </w:rPr>
-              <w:t>458.25</w:t>
+              <w:t>459.25</w:t>
             </w:r>
           </w:p>
         </w:tc>
@@ -3605,7 +3605,7 @@
               <w:rPr>
                 <w:b/>
               </w:rPr>
-              <w:t>458.12 (-0.13)</w:t>
+              <w:t>459.09 (-0.16)</w:t>
             </w:r>
           </w:p>
         </w:tc>
@@ -3633,7 +3633,7 @@
             </w:pPr>
             <w:r/>
             <w:r>
-              <w:t>Bearish (460.82 &lt; 462.49)</w:t>
+              <w:t>Bearish (460.50 &lt; 462.22)</w:t>
             </w:r>
           </w:p>
         </w:tc>
@@ -3822,7 +3822,7 @@
               <w:rPr>
                 <w:b/>
               </w:rPr>
-              <w:t>624.75</w:t>
+              <w:t>626.00</w:t>
             </w:r>
           </w:p>
         </w:tc>
@@ -3853,7 +3853,7 @@
               <w:rPr>
                 <w:b/>
               </w:rPr>
-              <w:t>624.30 (-0.45)</w:t>
+              <w:t>625.52 (-0.48)</w:t>
             </w:r>
           </w:p>
         </w:tc>
@@ -3881,7 +3881,7 @@
             </w:pPr>
             <w:r/>
             <w:r>
-              <w:t>Bearish (627.73 &lt; 632.83)</w:t>
+              <w:t>Bearish (627.33 &lt; 632.26)</w:t>
             </w:r>
           </w:p>
         </w:tc>
@@ -3909,7 +3909,7 @@
             </w:pPr>
             <w:r/>
             <w:r>
-              <w:t>3.00 cents</w:t>
+              <w:t>2.00 cents</w:t>
             </w:r>
           </w:p>
         </w:tc>
@@ -4347,7 +4347,7 @@
                 <w:b/>
                 <w:color w:val="15803D"/>
               </w:rPr>
-              <w:t>454.16 - 460.82 cents (Canh mua vùng hỗ trợ)</w:t>
+              <w:t>454.15 - 460.50 cents (Canh mua vùng hỗ trợ)</w:t>
             </w:r>
           </w:p>
         </w:tc>
@@ -4378,7 +4378,7 @@
               <w:rPr>
                 <w:b/>
               </w:rPr>
-              <w:t>451.51 cents (Dưới cản S2 + 1.5x ATR)</w:t>
+              <w:t>451.54 cents (Dưới cản S2 + 1.5x ATR)</w:t>
             </w:r>
           </w:p>
         </w:tc>
@@ -4559,7 +4559,7 @@
               <w:rPr>
                 <w:b/>
               </w:rPr>
-              <w:t>452.66 - 454.16 cents</w:t>
+              <w:t>452.65 - 454.15 cents</w:t>
             </w:r>
           </w:p>
         </w:tc>
@@ -4590,7 +4590,7 @@
               <w:rPr>
                 <w:b/>
               </w:rPr>
-              <w:t>452.17 cents (Chống quét SL tuyệt đối)</w:t>
+              <w:t>452.19 cents (Chống quét SL tuyệt đối)</w:t>
             </w:r>
           </w:p>
         </w:tc>
@@ -4783,7 +4783,7 @@
               <w:rPr>
                 <w:b/>
               </w:rPr>
-              <w:t>461.33 cents</w:t>
+              <w:t>461.31 cents</w:t>
             </w:r>
           </w:p>
         </w:tc>
@@ -4945,7 +4945,7 @@
               <w:rPr>
                 <w:b/>
               </w:rPr>
-              <w:t>448.19 - 453.50 cents</w:t>
+              <w:t>448.26 - 453.50 cents</w:t>
             </w:r>
           </w:p>
         </w:tc>
@@ -5126,7 +5126,7 @@
                 <w:b/>
                 <w:color w:val="B91C1C"/>
               </w:rPr>
-              <w:t>627.73 - 632.83 cents (Canh bán hồi kỹ thuật H1)</w:t>
+              <w:t>627.33 - 632.26 cents (Canh bán hồi kỹ thuật H1)</w:t>
             </w:r>
           </w:p>
         </w:tc>
@@ -5157,7 +5157,7 @@
               <w:rPr>
                 <w:b/>
               </w:rPr>
-              <w:t>733.85 cents (Trên kháng cự R2 + 1.5x ATR)</w:t>
+              <w:t>733.60 cents (Trên kháng cự R2 + 1.5x ATR)</w:t>
             </w:r>
           </w:p>
         </w:tc>
@@ -5193,7 +5193,7 @@
                 <w:color w:val="D97706"/>
                 <w:sz w:val="19"/>
               </w:rPr>
-              <w:t xml:space="preserve"> 621.50 cents </w:t>
+              <w:t xml:space="preserve"> 623.50 cents </w:t>
             </w:r>
             <w:r>
               <w:t xml:space="preserve"> / TP2: </w:t>
@@ -5335,7 +5335,7 @@
               <w:rPr>
                 <w:b/>
               </w:rPr>
-              <w:t>634.25 - 636.25 cents</w:t>
+              <w:t>635.00 - 637.00 cents</w:t>
             </w:r>
           </w:p>
         </w:tc>
@@ -5366,7 +5366,7 @@
               <w:rPr>
                 <w:b/>
               </w:rPr>
-              <w:t>632.98 cents</w:t>
+              <w:t>633.11 cents</w:t>
             </w:r>
           </w:p>
         </w:tc>
@@ -5559,7 +5559,7 @@
               <w:rPr>
                 <w:b/>
               </w:rPr>
-              <w:t>646.02 cents</w:t>
+              <w:t>645.89 cents</w:t>
             </w:r>
           </w:p>
         </w:tc>
@@ -5721,7 +5721,7 @@
               <w:rPr>
                 <w:b/>
               </w:rPr>
-              <w:t>610.73 - 621.00 cents</w:t>
+              <w:t>611.41 - 621.00 cents</w:t>
             </w:r>
           </w:p>
         </w:tc>
@@ -11599,7 +11599,7 @@
         <w:t>Giá Chốt Phiên (Close):</w:t>
       </w:r>
       <w:r>
-        <w:t xml:space="preserve"> 458.25 cents | </w:t>
+        <w:t xml:space="preserve"> 459.25 cents | </w:t>
       </w:r>
       <w:r>
         <w:rPr>
@@ -11614,10 +11614,10 @@
         <w:rPr>
           <w:b/>
         </w:rPr>
-        <w:t>`458.12 cents`</w:t>
+        <w:t>`459.09 cents`</w:t>
       </w:r>
       <w:r>
-        <w:t xml:space="preserve"> (-0.13).</w:t>
+        <w:t xml:space="preserve"> (-0.16).</w:t>
       </w:r>
     </w:p>
     <w:p>
@@ -11638,7 +11638,7 @@
         <w:rPr>
           <w:b/>
         </w:rPr>
-        <w:t>`19,788`</w:t>
+        <w:t>`24,276`</w:t>
       </w:r>
       <w:r>
         <w:t xml:space="preserve"> (Chênh lệch: </w:t>
@@ -11647,7 +11647,7 @@
         <w:rPr>
           <w:b/>
         </w:rPr>
-        <w:t>`-299,703`</w:t>
+        <w:t>`-295,215`</w:t>
       </w:r>
       <w:r>
         <w:t xml:space="preserve">) | OI: </w:t>
@@ -11689,7 +11689,7 @@
         <w:rPr>
           <w:b/>
         </w:rPr>
-        <w:t>`Bearish Engulfing (Nhấn chìm giảm thiểu)`</w:t>
+        <w:t>`Không phát hiện mô hình nến đặc biệt`</w:t>
       </w:r>
     </w:p>
     <w:p>
@@ -11726,16 +11726,16 @@
         <w:t>Đánh giá xu hướng kết hợp:</w:t>
       </w:r>
       <w:r>
-        <w:t xml:space="preserve"> ️ </w:t>
+        <w:t xml:space="preserve"> </w:t>
       </w:r>
       <w:r>
         <w:rPr>
           <w:b/>
         </w:rPr>
-        <w:t>HỒI KỸ THUẬT YẾU (Weak Bullish Retest):</w:t>
+        <w:t>TÍCH LŨY TIÊU CỰC (Distribution):</w:t>
       </w:r>
       <w:r>
-        <w:t xml:space="preserve"> Xuất hiện nến tăng nhưng dòng tiền/thanh khoản yếu. Cần quan sát thêm lực cầu.</w:t>
+        <w:t xml:space="preserve"> Nến đi ngang nhưng dòng tiền rút dần (OI giảm), cảnh báo rủi ro suy sụt sắp tới.</w:t>
       </w:r>
     </w:p>
     <w:p>
@@ -11981,7 +11981,7 @@
               <w:rPr>
                 <w:b/>
               </w:rPr>
-              <w:t>109.71</w:t>
+              <w:t>109.80</w:t>
             </w:r>
           </w:p>
         </w:tc>
@@ -12012,7 +12012,7 @@
               <w:rPr>
                 <w:b/>
               </w:rPr>
-              <w:t>-3.06%</w:t>
+              <w:t>-2.98%</w:t>
             </w:r>
           </w:p>
         </w:tc>
@@ -12104,7 +12104,7 @@
               <w:rPr>
                 <w:b/>
               </w:rPr>
-              <w:t>101.73</w:t>
+              <w:t>101.80</w:t>
             </w:r>
           </w:p>
         </w:tc>
@@ -12135,7 +12135,7 @@
               <w:rPr>
                 <w:b/>
               </w:rPr>
-              <w:t>+0.12%</w:t>
+              <w:t>+0.19%</w:t>
             </w:r>
           </w:p>
         </w:tc>
@@ -12739,7 +12739,7 @@
         <w:t xml:space="preserve"> EMA_21 </w:t>
       </w:r>
       <w:r>
-        <w:t xml:space="preserve"> (460.82) &lt; </w:t>
+        <w:t xml:space="preserve"> (460.50) &lt; </w:t>
       </w:r>
       <w:r>
         <w:rPr>
@@ -12750,7 +12750,7 @@
         <w:t xml:space="preserve"> EMA_50 </w:t>
       </w:r>
       <w:r>
-        <w:t xml:space="preserve"> (462.49).</w:t>
+        <w:t xml:space="preserve"> (462.22).</w:t>
       </w:r>
     </w:p>
     <w:p>
@@ -12771,7 +12771,7 @@
         <w:rPr>
           <w:b/>
         </w:rPr>
-        <w:t>`36.54`</w:t>
+        <w:t>`41.78`</w:t>
       </w:r>
       <w:r>
         <w:t xml:space="preserve"> | ATR (14) = </w:t>
@@ -12780,7 +12780,7 @@
         <w:rPr>
           <w:b/>
         </w:rPr>
-        <w:t>`1.33`</w:t>
+        <w:t>`1.31`</w:t>
       </w:r>
       <w:r>
         <w:t xml:space="preserve"> cents | Volatility = </w:t>
@@ -12813,7 +12813,7 @@
         <w:rPr>
           <w:b/>
         </w:rPr>
-        <w:t>`454.16`</w:t>
+        <w:t>`454.15`</w:t>
       </w:r>
       <w:r>
         <w:t xml:space="preserve"> | S2: </w:t>
@@ -13574,7 +13574,7 @@
           <w:b/>
           <w:color w:val="15803D"/>
         </w:rPr>
-        <w:t>`454.16 - 460.82 cents (Canh mua vùng hỗ trợ)`</w:t>
+        <w:t>`454.15 - 460.50 cents (Canh mua vùng hỗ trợ)`</w:t>
       </w:r>
       <w:r>
         <w:t xml:space="preserve"> | SL: </w:t>
@@ -13583,7 +13583,7 @@
         <w:rPr>
           <w:b/>
         </w:rPr>
-        <w:t>`451.51 cents (Dưới cản S2 + 1.5x ATR)`</w:t>
+        <w:t>`451.54 cents (Dưới cản S2 + 1.5x ATR)`</w:t>
       </w:r>
       <w:r>
         <w:t xml:space="preserve"> | TP: </w:t>
@@ -13645,7 +13645,7 @@
         <w:rPr>
           <w:b/>
         </w:rPr>
-        <w:t>`452.66 - 454.16 cents`</w:t>
+        <w:t>`452.65 - 454.15 cents`</w:t>
       </w:r>
       <w:r>
         <w:t xml:space="preserve"> | SL: </w:t>
@@ -13654,7 +13654,7 @@
         <w:rPr>
           <w:b/>
         </w:rPr>
-        <w:t>`452.17 cents (Chống quét SL tuyệt đối)`</w:t>
+        <w:t>`452.19 cents (Chống quét SL tuyệt đối)`</w:t>
       </w:r>
       <w:r>
         <w:t xml:space="preserve"> | TP: </w:t>
@@ -13700,7 +13700,7 @@
         <w:rPr>
           <w:b/>
         </w:rPr>
-        <w:t>`461.33 cents`</w:t>
+        <w:t>`461.31 cents`</w:t>
       </w:r>
       <w:r>
         <w:t xml:space="preserve"> | TP: </w:t>
@@ -13749,7 +13749,7 @@
         <w:rPr>
           <w:b/>
         </w:rPr>
-        <w:t>`448.19 - 453.50 cents`</w:t>
+        <w:t>`448.26 - 453.50 cents`</w:t>
       </w:r>
     </w:p>
     <w:p>
@@ -14156,7 +14156,7 @@
             </w:pPr>
             <w:r/>
             <w:r>
-              <w:t>458.25</w:t>
+              <w:t>459.25</w:t>
             </w:r>
           </w:p>
         </w:tc>
@@ -14184,7 +14184,7 @@
             </w:pPr>
             <w:r/>
             <w:r>
-              <w:t>462.00</w:t>
+              <w:t>463.00</w:t>
             </w:r>
           </w:p>
         </w:tc>
@@ -14212,7 +14212,7 @@
             </w:pPr>
             <w:r/>
             <w:r>
-              <w:t>455.00</w:t>
+              <w:t>456.00</w:t>
             </w:r>
           </w:p>
         </w:tc>
@@ -14243,7 +14243,7 @@
               <w:rPr>
                 <w:b/>
               </w:rPr>
-              <w:t>458.50</w:t>
+              <w:t>459.50</w:t>
             </w:r>
           </w:p>
         </w:tc>
@@ -14391,7 +14391,7 @@
             </w:pPr>
             <w:r/>
             <w:r>
-              <w:t>458.50</w:t>
+              <w:t>459.50</w:t>
             </w:r>
           </w:p>
         </w:tc>
@@ -14419,7 +14419,7 @@
             </w:pPr>
             <w:r/>
             <w:r>
-              <w:t>461.25</w:t>
+              <w:t>462.25</w:t>
             </w:r>
           </w:p>
         </w:tc>
@@ -14447,7 +14447,7 @@
             </w:pPr>
             <w:r/>
             <w:r>
-              <w:t>454.75</w:t>
+              <w:t>455.75</w:t>
             </w:r>
           </w:p>
         </w:tc>
@@ -14478,7 +14478,7 @@
               <w:rPr>
                 <w:b/>
               </w:rPr>
-              <w:t>458.00</w:t>
+              <w:t>459.00</w:t>
             </w:r>
           </w:p>
         </w:tc>
@@ -14626,7 +14626,7 @@
             </w:pPr>
             <w:r/>
             <w:r>
-              <w:t>458.00</w:t>
+              <w:t>459.00</w:t>
             </w:r>
           </w:p>
         </w:tc>
@@ -14654,7 +14654,7 @@
             </w:pPr>
             <w:r/>
             <w:r>
-              <w:t>461.00</w:t>
+              <w:t>462.00</w:t>
             </w:r>
           </w:p>
         </w:tc>
@@ -14682,7 +14682,7 @@
             </w:pPr>
             <w:r/>
             <w:r>
-              <w:t>454.00</w:t>
+              <w:t>455.00</w:t>
             </w:r>
           </w:p>
         </w:tc>
@@ -14713,7 +14713,7 @@
               <w:rPr>
                 <w:b/>
               </w:rPr>
-              <w:t>458.75</w:t>
+              <w:t>459.75</w:t>
             </w:r>
           </w:p>
         </w:tc>
@@ -14861,7 +14861,7 @@
             </w:pPr>
             <w:r/>
             <w:r>
-              <w:t>458.75</w:t>
+              <w:t>459.75</w:t>
             </w:r>
           </w:p>
         </w:tc>
@@ -14889,7 +14889,7 @@
             </w:pPr>
             <w:r/>
             <w:r>
-              <w:t>463.25</w:t>
+              <w:t>464.25</w:t>
             </w:r>
           </w:p>
         </w:tc>
@@ -14917,7 +14917,7 @@
             </w:pPr>
             <w:r/>
             <w:r>
-              <w:t>453.75</w:t>
+              <w:t>454.75</w:t>
             </w:r>
           </w:p>
         </w:tc>
@@ -14948,7 +14948,7 @@
               <w:rPr>
                 <w:b/>
               </w:rPr>
-              <w:t>459.50</w:t>
+              <w:t>460.50</w:t>
             </w:r>
           </w:p>
         </w:tc>
@@ -15096,7 +15096,7 @@
             </w:pPr>
             <w:r/>
             <w:r>
-              <w:t>459.50</w:t>
+              <w:t>460.50</w:t>
             </w:r>
           </w:p>
         </w:tc>
@@ -15124,7 +15124,7 @@
             </w:pPr>
             <w:r/>
             <w:r>
-              <w:t>465.00</w:t>
+              <w:t>466.00</w:t>
             </w:r>
           </w:p>
         </w:tc>
@@ -15152,7 +15152,7 @@
             </w:pPr>
             <w:r/>
             <w:r>
-              <w:t>453.25</w:t>
+              <w:t>454.25</w:t>
             </w:r>
           </w:p>
         </w:tc>
@@ -15183,7 +15183,7 @@
               <w:rPr>
                 <w:b/>
               </w:rPr>
-              <w:t>461.75</w:t>
+              <w:t>462.75</w:t>
             </w:r>
           </w:p>
         </w:tc>
@@ -15331,7 +15331,7 @@
             </w:pPr>
             <w:r/>
             <w:r>
-              <w:t>461.75</w:t>
+              <w:t>462.75</w:t>
             </w:r>
           </w:p>
         </w:tc>
@@ -15359,7 +15359,7 @@
             </w:pPr>
             <w:r/>
             <w:r>
-              <w:t>464.75</w:t>
+              <w:t>465.75</w:t>
             </w:r>
           </w:p>
         </w:tc>
@@ -15387,7 +15387,7 @@
             </w:pPr>
             <w:r/>
             <w:r>
-              <w:t>457.50</w:t>
+              <w:t>458.50</w:t>
             </w:r>
           </w:p>
         </w:tc>
@@ -15418,7 +15418,7 @@
               <w:rPr>
                 <w:b/>
               </w:rPr>
-              <w:t>462.00</w:t>
+              <w:t>463.00</w:t>
             </w:r>
           </w:p>
         </w:tc>
@@ -15566,7 +15566,7 @@
             </w:pPr>
             <w:r/>
             <w:r>
-              <w:t>462.00</w:t>
+              <w:t>463.00</w:t>
             </w:r>
           </w:p>
         </w:tc>
@@ -15594,7 +15594,7 @@
             </w:pPr>
             <w:r/>
             <w:r>
-              <w:t>465.25</w:t>
+              <w:t>466.25</w:t>
             </w:r>
           </w:p>
         </w:tc>
@@ -15622,7 +15622,7 @@
             </w:pPr>
             <w:r/>
             <w:r>
-              <w:t>455.50</w:t>
+              <w:t>456.50</w:t>
             </w:r>
           </w:p>
         </w:tc>
@@ -15653,7 +15653,7 @@
               <w:rPr>
                 <w:b/>
               </w:rPr>
-              <w:t>462.75</w:t>
+              <w:t>463.75</w:t>
             </w:r>
           </w:p>
         </w:tc>
@@ -15801,7 +15801,7 @@
             </w:pPr>
             <w:r/>
             <w:r>
-              <w:t>462.75</w:t>
+              <w:t>463.75</w:t>
             </w:r>
           </w:p>
         </w:tc>
@@ -15829,7 +15829,7 @@
             </w:pPr>
             <w:r/>
             <w:r>
-              <w:t>465.75</w:t>
+              <w:t>466.75</w:t>
             </w:r>
           </w:p>
         </w:tc>
@@ -15857,7 +15857,7 @@
             </w:pPr>
             <w:r/>
             <w:r>
-              <w:t>458.25</w:t>
+              <w:t>459.25</w:t>
             </w:r>
           </w:p>
         </w:tc>
@@ -15888,7 +15888,7 @@
               <w:rPr>
                 <w:b/>
               </w:rPr>
-              <w:t>462.25</w:t>
+              <w:t>463.25</w:t>
             </w:r>
           </w:p>
         </w:tc>
@@ -16036,7 +16036,7 @@
             </w:pPr>
             <w:r/>
             <w:r>
-              <w:t>462.25</w:t>
+              <w:t>463.25</w:t>
             </w:r>
           </w:p>
         </w:tc>
@@ -16064,7 +16064,7 @@
             </w:pPr>
             <w:r/>
             <w:r>
-              <w:t>466.25</w:t>
+              <w:t>467.25</w:t>
             </w:r>
           </w:p>
         </w:tc>
@@ -16092,7 +16092,7 @@
             </w:pPr>
             <w:r/>
             <w:r>
-              <w:t>456.50</w:t>
+              <w:t>457.50</w:t>
             </w:r>
           </w:p>
         </w:tc>
@@ -16123,7 +16123,7 @@
               <w:rPr>
                 <w:b/>
               </w:rPr>
-              <w:t>462.75</w:t>
+              <w:t>463.75</w:t>
             </w:r>
           </w:p>
         </w:tc>
@@ -16271,7 +16271,7 @@
             </w:pPr>
             <w:r/>
             <w:r>
-              <w:t>462.75</w:t>
+              <w:t>463.75</w:t>
             </w:r>
           </w:p>
         </w:tc>
@@ -16299,7 +16299,7 @@
             </w:pPr>
             <w:r/>
             <w:r>
-              <w:t>465.25</w:t>
+              <w:t>466.25</w:t>
             </w:r>
           </w:p>
         </w:tc>
@@ -16327,7 +16327,7 @@
             </w:pPr>
             <w:r/>
             <w:r>
-              <w:t>459.50</w:t>
+              <w:t>460.50</w:t>
             </w:r>
           </w:p>
         </w:tc>
@@ -16358,7 +16358,7 @@
               <w:rPr>
                 <w:b/>
               </w:rPr>
-              <w:t>463.25</w:t>
+              <w:t>464.25</w:t>
             </w:r>
           </w:p>
         </w:tc>
@@ -16506,7 +16506,7 @@
             </w:pPr>
             <w:r/>
             <w:r>
-              <w:t>463.25</w:t>
+              <w:t>464.25</w:t>
             </w:r>
           </w:p>
         </w:tc>
@@ -16534,7 +16534,7 @@
             </w:pPr>
             <w:r/>
             <w:r>
-              <w:t>466.75</w:t>
+              <w:t>467.75</w:t>
             </w:r>
           </w:p>
         </w:tc>
@@ -16562,7 +16562,7 @@
             </w:pPr>
             <w:r/>
             <w:r>
-              <w:t>457.25</w:t>
+              <w:t>458.25</w:t>
             </w:r>
           </w:p>
         </w:tc>
@@ -16593,7 +16593,7 @@
               <w:rPr>
                 <w:b/>
               </w:rPr>
-              <w:t>464.25</w:t>
+              <w:t>465.25</w:t>
             </w:r>
           </w:p>
         </w:tc>
@@ -16741,7 +16741,7 @@
             </w:pPr>
             <w:r/>
             <w:r>
-              <w:t>464.25</w:t>
+              <w:t>465.25</w:t>
             </w:r>
           </w:p>
         </w:tc>
@@ -16769,7 +16769,7 @@
             </w:pPr>
             <w:r/>
             <w:r>
-              <w:t>467.00</w:t>
+              <w:t>468.00</w:t>
             </w:r>
           </w:p>
         </w:tc>
@@ -16797,7 +16797,7 @@
             </w:pPr>
             <w:r/>
             <w:r>
-              <w:t>461.75</w:t>
+              <w:t>462.75</w:t>
             </w:r>
           </w:p>
         </w:tc>
@@ -16828,7 +16828,7 @@
               <w:rPr>
                 <w:b/>
               </w:rPr>
-              <w:t>464.25</w:t>
+              <w:t>465.25</w:t>
             </w:r>
           </w:p>
         </w:tc>
@@ -16976,7 +16976,7 @@
             </w:pPr>
             <w:r/>
             <w:r>
-              <w:t>464.25</w:t>
+              <w:t>465.25</w:t>
             </w:r>
           </w:p>
         </w:tc>
@@ -17004,7 +17004,7 @@
             </w:pPr>
             <w:r/>
             <w:r>
-              <w:t>467.00</w:t>
+              <w:t>468.00</w:t>
             </w:r>
           </w:p>
         </w:tc>
@@ -17032,7 +17032,7 @@
             </w:pPr>
             <w:r/>
             <w:r>
-              <w:t>461.75</w:t>
+              <w:t>462.75</w:t>
             </w:r>
           </w:p>
         </w:tc>
@@ -17063,7 +17063,7 @@
               <w:rPr>
                 <w:b/>
               </w:rPr>
-              <w:t>463.75</w:t>
+              <w:t>464.75</w:t>
             </w:r>
           </w:p>
         </w:tc>
@@ -17211,7 +17211,7 @@
             </w:pPr>
             <w:r/>
             <w:r>
-              <w:t>463.75</w:t>
+              <w:t>464.75</w:t>
             </w:r>
           </w:p>
         </w:tc>
@@ -17239,7 +17239,7 @@
             </w:pPr>
             <w:r/>
             <w:r>
-              <w:t>466.75</w:t>
+              <w:t>467.75</w:t>
             </w:r>
           </w:p>
         </w:tc>
@@ -17267,7 +17267,7 @@
             </w:pPr>
             <w:r/>
             <w:r>
-              <w:t>460.50</w:t>
+              <w:t>461.50</w:t>
             </w:r>
           </w:p>
         </w:tc>
@@ -17298,7 +17298,7 @@
               <w:rPr>
                 <w:b/>
               </w:rPr>
-              <w:t>463.50</w:t>
+              <w:t>464.50</w:t>
             </w:r>
           </w:p>
         </w:tc>
@@ -17446,7 +17446,7 @@
             </w:pPr>
             <w:r/>
             <w:r>
-              <w:t>463.50</w:t>
+              <w:t>464.50</w:t>
             </w:r>
           </w:p>
         </w:tc>
@@ -17474,7 +17474,7 @@
             </w:pPr>
             <w:r/>
             <w:r>
-              <w:t>467.50</w:t>
+              <w:t>468.50</w:t>
             </w:r>
           </w:p>
         </w:tc>
@@ -17502,7 +17502,7 @@
             </w:pPr>
             <w:r/>
             <w:r>
-              <w:t>458.25</w:t>
+              <w:t>459.25</w:t>
             </w:r>
           </w:p>
         </w:tc>
@@ -17533,7 +17533,7 @@
               <w:rPr>
                 <w:b/>
               </w:rPr>
-              <w:t>464.00</w:t>
+              <w:t>465.00</w:t>
             </w:r>
           </w:p>
         </w:tc>
@@ -17681,7 +17681,7 @@
             </w:pPr>
             <w:r/>
             <w:r>
-              <w:t>464.00</w:t>
+              <w:t>465.00</w:t>
             </w:r>
           </w:p>
         </w:tc>
@@ -17709,7 +17709,7 @@
             </w:pPr>
             <w:r/>
             <w:r>
-              <w:t>468.75</w:t>
+              <w:t>469.75</w:t>
             </w:r>
           </w:p>
         </w:tc>
@@ -17737,7 +17737,7 @@
             </w:pPr>
             <w:r/>
             <w:r>
-              <w:t>457.00</w:t>
+              <w:t>458.00</w:t>
             </w:r>
           </w:p>
         </w:tc>
@@ -17768,7 +17768,7 @@
               <w:rPr>
                 <w:b/>
               </w:rPr>
-              <w:t>466.00</w:t>
+              <w:t>467.00</w:t>
             </w:r>
           </w:p>
         </w:tc>
@@ -17916,7 +17916,7 @@
             </w:pPr>
             <w:r/>
             <w:r>
-              <w:t>466.00</w:t>
+              <w:t>467.00</w:t>
             </w:r>
           </w:p>
         </w:tc>
@@ -17944,7 +17944,7 @@
             </w:pPr>
             <w:r/>
             <w:r>
-              <w:t>474.00</w:t>
+              <w:t>475.00</w:t>
             </w:r>
           </w:p>
         </w:tc>
@@ -17972,7 +17972,7 @@
             </w:pPr>
             <w:r/>
             <w:r>
-              <w:t>459.00</w:t>
+              <w:t>460.00</w:t>
             </w:r>
           </w:p>
         </w:tc>
@@ -18003,7 +18003,7 @@
               <w:rPr>
                 <w:b/>
               </w:rPr>
-              <w:t>467.50</w:t>
+              <w:t>468.50</w:t>
             </w:r>
           </w:p>
         </w:tc>
@@ -18151,7 +18151,7 @@
             </w:pPr>
             <w:r/>
             <w:r>
-              <w:t>467.50</w:t>
+              <w:t>468.50</w:t>
             </w:r>
           </w:p>
         </w:tc>
@@ -18179,7 +18179,7 @@
             </w:pPr>
             <w:r/>
             <w:r>
-              <w:t>472.00</w:t>
+              <w:t>473.00</w:t>
             </w:r>
           </w:p>
         </w:tc>
@@ -18207,7 +18207,7 @@
             </w:pPr>
             <w:r/>
             <w:r>
-              <w:t>463.25</w:t>
+              <w:t>464.25</w:t>
             </w:r>
           </w:p>
         </w:tc>
@@ -18238,7 +18238,7 @@
               <w:rPr>
                 <w:b/>
               </w:rPr>
-              <w:t>467.00</w:t>
+              <w:t>468.00</w:t>
             </w:r>
           </w:p>
         </w:tc>
@@ -18386,7 +18386,7 @@
             </w:pPr>
             <w:r/>
             <w:r>
-              <w:t>467.00</w:t>
+              <w:t>468.00</w:t>
             </w:r>
           </w:p>
         </w:tc>
@@ -18414,7 +18414,7 @@
             </w:pPr>
             <w:r/>
             <w:r>
-              <w:t>469.25</w:t>
+              <w:t>470.25</w:t>
             </w:r>
           </w:p>
         </w:tc>
@@ -18442,7 +18442,7 @@
             </w:pPr>
             <w:r/>
             <w:r>
-              <w:t>464.25</w:t>
+              <w:t>465.25</w:t>
             </w:r>
           </w:p>
         </w:tc>
@@ -18473,7 +18473,7 @@
               <w:rPr>
                 <w:b/>
               </w:rPr>
-              <w:t>466.75</w:t>
+              <w:t>467.75</w:t>
             </w:r>
           </w:p>
         </w:tc>
@@ -18621,7 +18621,7 @@
             </w:pPr>
             <w:r/>
             <w:r>
-              <w:t>466.75</w:t>
+              <w:t>467.75</w:t>
             </w:r>
           </w:p>
         </w:tc>
@@ -18649,7 +18649,7 @@
             </w:pPr>
             <w:r/>
             <w:r>
-              <w:t>468.75</w:t>
+              <w:t>469.75</w:t>
             </w:r>
           </w:p>
         </w:tc>
@@ -18677,7 +18677,7 @@
             </w:pPr>
             <w:r/>
             <w:r>
-              <w:t>462.25</w:t>
+              <w:t>463.25</w:t>
             </w:r>
           </w:p>
         </w:tc>
@@ -18708,7 +18708,7 @@
               <w:rPr>
                 <w:b/>
               </w:rPr>
-              <w:t>467.00</w:t>
+              <w:t>468.00</w:t>
             </w:r>
           </w:p>
         </w:tc>
@@ -18856,7 +18856,7 @@
             </w:pPr>
             <w:r/>
             <w:r>
-              <w:t>467.00</w:t>
+              <w:t>468.00</w:t>
             </w:r>
           </w:p>
         </w:tc>
@@ -18884,7 +18884,7 @@
             </w:pPr>
             <w:r/>
             <w:r>
-              <w:t>470.75</w:t>
+              <w:t>471.75</w:t>
             </w:r>
           </w:p>
         </w:tc>
@@ -18912,7 +18912,7 @@
             </w:pPr>
             <w:r/>
             <w:r>
-              <w:t>464.25</w:t>
+              <w:t>465.25</w:t>
             </w:r>
           </w:p>
         </w:tc>
@@ -18943,7 +18943,7 @@
               <w:rPr>
                 <w:b/>
               </w:rPr>
-              <w:t>467.50</w:t>
+              <w:t>468.50</w:t>
             </w:r>
           </w:p>
         </w:tc>
@@ -19091,7 +19091,7 @@
             </w:pPr>
             <w:r/>
             <w:r>
-              <w:t>467.50</w:t>
+              <w:t>468.50</w:t>
             </w:r>
           </w:p>
         </w:tc>
@@ -19119,7 +19119,7 @@
             </w:pPr>
             <w:r/>
             <w:r>
-              <w:t>470.50</w:t>
+              <w:t>471.50</w:t>
             </w:r>
           </w:p>
         </w:tc>
@@ -19147,7 +19147,7 @@
             </w:pPr>
             <w:r/>
             <w:r>
-              <w:t>463.00</w:t>
+              <w:t>464.00</w:t>
             </w:r>
           </w:p>
         </w:tc>
@@ -19178,7 +19178,7 @@
               <w:rPr>
                 <w:b/>
               </w:rPr>
-              <w:t>467.75</w:t>
+              <w:t>468.75</w:t>
             </w:r>
           </w:p>
         </w:tc>
@@ -19326,7 +19326,7 @@
             </w:pPr>
             <w:r/>
             <w:r>
-              <w:t>467.75</w:t>
+              <w:t>468.75</w:t>
             </w:r>
           </w:p>
         </w:tc>
@@ -19354,7 +19354,7 @@
             </w:pPr>
             <w:r/>
             <w:r>
-              <w:t>472.00</w:t>
+              <w:t>473.00</w:t>
             </w:r>
           </w:p>
         </w:tc>
@@ -19382,7 +19382,7 @@
             </w:pPr>
             <w:r/>
             <w:r>
-              <w:t>464.50</w:t>
+              <w:t>465.50</w:t>
             </w:r>
           </w:p>
         </w:tc>
@@ -19413,7 +19413,7 @@
               <w:rPr>
                 <w:b/>
               </w:rPr>
-              <w:t>468.50</w:t>
+              <w:t>469.50</w:t>
             </w:r>
           </w:p>
         </w:tc>
@@ -19561,7 +19561,7 @@
             </w:pPr>
             <w:r/>
             <w:r>
-              <w:t>468.50</w:t>
+              <w:t>469.50</w:t>
             </w:r>
           </w:p>
         </w:tc>
@@ -19589,7 +19589,7 @@
             </w:pPr>
             <w:r/>
             <w:r>
-              <w:t>472.00</w:t>
+              <w:t>473.00</w:t>
             </w:r>
           </w:p>
         </w:tc>
@@ -19617,7 +19617,7 @@
             </w:pPr>
             <w:r/>
             <w:r>
-              <w:t>466.25</w:t>
+              <w:t>467.25</w:t>
             </w:r>
           </w:p>
         </w:tc>
@@ -19648,7 +19648,7 @@
               <w:rPr>
                 <w:b/>
               </w:rPr>
-              <w:t>468.50</w:t>
+              <w:t>469.50</w:t>
             </w:r>
           </w:p>
         </w:tc>
@@ -19796,7 +19796,7 @@
             </w:pPr>
             <w:r/>
             <w:r>
-              <w:t>468.50</w:t>
+              <w:t>469.50</w:t>
             </w:r>
           </w:p>
         </w:tc>
@@ -19824,7 +19824,7 @@
             </w:pPr>
             <w:r/>
             <w:r>
-              <w:t>472.25</w:t>
+              <w:t>473.25</w:t>
             </w:r>
           </w:p>
         </w:tc>
@@ -19852,7 +19852,7 @@
             </w:pPr>
             <w:r/>
             <w:r>
-              <w:t>465.00</w:t>
+              <w:t>466.00</w:t>
             </w:r>
           </w:p>
         </w:tc>
@@ -19883,7 +19883,7 @@
               <w:rPr>
                 <w:b/>
               </w:rPr>
-              <w:t>468.25</w:t>
+              <w:t>469.25</w:t>
             </w:r>
           </w:p>
         </w:tc>
@@ -20031,7 +20031,7 @@
             </w:pPr>
             <w:r/>
             <w:r>
-              <w:t>468.25</w:t>
+              <w:t>469.25</w:t>
             </w:r>
           </w:p>
         </w:tc>
@@ -20059,7 +20059,7 @@
             </w:pPr>
             <w:r/>
             <w:r>
-              <w:t>471.75</w:t>
+              <w:t>472.75</w:t>
             </w:r>
           </w:p>
         </w:tc>
@@ -20087,7 +20087,7 @@
             </w:pPr>
             <w:r/>
             <w:r>
-              <w:t>465.00</w:t>
+              <w:t>466.00</w:t>
             </w:r>
           </w:p>
         </w:tc>
@@ -20118,7 +20118,7 @@
               <w:rPr>
                 <w:b/>
               </w:rPr>
-              <w:t>468.00</w:t>
+              <w:t>469.00</w:t>
             </w:r>
           </w:p>
         </w:tc>
@@ -20266,7 +20266,7 @@
             </w:pPr>
             <w:r/>
             <w:r>
-              <w:t>468.00</w:t>
+              <w:t>469.00</w:t>
             </w:r>
           </w:p>
         </w:tc>
@@ -20294,7 +20294,7 @@
             </w:pPr>
             <w:r/>
             <w:r>
-              <w:t>471.00</w:t>
+              <w:t>472.00</w:t>
             </w:r>
           </w:p>
         </w:tc>
@@ -20322,7 +20322,7 @@
             </w:pPr>
             <w:r/>
             <w:r>
-              <w:t>465.25</w:t>
+              <w:t>466.25</w:t>
             </w:r>
           </w:p>
         </w:tc>
@@ -20353,7 +20353,7 @@
               <w:rPr>
                 <w:b/>
               </w:rPr>
-              <w:t>468.25</w:t>
+              <w:t>469.25</w:t>
             </w:r>
           </w:p>
         </w:tc>
@@ -20501,7 +20501,7 @@
             </w:pPr>
             <w:r/>
             <w:r>
-              <w:t>468.25</w:t>
+              <w:t>469.25</w:t>
             </w:r>
           </w:p>
         </w:tc>
@@ -20529,7 +20529,7 @@
             </w:pPr>
             <w:r/>
             <w:r>
-              <w:t>471.25</w:t>
+              <w:t>472.25</w:t>
             </w:r>
           </w:p>
         </w:tc>
@@ -20557,7 +20557,7 @@
             </w:pPr>
             <w:r/>
             <w:r>
-              <w:t>465.50</w:t>
+              <w:t>466.50</w:t>
             </w:r>
           </w:p>
         </w:tc>
@@ -20588,7 +20588,7 @@
               <w:rPr>
                 <w:b/>
               </w:rPr>
-              <w:t>468.25</w:t>
+              <w:t>469.25</w:t>
             </w:r>
           </w:p>
         </w:tc>
@@ -20736,7 +20736,7 @@
             </w:pPr>
             <w:r/>
             <w:r>
-              <w:t>468.25</w:t>
+              <w:t>469.25</w:t>
             </w:r>
           </w:p>
         </w:tc>
@@ -20764,7 +20764,7 @@
             </w:pPr>
             <w:r/>
             <w:r>
-              <w:t>472.25</w:t>
+              <w:t>473.25</w:t>
             </w:r>
           </w:p>
         </w:tc>
@@ -20792,7 +20792,7 @@
             </w:pPr>
             <w:r/>
             <w:r>
-              <w:t>464.75</w:t>
+              <w:t>465.75</w:t>
             </w:r>
           </w:p>
         </w:tc>
@@ -20823,7 +20823,7 @@
               <w:rPr>
                 <w:b/>
               </w:rPr>
-              <w:t>468.75</w:t>
+              <w:t>469.75</w:t>
             </w:r>
           </w:p>
         </w:tc>
@@ -20971,7 +20971,7 @@
             </w:pPr>
             <w:r/>
             <w:r>
-              <w:t>468.75</w:t>
+              <w:t>469.75</w:t>
             </w:r>
           </w:p>
         </w:tc>
@@ -20999,7 +20999,7 @@
             </w:pPr>
             <w:r/>
             <w:r>
-              <w:t>472.75</w:t>
+              <w:t>473.75</w:t>
             </w:r>
           </w:p>
         </w:tc>
@@ -21027,7 +21027,7 @@
             </w:pPr>
             <w:r/>
             <w:r>
-              <w:t>467.00</w:t>
+              <w:t>468.00</w:t>
             </w:r>
           </w:p>
         </w:tc>
@@ -21058,7 +21058,7 @@
               <w:rPr>
                 <w:b/>
               </w:rPr>
-              <w:t>468.50</w:t>
+              <w:t>469.50</w:t>
             </w:r>
           </w:p>
         </w:tc>
@@ -21781,7 +21781,7 @@
         <w:t>Giá Chốt Phiên (Close):</w:t>
       </w:r>
       <w:r>
-        <w:t xml:space="preserve"> 624.75 cents | </w:t>
+        <w:t xml:space="preserve"> 626.00 cents | </w:t>
       </w:r>
       <w:r>
         <w:rPr>
@@ -21796,10 +21796,10 @@
         <w:rPr>
           <w:b/>
         </w:rPr>
-        <w:t>`624.30 cents`</w:t>
+        <w:t>`625.52 cents`</w:t>
       </w:r>
       <w:r>
-        <w:t xml:space="preserve"> (-0.45).</w:t>
+        <w:t xml:space="preserve"> (-0.48).</w:t>
       </w:r>
     </w:p>
     <w:p>
@@ -21820,7 +21820,7 @@
         <w:rPr>
           <w:b/>
         </w:rPr>
-        <w:t>`11,102`</w:t>
+        <w:t>`12,944`</w:t>
       </w:r>
       <w:r>
         <w:t xml:space="preserve"> (Chênh lệch: </w:t>
@@ -21829,7 +21829,7 @@
         <w:rPr>
           <w:b/>
         </w:rPr>
-        <w:t>`-115,688`</w:t>
+        <w:t>`-113,846`</w:t>
       </w:r>
       <w:r>
         <w:t xml:space="preserve">) | OI: </w:t>
@@ -21891,9 +21891,9 @@
       <w:r>
         <w:rPr>
           <w:b/>
-          <w:color w:val="15803D"/>
+          <w:color w:val="B91C1C"/>
         </w:rPr>
-        <w:t>`Giảm suy yếu / Đáy ngắn hạn (Long Liquidation Decline)`</w:t>
+        <w:t>`Tăng yếu / Rủi ro đảo chiều (Short Covering Rally)`</w:t>
       </w:r>
     </w:p>
     <w:p>
@@ -21914,10 +21914,10 @@
         <w:rPr>
           <w:b/>
         </w:rPr>
-        <w:t>TÍCH LŨY TIÊU CỰC (Distribution):</w:t>
+        <w:t>TÍCH LŨY TÍCH CỰC (Accumulation):</w:t>
       </w:r>
       <w:r>
-        <w:t xml:space="preserve"> Nến đi ngang nhưng dòng tiền rút dần (OI giảm), cảnh báo rủi ro suy sụt sắp tới.</w:t>
+        <w:t xml:space="preserve"> Nến đi ngang nhưng dòng tiền âm thầm gia tăng (OI tăng), báo hiệu chuẩn bị có nhịp bứt phá tăng.</w:t>
       </w:r>
     </w:p>
     <w:p>
@@ -22163,7 +22163,7 @@
               <w:rPr>
                 <w:b/>
               </w:rPr>
-              <w:t>109.71</w:t>
+              <w:t>109.80</w:t>
             </w:r>
           </w:p>
         </w:tc>
@@ -22194,7 +22194,7 @@
               <w:rPr>
                 <w:b/>
               </w:rPr>
-              <w:t>-3.06%</w:t>
+              <w:t>-2.98%</w:t>
             </w:r>
           </w:p>
         </w:tc>
@@ -22286,7 +22286,7 @@
               <w:rPr>
                 <w:b/>
               </w:rPr>
-              <w:t>101.73</w:t>
+              <w:t>101.80</w:t>
             </w:r>
           </w:p>
         </w:tc>
@@ -22317,7 +22317,7 @@
               <w:rPr>
                 <w:b/>
               </w:rPr>
-              <w:t>+0.12%</w:t>
+              <w:t>+0.19%</w:t>
             </w:r>
           </w:p>
         </w:tc>
@@ -22921,7 +22921,7 @@
         <w:t xml:space="preserve"> EMA_21 </w:t>
       </w:r>
       <w:r>
-        <w:t xml:space="preserve"> (627.73) &lt; </w:t>
+        <w:t xml:space="preserve"> (627.33) &lt; </w:t>
       </w:r>
       <w:r>
         <w:rPr>
@@ -22932,7 +22932,7 @@
         <w:t xml:space="preserve"> EMA_50 </w:t>
       </w:r>
       <w:r>
-        <w:t xml:space="preserve"> (632.83).</w:t>
+        <w:t xml:space="preserve"> (632.26).</w:t>
       </w:r>
     </w:p>
     <w:p>
@@ -22953,7 +22953,7 @@
         <w:rPr>
           <w:b/>
         </w:rPr>
-        <w:t>`39.29`</w:t>
+        <w:t>`43.62`</w:t>
       </w:r>
       <w:r>
         <w:t xml:space="preserve"> | ATR (14) = </w:t>
@@ -22962,7 +22962,7 @@
         <w:rPr>
           <w:b/>
         </w:rPr>
-        <w:t>`2.57`</w:t>
+        <w:t>`2.40`</w:t>
       </w:r>
       <w:r>
         <w:t xml:space="preserve"> cents | Volatility = </w:t>
@@ -22971,7 +22971,7 @@
         <w:rPr>
           <w:b/>
         </w:rPr>
-        <w:t>`3.00 cents`</w:t>
+        <w:t>`2.00 cents`</w:t>
       </w:r>
       <w:r>
         <w:t>.</w:t>
@@ -22995,7 +22995,7 @@
         <w:rPr>
           <w:b/>
         </w:rPr>
-        <w:t>`621.50`</w:t>
+        <w:t>`623.50`</w:t>
       </w:r>
       <w:r>
         <w:t xml:space="preserve"> | S2: </w:t>
@@ -23746,7 +23746,7 @@
           <w:b/>
           <w:color w:val="B91C1C"/>
         </w:rPr>
-        <w:t>`627.73 - 632.83 cents (Canh bán hồi kỹ thuật H1)`</w:t>
+        <w:t>`627.33 - 632.26 cents (Canh bán hồi kỹ thuật H1)`</w:t>
       </w:r>
       <w:r>
         <w:t xml:space="preserve"> | SL: </w:t>
@@ -23755,7 +23755,7 @@
         <w:rPr>
           <w:b/>
         </w:rPr>
-        <w:t>`733.85 cents (Trên kháng cự R2 + 1.5x ATR)`</w:t>
+        <w:t>`733.60 cents (Trên kháng cự R2 + 1.5x ATR)`</w:t>
       </w:r>
       <w:r>
         <w:t xml:space="preserve"> | TP: </w:t>
@@ -23766,7 +23766,7 @@
           <w:color w:val="D97706"/>
           <w:sz w:val="19"/>
         </w:rPr>
-        <w:t xml:space="preserve"> 621.50 cents </w:t>
+        <w:t xml:space="preserve"> 623.50 cents </w:t>
       </w:r>
       <w:r>
         <w:t xml:space="preserve"> / </w:t>
@@ -23817,7 +23817,7 @@
         <w:rPr>
           <w:b/>
         </w:rPr>
-        <w:t>`634.25 - 636.25 cents`</w:t>
+        <w:t>`635.00 - 637.00 cents`</w:t>
       </w:r>
       <w:r>
         <w:t xml:space="preserve"> | SL: </w:t>
@@ -23826,7 +23826,7 @@
         <w:rPr>
           <w:b/>
         </w:rPr>
-        <w:t>`632.98 cents`</w:t>
+        <w:t>`633.11 cents`</w:t>
       </w:r>
       <w:r>
         <w:t xml:space="preserve"> | TP: </w:t>
@@ -23872,7 +23872,7 @@
         <w:rPr>
           <w:b/>
         </w:rPr>
-        <w:t>`646.02 cents`</w:t>
+        <w:t>`645.89 cents`</w:t>
       </w:r>
       <w:r>
         <w:t xml:space="preserve"> | TP: </w:t>
@@ -23921,7 +23921,7 @@
         <w:rPr>
           <w:b/>
         </w:rPr>
-        <w:t>`610.73 - 621.00 cents`</w:t>
+        <w:t>`611.41 - 621.00 cents`</w:t>
       </w:r>
     </w:p>
     <w:p>
@@ -24328,7 +24328,7 @@
             </w:pPr>
             <w:r/>
             <w:r>
-              <w:t>624.75</w:t>
+              <w:t>626.00</w:t>
             </w:r>
           </w:p>
         </w:tc>
@@ -24356,7 +24356,7 @@
             </w:pPr>
             <w:r/>
             <w:r>
-              <w:t>636.00</w:t>
+              <w:t>637.25</w:t>
             </w:r>
           </w:p>
         </w:tc>
@@ -24384,7 +24384,7 @@
             </w:pPr>
             <w:r/>
             <w:r>
-              <w:t>619.25</w:t>
+              <w:t>620.50</w:t>
             </w:r>
           </w:p>
         </w:tc>
@@ -24415,7 +24415,7 @@
               <w:rPr>
                 <w:b/>
               </w:rPr>
-              <w:t>624.00</w:t>
+              <w:t>625.25</w:t>
             </w:r>
           </w:p>
         </w:tc>
@@ -24563,7 +24563,7 @@
             </w:pPr>
             <w:r/>
             <w:r>
-              <w:t>624.00</w:t>
+              <w:t>625.25</w:t>
             </w:r>
           </w:p>
         </w:tc>
@@ -24591,7 +24591,7 @@
             </w:pPr>
             <w:r/>
             <w:r>
-              <w:t>631.50</w:t>
+              <w:t>632.75</w:t>
             </w:r>
           </w:p>
         </w:tc>
@@ -24619,7 +24619,7 @@
             </w:pPr>
             <w:r/>
             <w:r>
-              <w:t>618.00</w:t>
+              <w:t>619.25</w:t>
             </w:r>
           </w:p>
         </w:tc>
@@ -24650,7 +24650,7 @@
               <w:rPr>
                 <w:b/>
               </w:rPr>
-              <w:t>623.50</w:t>
+              <w:t>624.75</w:t>
             </w:r>
           </w:p>
         </w:tc>
@@ -24798,7 +24798,7 @@
             </w:pPr>
             <w:r/>
             <w:r>
-              <w:t>623.50</w:t>
+              <w:t>624.75</w:t>
             </w:r>
           </w:p>
         </w:tc>
@@ -24826,7 +24826,7 @@
             </w:pPr>
             <w:r/>
             <w:r>
-              <w:t>637.25</w:t>
+              <w:t>638.50</w:t>
             </w:r>
           </w:p>
         </w:tc>
@@ -24854,7 +24854,7 @@
             </w:pPr>
             <w:r/>
             <w:r>
-              <w:t>608.75</w:t>
+              <w:t>610.00</w:t>
             </w:r>
           </w:p>
         </w:tc>
@@ -24885,7 +24885,7 @@
               <w:rPr>
                 <w:b/>
               </w:rPr>
-              <w:t>625.50</w:t>
+              <w:t>626.75</w:t>
             </w:r>
           </w:p>
         </w:tc>
@@ -25033,7 +25033,7 @@
             </w:pPr>
             <w:r/>
             <w:r>
-              <w:t>625.50</w:t>
+              <w:t>626.75</w:t>
             </w:r>
           </w:p>
         </w:tc>
@@ -25061,7 +25061,7 @@
             </w:pPr>
             <w:r/>
             <w:r>
-              <w:t>638.75</w:t>
+              <w:t>640.00</w:t>
             </w:r>
           </w:p>
         </w:tc>
@@ -25089,7 +25089,7 @@
             </w:pPr>
             <w:r/>
             <w:r>
-              <w:t>617.25</w:t>
+              <w:t>618.50</w:t>
             </w:r>
           </w:p>
         </w:tc>
@@ -25120,7 +25120,7 @@
               <w:rPr>
                 <w:b/>
               </w:rPr>
-              <w:t>626.75</w:t>
+              <w:t>628.00</w:t>
             </w:r>
           </w:p>
         </w:tc>
@@ -25268,7 +25268,7 @@
             </w:pPr>
             <w:r/>
             <w:r>
-              <w:t>626.75</w:t>
+              <w:t>628.00</w:t>
             </w:r>
           </w:p>
         </w:tc>
@@ -25296,7 +25296,7 @@
             </w:pPr>
             <w:r/>
             <w:r>
-              <w:t>643.25</w:t>
+              <w:t>644.50</w:t>
             </w:r>
           </w:p>
         </w:tc>
@@ -25324,7 +25324,7 @@
             </w:pPr>
             <w:r/>
             <w:r>
-              <w:t>616.25</w:t>
+              <w:t>617.50</w:t>
             </w:r>
           </w:p>
         </w:tc>
@@ -25355,7 +25355,7 @@
               <w:rPr>
                 <w:b/>
               </w:rPr>
-              <w:t>631.25</w:t>
+              <w:t>632.50</w:t>
             </w:r>
           </w:p>
         </w:tc>
@@ -25503,7 +25503,7 @@
             </w:pPr>
             <w:r/>
             <w:r>
-              <w:t>631.25</w:t>
+              <w:t>632.50</w:t>
             </w:r>
           </w:p>
         </w:tc>
@@ -25531,7 +25531,7 @@
             </w:pPr>
             <w:r/>
             <w:r>
-              <w:t>639.00</w:t>
+              <w:t>640.25</w:t>
             </w:r>
           </w:p>
         </w:tc>
@@ -25559,7 +25559,7 @@
             </w:pPr>
             <w:r/>
             <w:r>
-              <w:t>620.25</w:t>
+              <w:t>621.50</w:t>
             </w:r>
           </w:p>
         </w:tc>
@@ -25590,7 +25590,7 @@
               <w:rPr>
                 <w:b/>
               </w:rPr>
-              <w:t>632.50</w:t>
+              <w:t>633.75</w:t>
             </w:r>
           </w:p>
         </w:tc>
@@ -25738,7 +25738,7 @@
             </w:pPr>
             <w:r/>
             <w:r>
-              <w:t>632.50</w:t>
+              <w:t>633.75</w:t>
             </w:r>
           </w:p>
         </w:tc>
@@ -25766,7 +25766,7 @@
             </w:pPr>
             <w:r/>
             <w:r>
-              <w:t>640.75</w:t>
+              <w:t>642.00</w:t>
             </w:r>
           </w:p>
         </w:tc>
@@ -25794,7 +25794,7 @@
             </w:pPr>
             <w:r/>
             <w:r>
-              <w:t>622.00</w:t>
+              <w:t>623.25</w:t>
             </w:r>
           </w:p>
         </w:tc>
@@ -25825,7 +25825,7 @@
               <w:rPr>
                 <w:b/>
               </w:rPr>
-              <w:t>634.25</w:t>
+              <w:t>635.50</w:t>
             </w:r>
           </w:p>
         </w:tc>
@@ -25973,7 +25973,7 @@
             </w:pPr>
             <w:r/>
             <w:r>
-              <w:t>634.25</w:t>
+              <w:t>635.50</w:t>
             </w:r>
           </w:p>
         </w:tc>
@@ -26001,7 +26001,7 @@
             </w:pPr>
             <w:r/>
             <w:r>
-              <w:t>646.50</w:t>
+              <w:t>647.75</w:t>
             </w:r>
           </w:p>
         </w:tc>
@@ -26029,7 +26029,7 @@
             </w:pPr>
             <w:r/>
             <w:r>
-              <w:t>624.50</w:t>
+              <w:t>625.75</w:t>
             </w:r>
           </w:p>
         </w:tc>
@@ -26060,7 +26060,7 @@
               <w:rPr>
                 <w:b/>
               </w:rPr>
-              <w:t>633.25</w:t>
+              <w:t>634.50</w:t>
             </w:r>
           </w:p>
         </w:tc>
@@ -26208,7 +26208,7 @@
             </w:pPr>
             <w:r/>
             <w:r>
-              <w:t>633.25</w:t>
+              <w:t>634.50</w:t>
             </w:r>
           </w:p>
         </w:tc>
@@ -26236,7 +26236,7 @@
             </w:pPr>
             <w:r/>
             <w:r>
-              <w:t>643.75</w:t>
+              <w:t>645.00</w:t>
             </w:r>
           </w:p>
         </w:tc>
@@ -26264,7 +26264,7 @@
             </w:pPr>
             <w:r/>
             <w:r>
-              <w:t>618.50</w:t>
+              <w:t>619.75</w:t>
             </w:r>
           </w:p>
         </w:tc>
@@ -26295,7 +26295,7 @@
               <w:rPr>
                 <w:b/>
               </w:rPr>
-              <w:t>635.50</w:t>
+              <w:t>636.75</w:t>
             </w:r>
           </w:p>
         </w:tc>
@@ -26443,7 +26443,7 @@
             </w:pPr>
             <w:r/>
             <w:r>
-              <w:t>635.50</w:t>
+              <w:t>636.75</w:t>
             </w:r>
           </w:p>
         </w:tc>
@@ -26471,7 +26471,7 @@
             </w:pPr>
             <w:r/>
             <w:r>
-              <w:t>646.00</w:t>
+              <w:t>647.25</w:t>
             </w:r>
           </w:p>
         </w:tc>
@@ -26499,7 +26499,7 @@
             </w:pPr>
             <w:r/>
             <w:r>
-              <w:t>629.25</w:t>
+              <w:t>630.50</w:t>
             </w:r>
           </w:p>
         </w:tc>
@@ -26530,7 +26530,7 @@
               <w:rPr>
                 <w:b/>
               </w:rPr>
-              <w:t>636.25</w:t>
+              <w:t>637.50</w:t>
             </w:r>
           </w:p>
         </w:tc>
@@ -26678,7 +26678,7 @@
             </w:pPr>
             <w:r/>
             <w:r>
-              <w:t>636.25</w:t>
+              <w:t>637.50</w:t>
             </w:r>
           </w:p>
         </w:tc>
@@ -26706,7 +26706,7 @@
             </w:pPr>
             <w:r/>
             <w:r>
-              <w:t>650.50</w:t>
+              <w:t>651.75</w:t>
             </w:r>
           </w:p>
         </w:tc>
@@ -26734,7 +26734,7 @@
             </w:pPr>
             <w:r/>
             <w:r>
-              <w:t>621.50</w:t>
+              <w:t>622.75</w:t>
             </w:r>
           </w:p>
         </w:tc>
@@ -26765,7 +26765,7 @@
               <w:rPr>
                 <w:b/>
               </w:rPr>
-              <w:t>638.25</w:t>
+              <w:t>639.50</w:t>
             </w:r>
           </w:p>
         </w:tc>
@@ -26913,7 +26913,7 @@
             </w:pPr>
             <w:r/>
             <w:r>
-              <w:t>638.25</w:t>
+              <w:t>639.50</w:t>
             </w:r>
           </w:p>
         </w:tc>
@@ -26941,7 +26941,7 @@
             </w:pPr>
             <w:r/>
             <w:r>
-              <w:t>644.75</w:t>
+              <w:t>646.00</w:t>
             </w:r>
           </w:p>
         </w:tc>
@@ -26969,7 +26969,7 @@
             </w:pPr>
             <w:r/>
             <w:r>
-              <w:t>631.50</w:t>
+              <w:t>632.75</w:t>
             </w:r>
           </w:p>
         </w:tc>
@@ -27000,7 +27000,7 @@
               <w:rPr>
                 <w:b/>
               </w:rPr>
-              <w:t>638.50</w:t>
+              <w:t>639.75</w:t>
             </w:r>
           </w:p>
         </w:tc>
@@ -27148,7 +27148,7 @@
             </w:pPr>
             <w:r/>
             <w:r>
-              <w:t>638.50</w:t>
+              <w:t>639.75</w:t>
             </w:r>
           </w:p>
         </w:tc>
@@ -27176,7 +27176,7 @@
             </w:pPr>
             <w:r/>
             <w:r>
-              <w:t>648.75</w:t>
+              <w:t>650.00</w:t>
             </w:r>
           </w:p>
         </w:tc>
@@ -27204,7 +27204,7 @@
             </w:pPr>
             <w:r/>
             <w:r>
-              <w:t>630.50</w:t>
+              <w:t>631.75</w:t>
             </w:r>
           </w:p>
         </w:tc>
@@ -27235,7 +27235,7 @@
               <w:rPr>
                 <w:b/>
               </w:rPr>
-              <w:t>639.00</w:t>
+              <w:t>640.25</w:t>
             </w:r>
           </w:p>
         </w:tc>
@@ -27383,7 +27383,7 @@
             </w:pPr>
             <w:r/>
             <w:r>
-              <w:t>639.00</w:t>
+              <w:t>640.25</w:t>
             </w:r>
           </w:p>
         </w:tc>
@@ -27411,7 +27411,7 @@
             </w:pPr>
             <w:r/>
             <w:r>
-              <w:t>646.00</w:t>
+              <w:t>647.25</w:t>
             </w:r>
           </w:p>
         </w:tc>
@@ -27439,7 +27439,7 @@
             </w:pPr>
             <w:r/>
             <w:r>
-              <w:t>633.00</w:t>
+              <w:t>634.25</w:t>
             </w:r>
           </w:p>
         </w:tc>
@@ -27470,7 +27470,7 @@
               <w:rPr>
                 <w:b/>
               </w:rPr>
-              <w:t>638.25</w:t>
+              <w:t>639.50</w:t>
             </w:r>
           </w:p>
         </w:tc>
@@ -27618,7 +27618,7 @@
             </w:pPr>
             <w:r/>
             <w:r>
-              <w:t>638.25</w:t>
+              <w:t>639.50</w:t>
             </w:r>
           </w:p>
         </w:tc>
@@ -27646,7 +27646,7 @@
             </w:pPr>
             <w:r/>
             <w:r>
-              <w:t>651.75</w:t>
+              <w:t>653.00</w:t>
             </w:r>
           </w:p>
         </w:tc>
@@ -27674,7 +27674,7 @@
             </w:pPr>
             <w:r/>
             <w:r>
-              <w:t>625.25</w:t>
+              <w:t>626.50</w:t>
             </w:r>
           </w:p>
         </w:tc>
@@ -27705,7 +27705,7 @@
               <w:rPr>
                 <w:b/>
               </w:rPr>
-              <w:t>640.00</w:t>
+              <w:t>641.25</w:t>
             </w:r>
           </w:p>
         </w:tc>
@@ -27853,7 +27853,7 @@
             </w:pPr>
             <w:r/>
             <w:r>
-              <w:t>640.00</w:t>
+              <w:t>641.25</w:t>
             </w:r>
           </w:p>
         </w:tc>
@@ -27881,7 +27881,7 @@
             </w:pPr>
             <w:r/>
             <w:r>
-              <w:t>649.25</w:t>
+              <w:t>650.50</w:t>
             </w:r>
           </w:p>
         </w:tc>
@@ -27909,7 +27909,7 @@
             </w:pPr>
             <w:r/>
             <w:r>
-              <w:t>629.25</w:t>
+              <w:t>630.50</w:t>
             </w:r>
           </w:p>
         </w:tc>
@@ -27917,6 +27917,711 @@
           <w:tcPr>
             <w:tcW w:type="dxa" w:w="1728"/>
             <w:shd w:fill="FFFFFF"/>
+            <w:tcMar>
+              <w:top w:w="100" w:type="dxa"/>
+              <w:bottom w:w="100" w:type="dxa"/>
+              <w:left w:w="120" w:type="dxa"/>
+              <w:right w:w="120" w:type="dxa"/>
+            </w:tcMar>
+            <w:tcBorders>
+              <w:top w:val="single" w:sz="4" w:space="0" w:color="CCCCCC"/>
+              <w:bottom w:val="single" w:sz="4" w:space="0" w:color="CCCCCC"/>
+              <w:left w:val="single" w:sz="4" w:space="0" w:color="CCCCCC"/>
+              <w:right w:val="single" w:sz="4" w:space="0" w:color="CCCCCC"/>
+            </w:tcBorders>
+          </w:tcPr>
+          <w:p>
+            <w:pPr>
+              <w:spacing w:before="60" w:after="60" w:line="252" w:lineRule="auto"/>
+              <w:jc w:val="left"/>
+            </w:pPr>
+            <w:r/>
+            <w:r>
+              <w:rPr>
+                <w:b/>
+              </w:rPr>
+              <w:t>641.75</w:t>
+            </w:r>
+          </w:p>
+        </w:tc>
+        <w:tc>
+          <w:tcPr>
+            <w:tcW w:type="dxa" w:w="3456"/>
+            <w:shd w:fill="FFFFFF"/>
+            <w:tcMar>
+              <w:top w:w="100" w:type="dxa"/>
+              <w:bottom w:w="100" w:type="dxa"/>
+              <w:left w:w="120" w:type="dxa"/>
+              <w:right w:w="120" w:type="dxa"/>
+            </w:tcMar>
+            <w:tcBorders>
+              <w:top w:val="single" w:sz="4" w:space="0" w:color="CCCCCC"/>
+              <w:bottom w:val="single" w:sz="4" w:space="0" w:color="CCCCCC"/>
+              <w:left w:val="single" w:sz="4" w:space="0" w:color="CCCCCC"/>
+              <w:right w:val="single" w:sz="4" w:space="0" w:color="CCCCCC"/>
+            </w:tcBorders>
+          </w:tcPr>
+          <w:p>
+            <w:pPr>
+              <w:spacing w:before="60" w:after="60" w:line="252" w:lineRule="auto"/>
+              <w:jc w:val="left"/>
+            </w:pPr>
+            <w:r/>
+            <w:r>
+              <w:rPr>
+                <w:b/>
+              </w:rPr>
+              <w:t>+0.50</w:t>
+            </w:r>
+          </w:p>
+        </w:tc>
+        <w:tc>
+          <w:tcPr>
+            <w:tcW w:type="dxa" w:w="1440"/>
+            <w:shd w:fill="FFFFFF"/>
+            <w:tcMar>
+              <w:top w:w="100" w:type="dxa"/>
+              <w:bottom w:w="100" w:type="dxa"/>
+              <w:left w:w="120" w:type="dxa"/>
+              <w:right w:w="120" w:type="dxa"/>
+            </w:tcMar>
+            <w:tcBorders>
+              <w:top w:val="single" w:sz="4" w:space="0" w:color="CCCCCC"/>
+              <w:bottom w:val="single" w:sz="4" w:space="0" w:color="CCCCCC"/>
+              <w:left w:val="single" w:sz="4" w:space="0" w:color="CCCCCC"/>
+              <w:right w:val="single" w:sz="4" w:space="0" w:color="CCCCCC"/>
+            </w:tcBorders>
+          </w:tcPr>
+          <w:p>
+            <w:pPr>
+              <w:spacing w:before="60" w:after="60" w:line="252" w:lineRule="auto"/>
+              <w:jc w:val="left"/>
+            </w:pPr>
+            <w:r/>
+            <w:r>
+              <w:t>BULL</w:t>
+            </w:r>
+          </w:p>
+        </w:tc>
+      </w:tr>
+      <w:tr>
+        <w:tc>
+          <w:tcPr>
+            <w:tcW w:type="dxa" w:w="1584"/>
+            <w:shd w:fill="F8FAFC"/>
+            <w:tcMar>
+              <w:top w:w="100" w:type="dxa"/>
+              <w:bottom w:w="100" w:type="dxa"/>
+              <w:left w:w="120" w:type="dxa"/>
+              <w:right w:w="120" w:type="dxa"/>
+            </w:tcMar>
+            <w:tcBorders>
+              <w:top w:val="single" w:sz="4" w:space="0" w:color="CCCCCC"/>
+              <w:bottom w:val="single" w:sz="4" w:space="0" w:color="CCCCCC"/>
+              <w:left w:val="single" w:sz="4" w:space="0" w:color="CCCCCC"/>
+              <w:right w:val="single" w:sz="4" w:space="0" w:color="CCCCCC"/>
+            </w:tcBorders>
+          </w:tcPr>
+          <w:p>
+            <w:pPr>
+              <w:spacing w:before="60" w:after="60" w:line="252" w:lineRule="auto"/>
+              <w:jc w:val="left"/>
+            </w:pPr>
+            <w:r/>
+            <w:r>
+              <w:rPr>
+                <w:b/>
+              </w:rPr>
+              <w:t>Wed 28/10</w:t>
+            </w:r>
+          </w:p>
+        </w:tc>
+        <w:tc>
+          <w:tcPr>
+            <w:tcW w:type="dxa" w:w="864"/>
+            <w:shd w:fill="F8FAFC"/>
+            <w:tcMar>
+              <w:top w:w="100" w:type="dxa"/>
+              <w:bottom w:w="100" w:type="dxa"/>
+              <w:left w:w="120" w:type="dxa"/>
+              <w:right w:w="120" w:type="dxa"/>
+            </w:tcMar>
+            <w:tcBorders>
+              <w:top w:val="single" w:sz="4" w:space="0" w:color="CCCCCC"/>
+              <w:bottom w:val="single" w:sz="4" w:space="0" w:color="CCCCCC"/>
+              <w:left w:val="single" w:sz="4" w:space="0" w:color="CCCCCC"/>
+              <w:right w:val="single" w:sz="4" w:space="0" w:color="CCCCCC"/>
+            </w:tcBorders>
+          </w:tcPr>
+          <w:p>
+            <w:pPr>
+              <w:spacing w:before="60" w:after="60" w:line="252" w:lineRule="auto"/>
+              <w:jc w:val="left"/>
+            </w:pPr>
+            <w:r/>
+            <w:r>
+              <w:t>NY Open 21-23</w:t>
+            </w:r>
+          </w:p>
+        </w:tc>
+        <w:tc>
+          <w:tcPr>
+            <w:tcW w:type="dxa" w:w="1440"/>
+            <w:shd w:fill="F8FAFC"/>
+            <w:tcMar>
+              <w:top w:w="100" w:type="dxa"/>
+              <w:bottom w:w="100" w:type="dxa"/>
+              <w:left w:w="120" w:type="dxa"/>
+              <w:right w:w="120" w:type="dxa"/>
+            </w:tcMar>
+            <w:tcBorders>
+              <w:top w:val="single" w:sz="4" w:space="0" w:color="CCCCCC"/>
+              <w:bottom w:val="single" w:sz="4" w:space="0" w:color="CCCCCC"/>
+              <w:left w:val="single" w:sz="4" w:space="0" w:color="CCCCCC"/>
+              <w:right w:val="single" w:sz="4" w:space="0" w:color="CCCCCC"/>
+            </w:tcBorders>
+          </w:tcPr>
+          <w:p>
+            <w:pPr>
+              <w:spacing w:before="60" w:after="60" w:line="252" w:lineRule="auto"/>
+              <w:jc w:val="left"/>
+            </w:pPr>
+            <w:r/>
+            <w:r>
+              <w:t>641.75</w:t>
+            </w:r>
+          </w:p>
+        </w:tc>
+        <w:tc>
+          <w:tcPr>
+            <w:tcW w:type="dxa" w:w="2016"/>
+            <w:shd w:fill="F8FAFC"/>
+            <w:tcMar>
+              <w:top w:w="100" w:type="dxa"/>
+              <w:bottom w:w="100" w:type="dxa"/>
+              <w:left w:w="120" w:type="dxa"/>
+              <w:right w:w="120" w:type="dxa"/>
+            </w:tcMar>
+            <w:tcBorders>
+              <w:top w:val="single" w:sz="4" w:space="0" w:color="CCCCCC"/>
+              <w:bottom w:val="single" w:sz="4" w:space="0" w:color="CCCCCC"/>
+              <w:left w:val="single" w:sz="4" w:space="0" w:color="CCCCCC"/>
+              <w:right w:val="single" w:sz="4" w:space="0" w:color="CCCCCC"/>
+            </w:tcBorders>
+          </w:tcPr>
+          <w:p>
+            <w:pPr>
+              <w:spacing w:before="60" w:after="60" w:line="252" w:lineRule="auto"/>
+              <w:jc w:val="left"/>
+            </w:pPr>
+            <w:r/>
+            <w:r>
+              <w:t>654.00</w:t>
+            </w:r>
+          </w:p>
+        </w:tc>
+        <w:tc>
+          <w:tcPr>
+            <w:tcW w:type="dxa" w:w="1152"/>
+            <w:shd w:fill="F8FAFC"/>
+            <w:tcMar>
+              <w:top w:w="100" w:type="dxa"/>
+              <w:bottom w:w="100" w:type="dxa"/>
+              <w:left w:w="120" w:type="dxa"/>
+              <w:right w:w="120" w:type="dxa"/>
+            </w:tcMar>
+            <w:tcBorders>
+              <w:top w:val="single" w:sz="4" w:space="0" w:color="CCCCCC"/>
+              <w:bottom w:val="single" w:sz="4" w:space="0" w:color="CCCCCC"/>
+              <w:left w:val="single" w:sz="4" w:space="0" w:color="CCCCCC"/>
+              <w:right w:val="single" w:sz="4" w:space="0" w:color="CCCCCC"/>
+            </w:tcBorders>
+          </w:tcPr>
+          <w:p>
+            <w:pPr>
+              <w:spacing w:before="60" w:after="60" w:line="252" w:lineRule="auto"/>
+              <w:jc w:val="left"/>
+            </w:pPr>
+            <w:r/>
+            <w:r>
+              <w:t>627.50</w:t>
+            </w:r>
+          </w:p>
+        </w:tc>
+        <w:tc>
+          <w:tcPr>
+            <w:tcW w:type="dxa" w:w="1728"/>
+            <w:shd w:fill="F8FAFC"/>
+            <w:tcMar>
+              <w:top w:w="100" w:type="dxa"/>
+              <w:bottom w:w="100" w:type="dxa"/>
+              <w:left w:w="120" w:type="dxa"/>
+              <w:right w:w="120" w:type="dxa"/>
+            </w:tcMar>
+            <w:tcBorders>
+              <w:top w:val="single" w:sz="4" w:space="0" w:color="CCCCCC"/>
+              <w:bottom w:val="single" w:sz="4" w:space="0" w:color="CCCCCC"/>
+              <w:left w:val="single" w:sz="4" w:space="0" w:color="CCCCCC"/>
+              <w:right w:val="single" w:sz="4" w:space="0" w:color="CCCCCC"/>
+            </w:tcBorders>
+          </w:tcPr>
+          <w:p>
+            <w:pPr>
+              <w:spacing w:before="60" w:after="60" w:line="252" w:lineRule="auto"/>
+              <w:jc w:val="left"/>
+            </w:pPr>
+            <w:r/>
+            <w:r>
+              <w:rPr>
+                <w:b/>
+              </w:rPr>
+              <w:t>640.25</w:t>
+            </w:r>
+          </w:p>
+        </w:tc>
+        <w:tc>
+          <w:tcPr>
+            <w:tcW w:type="dxa" w:w="3456"/>
+            <w:shd w:fill="F8FAFC"/>
+            <w:tcMar>
+              <w:top w:w="100" w:type="dxa"/>
+              <w:bottom w:w="100" w:type="dxa"/>
+              <w:left w:w="120" w:type="dxa"/>
+              <w:right w:w="120" w:type="dxa"/>
+            </w:tcMar>
+            <w:tcBorders>
+              <w:top w:val="single" w:sz="4" w:space="0" w:color="CCCCCC"/>
+              <w:bottom w:val="single" w:sz="4" w:space="0" w:color="CCCCCC"/>
+              <w:left w:val="single" w:sz="4" w:space="0" w:color="CCCCCC"/>
+              <w:right w:val="single" w:sz="4" w:space="0" w:color="CCCCCC"/>
+            </w:tcBorders>
+          </w:tcPr>
+          <w:p>
+            <w:pPr>
+              <w:spacing w:before="60" w:after="60" w:line="252" w:lineRule="auto"/>
+              <w:jc w:val="left"/>
+            </w:pPr>
+            <w:r/>
+            <w:r>
+              <w:rPr>
+                <w:b/>
+              </w:rPr>
+              <w:t>-1.50</w:t>
+            </w:r>
+          </w:p>
+        </w:tc>
+        <w:tc>
+          <w:tcPr>
+            <w:tcW w:type="dxa" w:w="1440"/>
+            <w:shd w:fill="F8FAFC"/>
+            <w:tcMar>
+              <w:top w:w="100" w:type="dxa"/>
+              <w:bottom w:w="100" w:type="dxa"/>
+              <w:left w:w="120" w:type="dxa"/>
+              <w:right w:w="120" w:type="dxa"/>
+            </w:tcMar>
+            <w:tcBorders>
+              <w:top w:val="single" w:sz="4" w:space="0" w:color="CCCCCC"/>
+              <w:bottom w:val="single" w:sz="4" w:space="0" w:color="CCCCCC"/>
+              <w:left w:val="single" w:sz="4" w:space="0" w:color="CCCCCC"/>
+              <w:right w:val="single" w:sz="4" w:space="0" w:color="CCCCCC"/>
+            </w:tcBorders>
+          </w:tcPr>
+          <w:p>
+            <w:pPr>
+              <w:spacing w:before="60" w:after="60" w:line="252" w:lineRule="auto"/>
+              <w:jc w:val="left"/>
+            </w:pPr>
+            <w:r/>
+            <w:r>
+              <w:t>BEAR</w:t>
+            </w:r>
+          </w:p>
+        </w:tc>
+      </w:tr>
+      <w:tr>
+        <w:tc>
+          <w:tcPr>
+            <w:tcW w:type="dxa" w:w="1584"/>
+            <w:shd w:fill="FFFFFF"/>
+            <w:tcMar>
+              <w:top w:w="100" w:type="dxa"/>
+              <w:bottom w:w="100" w:type="dxa"/>
+              <w:left w:w="120" w:type="dxa"/>
+              <w:right w:w="120" w:type="dxa"/>
+            </w:tcMar>
+            <w:tcBorders>
+              <w:top w:val="single" w:sz="4" w:space="0" w:color="CCCCCC"/>
+              <w:bottom w:val="single" w:sz="4" w:space="0" w:color="CCCCCC"/>
+              <w:left w:val="single" w:sz="4" w:space="0" w:color="CCCCCC"/>
+              <w:right w:val="single" w:sz="4" w:space="0" w:color="CCCCCC"/>
+            </w:tcBorders>
+          </w:tcPr>
+          <w:p>
+            <w:pPr>
+              <w:spacing w:before="60" w:after="60" w:line="252" w:lineRule="auto"/>
+              <w:jc w:val="left"/>
+            </w:pPr>
+            <w:r/>
+            <w:r>
+              <w:rPr>
+                <w:b/>
+              </w:rPr>
+              <w:t>Wed 28/10</w:t>
+            </w:r>
+          </w:p>
+        </w:tc>
+        <w:tc>
+          <w:tcPr>
+            <w:tcW w:type="dxa" w:w="864"/>
+            <w:shd w:fill="FFFFFF"/>
+            <w:tcMar>
+              <w:top w:w="100" w:type="dxa"/>
+              <w:bottom w:w="100" w:type="dxa"/>
+              <w:left w:w="120" w:type="dxa"/>
+              <w:right w:w="120" w:type="dxa"/>
+            </w:tcMar>
+            <w:tcBorders>
+              <w:top w:val="single" w:sz="4" w:space="0" w:color="CCCCCC"/>
+              <w:bottom w:val="single" w:sz="4" w:space="0" w:color="CCCCCC"/>
+              <w:left w:val="single" w:sz="4" w:space="0" w:color="CCCCCC"/>
+              <w:right w:val="single" w:sz="4" w:space="0" w:color="CCCCCC"/>
+            </w:tcBorders>
+          </w:tcPr>
+          <w:p>
+            <w:pPr>
+              <w:spacing w:before="60" w:after="60" w:line="252" w:lineRule="auto"/>
+              <w:jc w:val="left"/>
+            </w:pPr>
+            <w:r/>
+            <w:r>
+              <w:t>NY Close 23-01</w:t>
+            </w:r>
+          </w:p>
+        </w:tc>
+        <w:tc>
+          <w:tcPr>
+            <w:tcW w:type="dxa" w:w="1440"/>
+            <w:shd w:fill="FFFFFF"/>
+            <w:tcMar>
+              <w:top w:w="100" w:type="dxa"/>
+              <w:bottom w:w="100" w:type="dxa"/>
+              <w:left w:w="120" w:type="dxa"/>
+              <w:right w:w="120" w:type="dxa"/>
+            </w:tcMar>
+            <w:tcBorders>
+              <w:top w:val="single" w:sz="4" w:space="0" w:color="CCCCCC"/>
+              <w:bottom w:val="single" w:sz="4" w:space="0" w:color="CCCCCC"/>
+              <w:left w:val="single" w:sz="4" w:space="0" w:color="CCCCCC"/>
+              <w:right w:val="single" w:sz="4" w:space="0" w:color="CCCCCC"/>
+            </w:tcBorders>
+          </w:tcPr>
+          <w:p>
+            <w:pPr>
+              <w:spacing w:before="60" w:after="60" w:line="252" w:lineRule="auto"/>
+              <w:jc w:val="left"/>
+            </w:pPr>
+            <w:r/>
+            <w:r>
+              <w:t>640.25</w:t>
+            </w:r>
+          </w:p>
+        </w:tc>
+        <w:tc>
+          <w:tcPr>
+            <w:tcW w:type="dxa" w:w="2016"/>
+            <w:shd w:fill="FFFFFF"/>
+            <w:tcMar>
+              <w:top w:w="100" w:type="dxa"/>
+              <w:bottom w:w="100" w:type="dxa"/>
+              <w:left w:w="120" w:type="dxa"/>
+              <w:right w:w="120" w:type="dxa"/>
+            </w:tcMar>
+            <w:tcBorders>
+              <w:top w:val="single" w:sz="4" w:space="0" w:color="CCCCCC"/>
+              <w:bottom w:val="single" w:sz="4" w:space="0" w:color="CCCCCC"/>
+              <w:left w:val="single" w:sz="4" w:space="0" w:color="CCCCCC"/>
+              <w:right w:val="single" w:sz="4" w:space="0" w:color="CCCCCC"/>
+            </w:tcBorders>
+          </w:tcPr>
+          <w:p>
+            <w:pPr>
+              <w:spacing w:before="60" w:after="60" w:line="252" w:lineRule="auto"/>
+              <w:jc w:val="left"/>
+            </w:pPr>
+            <w:r/>
+            <w:r>
+              <w:t>647.25</w:t>
+            </w:r>
+          </w:p>
+        </w:tc>
+        <w:tc>
+          <w:tcPr>
+            <w:tcW w:type="dxa" w:w="1152"/>
+            <w:shd w:fill="FFFFFF"/>
+            <w:tcMar>
+              <w:top w:w="100" w:type="dxa"/>
+              <w:bottom w:w="100" w:type="dxa"/>
+              <w:left w:w="120" w:type="dxa"/>
+              <w:right w:w="120" w:type="dxa"/>
+            </w:tcMar>
+            <w:tcBorders>
+              <w:top w:val="single" w:sz="4" w:space="0" w:color="CCCCCC"/>
+              <w:bottom w:val="single" w:sz="4" w:space="0" w:color="CCCCCC"/>
+              <w:left w:val="single" w:sz="4" w:space="0" w:color="CCCCCC"/>
+              <w:right w:val="single" w:sz="4" w:space="0" w:color="CCCCCC"/>
+            </w:tcBorders>
+          </w:tcPr>
+          <w:p>
+            <w:pPr>
+              <w:spacing w:before="60" w:after="60" w:line="252" w:lineRule="auto"/>
+              <w:jc w:val="left"/>
+            </w:pPr>
+            <w:r/>
+            <w:r>
+              <w:t>630.75</w:t>
+            </w:r>
+          </w:p>
+        </w:tc>
+        <w:tc>
+          <w:tcPr>
+            <w:tcW w:type="dxa" w:w="1728"/>
+            <w:shd w:fill="FFFFFF"/>
+            <w:tcMar>
+              <w:top w:w="100" w:type="dxa"/>
+              <w:bottom w:w="100" w:type="dxa"/>
+              <w:left w:w="120" w:type="dxa"/>
+              <w:right w:w="120" w:type="dxa"/>
+            </w:tcMar>
+            <w:tcBorders>
+              <w:top w:val="single" w:sz="4" w:space="0" w:color="CCCCCC"/>
+              <w:bottom w:val="single" w:sz="4" w:space="0" w:color="CCCCCC"/>
+              <w:left w:val="single" w:sz="4" w:space="0" w:color="CCCCCC"/>
+              <w:right w:val="single" w:sz="4" w:space="0" w:color="CCCCCC"/>
+            </w:tcBorders>
+          </w:tcPr>
+          <w:p>
+            <w:pPr>
+              <w:spacing w:before="60" w:after="60" w:line="252" w:lineRule="auto"/>
+              <w:jc w:val="left"/>
+            </w:pPr>
+            <w:r/>
+            <w:r>
+              <w:rPr>
+                <w:b/>
+              </w:rPr>
+              <w:t>640.75</w:t>
+            </w:r>
+          </w:p>
+        </w:tc>
+        <w:tc>
+          <w:tcPr>
+            <w:tcW w:type="dxa" w:w="3456"/>
+            <w:shd w:fill="FFFFFF"/>
+            <w:tcMar>
+              <w:top w:w="100" w:type="dxa"/>
+              <w:bottom w:w="100" w:type="dxa"/>
+              <w:left w:w="120" w:type="dxa"/>
+              <w:right w:w="120" w:type="dxa"/>
+            </w:tcMar>
+            <w:tcBorders>
+              <w:top w:val="single" w:sz="4" w:space="0" w:color="CCCCCC"/>
+              <w:bottom w:val="single" w:sz="4" w:space="0" w:color="CCCCCC"/>
+              <w:left w:val="single" w:sz="4" w:space="0" w:color="CCCCCC"/>
+              <w:right w:val="single" w:sz="4" w:space="0" w:color="CCCCCC"/>
+            </w:tcBorders>
+          </w:tcPr>
+          <w:p>
+            <w:pPr>
+              <w:spacing w:before="60" w:after="60" w:line="252" w:lineRule="auto"/>
+              <w:jc w:val="left"/>
+            </w:pPr>
+            <w:r/>
+            <w:r>
+              <w:rPr>
+                <w:b/>
+              </w:rPr>
+              <w:t>+0.50</w:t>
+            </w:r>
+          </w:p>
+        </w:tc>
+        <w:tc>
+          <w:tcPr>
+            <w:tcW w:type="dxa" w:w="1440"/>
+            <w:shd w:fill="FFFFFF"/>
+            <w:tcMar>
+              <w:top w:w="100" w:type="dxa"/>
+              <w:bottom w:w="100" w:type="dxa"/>
+              <w:left w:w="120" w:type="dxa"/>
+              <w:right w:w="120" w:type="dxa"/>
+            </w:tcMar>
+            <w:tcBorders>
+              <w:top w:val="single" w:sz="4" w:space="0" w:color="CCCCCC"/>
+              <w:bottom w:val="single" w:sz="4" w:space="0" w:color="CCCCCC"/>
+              <w:left w:val="single" w:sz="4" w:space="0" w:color="CCCCCC"/>
+              <w:right w:val="single" w:sz="4" w:space="0" w:color="CCCCCC"/>
+            </w:tcBorders>
+          </w:tcPr>
+          <w:p>
+            <w:pPr>
+              <w:spacing w:before="60" w:after="60" w:line="252" w:lineRule="auto"/>
+              <w:jc w:val="left"/>
+            </w:pPr>
+            <w:r/>
+            <w:r>
+              <w:t>BULL</w:t>
+            </w:r>
+          </w:p>
+        </w:tc>
+      </w:tr>
+      <w:tr>
+        <w:tc>
+          <w:tcPr>
+            <w:tcW w:type="dxa" w:w="1584"/>
+            <w:shd w:fill="F8FAFC"/>
+            <w:tcMar>
+              <w:top w:w="100" w:type="dxa"/>
+              <w:bottom w:w="100" w:type="dxa"/>
+              <w:left w:w="120" w:type="dxa"/>
+              <w:right w:w="120" w:type="dxa"/>
+            </w:tcMar>
+            <w:tcBorders>
+              <w:top w:val="single" w:sz="4" w:space="0" w:color="CCCCCC"/>
+              <w:bottom w:val="single" w:sz="4" w:space="0" w:color="CCCCCC"/>
+              <w:left w:val="single" w:sz="4" w:space="0" w:color="CCCCCC"/>
+              <w:right w:val="single" w:sz="4" w:space="0" w:color="CCCCCC"/>
+            </w:tcBorders>
+          </w:tcPr>
+          <w:p>
+            <w:pPr>
+              <w:spacing w:before="60" w:after="60" w:line="252" w:lineRule="auto"/>
+              <w:jc w:val="left"/>
+            </w:pPr>
+            <w:r/>
+            <w:r>
+              <w:rPr>
+                <w:b/>
+              </w:rPr>
+              <w:t>Thu 29/10</w:t>
+            </w:r>
+          </w:p>
+        </w:tc>
+        <w:tc>
+          <w:tcPr>
+            <w:tcW w:type="dxa" w:w="864"/>
+            <w:shd w:fill="F8FAFC"/>
+            <w:tcMar>
+              <w:top w:w="100" w:type="dxa"/>
+              <w:bottom w:w="100" w:type="dxa"/>
+              <w:left w:w="120" w:type="dxa"/>
+              <w:right w:w="120" w:type="dxa"/>
+            </w:tcMar>
+            <w:tcBorders>
+              <w:top w:val="single" w:sz="4" w:space="0" w:color="CCCCCC"/>
+              <w:bottom w:val="single" w:sz="4" w:space="0" w:color="CCCCCC"/>
+              <w:left w:val="single" w:sz="4" w:space="0" w:color="CCCCCC"/>
+              <w:right w:val="single" w:sz="4" w:space="0" w:color="CCCCCC"/>
+            </w:tcBorders>
+          </w:tcPr>
+          <w:p>
+            <w:pPr>
+              <w:spacing w:before="60" w:after="60" w:line="252" w:lineRule="auto"/>
+              <w:jc w:val="left"/>
+            </w:pPr>
+            <w:r/>
+            <w:r>
+              <w:t>Asia 07-11</w:t>
+            </w:r>
+          </w:p>
+        </w:tc>
+        <w:tc>
+          <w:tcPr>
+            <w:tcW w:type="dxa" w:w="1440"/>
+            <w:shd w:fill="F8FAFC"/>
+            <w:tcMar>
+              <w:top w:w="100" w:type="dxa"/>
+              <w:bottom w:w="100" w:type="dxa"/>
+              <w:left w:w="120" w:type="dxa"/>
+              <w:right w:w="120" w:type="dxa"/>
+            </w:tcMar>
+            <w:tcBorders>
+              <w:top w:val="single" w:sz="4" w:space="0" w:color="CCCCCC"/>
+              <w:bottom w:val="single" w:sz="4" w:space="0" w:color="CCCCCC"/>
+              <w:left w:val="single" w:sz="4" w:space="0" w:color="CCCCCC"/>
+              <w:right w:val="single" w:sz="4" w:space="0" w:color="CCCCCC"/>
+            </w:tcBorders>
+          </w:tcPr>
+          <w:p>
+            <w:pPr>
+              <w:spacing w:before="60" w:after="60" w:line="252" w:lineRule="auto"/>
+              <w:jc w:val="left"/>
+            </w:pPr>
+            <w:r/>
+            <w:r>
+              <w:t>640.75</w:t>
+            </w:r>
+          </w:p>
+        </w:tc>
+        <w:tc>
+          <w:tcPr>
+            <w:tcW w:type="dxa" w:w="2016"/>
+            <w:shd w:fill="F8FAFC"/>
+            <w:tcMar>
+              <w:top w:w="100" w:type="dxa"/>
+              <w:bottom w:w="100" w:type="dxa"/>
+              <w:left w:w="120" w:type="dxa"/>
+              <w:right w:w="120" w:type="dxa"/>
+            </w:tcMar>
+            <w:tcBorders>
+              <w:top w:val="single" w:sz="4" w:space="0" w:color="CCCCCC"/>
+              <w:bottom w:val="single" w:sz="4" w:space="0" w:color="CCCCCC"/>
+              <w:left w:val="single" w:sz="4" w:space="0" w:color="CCCCCC"/>
+              <w:right w:val="single" w:sz="4" w:space="0" w:color="CCCCCC"/>
+            </w:tcBorders>
+          </w:tcPr>
+          <w:p>
+            <w:pPr>
+              <w:spacing w:before="60" w:after="60" w:line="252" w:lineRule="auto"/>
+              <w:jc w:val="left"/>
+            </w:pPr>
+            <w:r/>
+            <w:r>
+              <w:t>651.25</w:t>
+            </w:r>
+          </w:p>
+        </w:tc>
+        <w:tc>
+          <w:tcPr>
+            <w:tcW w:type="dxa" w:w="1152"/>
+            <w:shd w:fill="F8FAFC"/>
+            <w:tcMar>
+              <w:top w:w="100" w:type="dxa"/>
+              <w:bottom w:w="100" w:type="dxa"/>
+              <w:left w:w="120" w:type="dxa"/>
+              <w:right w:w="120" w:type="dxa"/>
+            </w:tcMar>
+            <w:tcBorders>
+              <w:top w:val="single" w:sz="4" w:space="0" w:color="CCCCCC"/>
+              <w:bottom w:val="single" w:sz="4" w:space="0" w:color="CCCCCC"/>
+              <w:left w:val="single" w:sz="4" w:space="0" w:color="CCCCCC"/>
+              <w:right w:val="single" w:sz="4" w:space="0" w:color="CCCCCC"/>
+            </w:tcBorders>
+          </w:tcPr>
+          <w:p>
+            <w:pPr>
+              <w:spacing w:before="60" w:after="60" w:line="252" w:lineRule="auto"/>
+              <w:jc w:val="left"/>
+            </w:pPr>
+            <w:r/>
+            <w:r>
+              <w:t>633.50</w:t>
+            </w:r>
+          </w:p>
+        </w:tc>
+        <w:tc>
+          <w:tcPr>
+            <w:tcW w:type="dxa" w:w="1728"/>
+            <w:shd w:fill="F8FAFC"/>
             <w:tcMar>
               <w:top w:w="100" w:type="dxa"/>
               <w:bottom w:w="100" w:type="dxa"/>
@@ -27947,6 +28652,241 @@
         <w:tc>
           <w:tcPr>
             <w:tcW w:type="dxa" w:w="3456"/>
+            <w:shd w:fill="F8FAFC"/>
+            <w:tcMar>
+              <w:top w:w="100" w:type="dxa"/>
+              <w:bottom w:w="100" w:type="dxa"/>
+              <w:left w:w="120" w:type="dxa"/>
+              <w:right w:w="120" w:type="dxa"/>
+            </w:tcMar>
+            <w:tcBorders>
+              <w:top w:val="single" w:sz="4" w:space="0" w:color="CCCCCC"/>
+              <w:bottom w:val="single" w:sz="4" w:space="0" w:color="CCCCCC"/>
+              <w:left w:val="single" w:sz="4" w:space="0" w:color="CCCCCC"/>
+              <w:right w:val="single" w:sz="4" w:space="0" w:color="CCCCCC"/>
+            </w:tcBorders>
+          </w:tcPr>
+          <w:p>
+            <w:pPr>
+              <w:spacing w:before="60" w:after="60" w:line="252" w:lineRule="auto"/>
+              <w:jc w:val="left"/>
+            </w:pPr>
+            <w:r/>
+            <w:r>
+              <w:rPr>
+                <w:b/>
+              </w:rPr>
+              <w:t>-0.25</w:t>
+            </w:r>
+          </w:p>
+        </w:tc>
+        <w:tc>
+          <w:tcPr>
+            <w:tcW w:type="dxa" w:w="1440"/>
+            <w:shd w:fill="F8FAFC"/>
+            <w:tcMar>
+              <w:top w:w="100" w:type="dxa"/>
+              <w:bottom w:w="100" w:type="dxa"/>
+              <w:left w:w="120" w:type="dxa"/>
+              <w:right w:w="120" w:type="dxa"/>
+            </w:tcMar>
+            <w:tcBorders>
+              <w:top w:val="single" w:sz="4" w:space="0" w:color="CCCCCC"/>
+              <w:bottom w:val="single" w:sz="4" w:space="0" w:color="CCCCCC"/>
+              <w:left w:val="single" w:sz="4" w:space="0" w:color="CCCCCC"/>
+              <w:right w:val="single" w:sz="4" w:space="0" w:color="CCCCCC"/>
+            </w:tcBorders>
+          </w:tcPr>
+          <w:p>
+            <w:pPr>
+              <w:spacing w:before="60" w:after="60" w:line="252" w:lineRule="auto"/>
+              <w:jc w:val="left"/>
+            </w:pPr>
+            <w:r/>
+            <w:r>
+              <w:t>BEAR</w:t>
+            </w:r>
+          </w:p>
+        </w:tc>
+      </w:tr>
+      <w:tr>
+        <w:tc>
+          <w:tcPr>
+            <w:tcW w:type="dxa" w:w="1584"/>
+            <w:shd w:fill="FFFFFF"/>
+            <w:tcMar>
+              <w:top w:w="100" w:type="dxa"/>
+              <w:bottom w:w="100" w:type="dxa"/>
+              <w:left w:w="120" w:type="dxa"/>
+              <w:right w:w="120" w:type="dxa"/>
+            </w:tcMar>
+            <w:tcBorders>
+              <w:top w:val="single" w:sz="4" w:space="0" w:color="CCCCCC"/>
+              <w:bottom w:val="single" w:sz="4" w:space="0" w:color="CCCCCC"/>
+              <w:left w:val="single" w:sz="4" w:space="0" w:color="CCCCCC"/>
+              <w:right w:val="single" w:sz="4" w:space="0" w:color="CCCCCC"/>
+            </w:tcBorders>
+          </w:tcPr>
+          <w:p>
+            <w:pPr>
+              <w:spacing w:before="60" w:after="60" w:line="252" w:lineRule="auto"/>
+              <w:jc w:val="left"/>
+            </w:pPr>
+            <w:r/>
+            <w:r>
+              <w:rPr>
+                <w:b/>
+              </w:rPr>
+              <w:t>Thu 29/10</w:t>
+            </w:r>
+          </w:p>
+        </w:tc>
+        <w:tc>
+          <w:tcPr>
+            <w:tcW w:type="dxa" w:w="864"/>
+            <w:shd w:fill="FFFFFF"/>
+            <w:tcMar>
+              <w:top w:w="100" w:type="dxa"/>
+              <w:bottom w:w="100" w:type="dxa"/>
+              <w:left w:w="120" w:type="dxa"/>
+              <w:right w:w="120" w:type="dxa"/>
+            </w:tcMar>
+            <w:tcBorders>
+              <w:top w:val="single" w:sz="4" w:space="0" w:color="CCCCCC"/>
+              <w:bottom w:val="single" w:sz="4" w:space="0" w:color="CCCCCC"/>
+              <w:left w:val="single" w:sz="4" w:space="0" w:color="CCCCCC"/>
+              <w:right w:val="single" w:sz="4" w:space="0" w:color="CCCCCC"/>
+            </w:tcBorders>
+          </w:tcPr>
+          <w:p>
+            <w:pPr>
+              <w:spacing w:before="60" w:after="60" w:line="252" w:lineRule="auto"/>
+              <w:jc w:val="left"/>
+            </w:pPr>
+            <w:r/>
+            <w:r>
+              <w:t>Asia 11-15</w:t>
+            </w:r>
+          </w:p>
+        </w:tc>
+        <w:tc>
+          <w:tcPr>
+            <w:tcW w:type="dxa" w:w="1440"/>
+            <w:shd w:fill="FFFFFF"/>
+            <w:tcMar>
+              <w:top w:w="100" w:type="dxa"/>
+              <w:bottom w:w="100" w:type="dxa"/>
+              <w:left w:w="120" w:type="dxa"/>
+              <w:right w:w="120" w:type="dxa"/>
+            </w:tcMar>
+            <w:tcBorders>
+              <w:top w:val="single" w:sz="4" w:space="0" w:color="CCCCCC"/>
+              <w:bottom w:val="single" w:sz="4" w:space="0" w:color="CCCCCC"/>
+              <w:left w:val="single" w:sz="4" w:space="0" w:color="CCCCCC"/>
+              <w:right w:val="single" w:sz="4" w:space="0" w:color="CCCCCC"/>
+            </w:tcBorders>
+          </w:tcPr>
+          <w:p>
+            <w:pPr>
+              <w:spacing w:before="60" w:after="60" w:line="252" w:lineRule="auto"/>
+              <w:jc w:val="left"/>
+            </w:pPr>
+            <w:r/>
+            <w:r>
+              <w:t>640.50</w:t>
+            </w:r>
+          </w:p>
+        </w:tc>
+        <w:tc>
+          <w:tcPr>
+            <w:tcW w:type="dxa" w:w="2016"/>
+            <w:shd w:fill="FFFFFF"/>
+            <w:tcMar>
+              <w:top w:w="100" w:type="dxa"/>
+              <w:bottom w:w="100" w:type="dxa"/>
+              <w:left w:w="120" w:type="dxa"/>
+              <w:right w:w="120" w:type="dxa"/>
+            </w:tcMar>
+            <w:tcBorders>
+              <w:top w:val="single" w:sz="4" w:space="0" w:color="CCCCCC"/>
+              <w:bottom w:val="single" w:sz="4" w:space="0" w:color="CCCCCC"/>
+              <w:left w:val="single" w:sz="4" w:space="0" w:color="CCCCCC"/>
+              <w:right w:val="single" w:sz="4" w:space="0" w:color="CCCCCC"/>
+            </w:tcBorders>
+          </w:tcPr>
+          <w:p>
+            <w:pPr>
+              <w:spacing w:before="60" w:after="60" w:line="252" w:lineRule="auto"/>
+              <w:jc w:val="left"/>
+            </w:pPr>
+            <w:r/>
+            <w:r>
+              <w:t>650.25</w:t>
+            </w:r>
+          </w:p>
+        </w:tc>
+        <w:tc>
+          <w:tcPr>
+            <w:tcW w:type="dxa" w:w="1152"/>
+            <w:shd w:fill="FFFFFF"/>
+            <w:tcMar>
+              <w:top w:w="100" w:type="dxa"/>
+              <w:bottom w:w="100" w:type="dxa"/>
+              <w:left w:w="120" w:type="dxa"/>
+              <w:right w:w="120" w:type="dxa"/>
+            </w:tcMar>
+            <w:tcBorders>
+              <w:top w:val="single" w:sz="4" w:space="0" w:color="CCCCCC"/>
+              <w:bottom w:val="single" w:sz="4" w:space="0" w:color="CCCCCC"/>
+              <w:left w:val="single" w:sz="4" w:space="0" w:color="CCCCCC"/>
+              <w:right w:val="single" w:sz="4" w:space="0" w:color="CCCCCC"/>
+            </w:tcBorders>
+          </w:tcPr>
+          <w:p>
+            <w:pPr>
+              <w:spacing w:before="60" w:after="60" w:line="252" w:lineRule="auto"/>
+              <w:jc w:val="left"/>
+            </w:pPr>
+            <w:r/>
+            <w:r>
+              <w:t>630.75</w:t>
+            </w:r>
+          </w:p>
+        </w:tc>
+        <w:tc>
+          <w:tcPr>
+            <w:tcW w:type="dxa" w:w="1728"/>
+            <w:shd w:fill="FFFFFF"/>
+            <w:tcMar>
+              <w:top w:w="100" w:type="dxa"/>
+              <w:bottom w:w="100" w:type="dxa"/>
+              <w:left w:w="120" w:type="dxa"/>
+              <w:right w:w="120" w:type="dxa"/>
+            </w:tcMar>
+            <w:tcBorders>
+              <w:top w:val="single" w:sz="4" w:space="0" w:color="CCCCCC"/>
+              <w:bottom w:val="single" w:sz="4" w:space="0" w:color="CCCCCC"/>
+              <w:left w:val="single" w:sz="4" w:space="0" w:color="CCCCCC"/>
+              <w:right w:val="single" w:sz="4" w:space="0" w:color="CCCCCC"/>
+            </w:tcBorders>
+          </w:tcPr>
+          <w:p>
+            <w:pPr>
+              <w:spacing w:before="60" w:after="60" w:line="252" w:lineRule="auto"/>
+              <w:jc w:val="left"/>
+            </w:pPr>
+            <w:r/>
+            <w:r>
+              <w:rPr>
+                <w:b/>
+              </w:rPr>
+              <w:t>641.00</w:t>
+            </w:r>
+          </w:p>
+        </w:tc>
+        <w:tc>
+          <w:tcPr>
+            <w:tcW w:type="dxa" w:w="3456"/>
             <w:shd w:fill="FFFFFF"/>
             <w:tcMar>
               <w:top w:w="100" w:type="dxa"/>
@@ -28032,7 +28972,7 @@
               <w:rPr>
                 <w:b/>
               </w:rPr>
-              <w:t>Wed 28/10</w:t>
+              <w:t>Thu 29/10</w:t>
             </w:r>
           </w:p>
         </w:tc>
@@ -28060,7 +29000,7 @@
             </w:pPr>
             <w:r/>
             <w:r>
-              <w:t>NY Open 21-23</w:t>
+              <w:t>London 15-19</w:t>
             </w:r>
           </w:p>
         </w:tc>
@@ -28088,7 +29028,7 @@
             </w:pPr>
             <w:r/>
             <w:r>
-              <w:t>640.50</w:t>
+              <w:t>641.00</w:t>
             </w:r>
           </w:p>
         </w:tc>
@@ -28116,7 +29056,7 @@
             </w:pPr>
             <w:r/>
             <w:r>
-              <w:t>652.75</w:t>
+              <w:t>651.75</w:t>
             </w:r>
           </w:p>
         </w:tc>
@@ -28144,7 +29084,7 @@
             </w:pPr>
             <w:r/>
             <w:r>
-              <w:t>626.25</w:t>
+              <w:t>633.75</w:t>
             </w:r>
           </w:p>
         </w:tc>
@@ -28175,7 +29115,7 @@
               <w:rPr>
                 <w:b/>
               </w:rPr>
-              <w:t>639.00</w:t>
+              <w:t>641.75</w:t>
             </w:r>
           </w:p>
         </w:tc>
@@ -28206,7 +29146,7 @@
               <w:rPr>
                 <w:b/>
               </w:rPr>
-              <w:t>-1.50</w:t>
+              <w:t>+0.75</w:t>
             </w:r>
           </w:p>
         </w:tc>
@@ -28234,7 +29174,7 @@
             </w:pPr>
             <w:r/>
             <w:r>
-              <w:t>BEAR</w:t>
+              <w:t>BULL</w:t>
             </w:r>
           </w:p>
         </w:tc>
@@ -28267,7 +29207,7 @@
               <w:rPr>
                 <w:b/>
               </w:rPr>
-              <w:t>Wed 28/10</w:t>
+              <w:t>Thu 29/10</w:t>
             </w:r>
           </w:p>
         </w:tc>
@@ -28295,7 +29235,7 @@
             </w:pPr>
             <w:r/>
             <w:r>
-              <w:t>NY Close 23-01</w:t>
+              <w:t>Pre-NY 19-21</w:t>
             </w:r>
           </w:p>
         </w:tc>
@@ -28323,7 +29263,7 @@
             </w:pPr>
             <w:r/>
             <w:r>
-              <w:t>639.00</w:t>
+              <w:t>641.75</w:t>
             </w:r>
           </w:p>
         </w:tc>
@@ -28351,7 +29291,7 @@
             </w:pPr>
             <w:r/>
             <w:r>
-              <w:t>646.00</w:t>
+              <w:t>648.25</w:t>
             </w:r>
           </w:p>
         </w:tc>
@@ -28379,7 +29319,7 @@
             </w:pPr>
             <w:r/>
             <w:r>
-              <w:t>629.50</w:t>
+              <w:t>633.25</w:t>
             </w:r>
           </w:p>
         </w:tc>
@@ -28410,7 +29350,7 @@
               <w:rPr>
                 <w:b/>
               </w:rPr>
-              <w:t>639.50</w:t>
+              <w:t>642.25</w:t>
             </w:r>
           </w:p>
         </w:tc>
@@ -28530,7 +29470,7 @@
             </w:pPr>
             <w:r/>
             <w:r>
-              <w:t>Asia 07-11</w:t>
+              <w:t>NY Open 21-23</w:t>
             </w:r>
           </w:p>
         </w:tc>
@@ -28558,7 +29498,7 @@
             </w:pPr>
             <w:r/>
             <w:r>
-              <w:t>639.50</w:t>
+              <w:t>642.25</w:t>
             </w:r>
           </w:p>
         </w:tc>
@@ -28586,7 +29526,7 @@
             </w:pPr>
             <w:r/>
             <w:r>
-              <w:t>650.00</w:t>
+              <w:t>653.25</w:t>
             </w:r>
           </w:p>
         </w:tc>
@@ -28614,7 +29554,7 @@
             </w:pPr>
             <w:r/>
             <w:r>
-              <w:t>632.25</w:t>
+              <w:t>630.50</w:t>
             </w:r>
           </w:p>
         </w:tc>
@@ -28645,7 +29585,7 @@
               <w:rPr>
                 <w:b/>
               </w:rPr>
-              <w:t>639.25</w:t>
+              <w:t>645.75</w:t>
             </w:r>
           </w:p>
         </w:tc>
@@ -28653,6 +29593,1181 @@
           <w:tcPr>
             <w:tcW w:type="dxa" w:w="3456"/>
             <w:shd w:fill="F8FAFC"/>
+            <w:tcMar>
+              <w:top w:w="100" w:type="dxa"/>
+              <w:bottom w:w="100" w:type="dxa"/>
+              <w:left w:w="120" w:type="dxa"/>
+              <w:right w:w="120" w:type="dxa"/>
+            </w:tcMar>
+            <w:tcBorders>
+              <w:top w:val="single" w:sz="4" w:space="0" w:color="CCCCCC"/>
+              <w:bottom w:val="single" w:sz="4" w:space="0" w:color="CCCCCC"/>
+              <w:left w:val="single" w:sz="4" w:space="0" w:color="CCCCCC"/>
+              <w:right w:val="single" w:sz="4" w:space="0" w:color="CCCCCC"/>
+            </w:tcBorders>
+          </w:tcPr>
+          <w:p>
+            <w:pPr>
+              <w:spacing w:before="60" w:after="60" w:line="252" w:lineRule="auto"/>
+              <w:jc w:val="left"/>
+            </w:pPr>
+            <w:r/>
+            <w:r>
+              <w:rPr>
+                <w:b/>
+              </w:rPr>
+              <w:t>+3.50</w:t>
+            </w:r>
+          </w:p>
+        </w:tc>
+        <w:tc>
+          <w:tcPr>
+            <w:tcW w:type="dxa" w:w="1440"/>
+            <w:shd w:fill="F8FAFC"/>
+            <w:tcMar>
+              <w:top w:w="100" w:type="dxa"/>
+              <w:bottom w:w="100" w:type="dxa"/>
+              <w:left w:w="120" w:type="dxa"/>
+              <w:right w:w="120" w:type="dxa"/>
+            </w:tcMar>
+            <w:tcBorders>
+              <w:top w:val="single" w:sz="4" w:space="0" w:color="CCCCCC"/>
+              <w:bottom w:val="single" w:sz="4" w:space="0" w:color="CCCCCC"/>
+              <w:left w:val="single" w:sz="4" w:space="0" w:color="CCCCCC"/>
+              <w:right w:val="single" w:sz="4" w:space="0" w:color="CCCCCC"/>
+            </w:tcBorders>
+          </w:tcPr>
+          <w:p>
+            <w:pPr>
+              <w:spacing w:before="60" w:after="60" w:line="252" w:lineRule="auto"/>
+              <w:jc w:val="left"/>
+            </w:pPr>
+            <w:r/>
+            <w:r>
+              <w:t>BULL</w:t>
+            </w:r>
+          </w:p>
+        </w:tc>
+      </w:tr>
+      <w:tr>
+        <w:tc>
+          <w:tcPr>
+            <w:tcW w:type="dxa" w:w="1584"/>
+            <w:shd w:fill="FFFFFF"/>
+            <w:tcMar>
+              <w:top w:w="100" w:type="dxa"/>
+              <w:bottom w:w="100" w:type="dxa"/>
+              <w:left w:w="120" w:type="dxa"/>
+              <w:right w:w="120" w:type="dxa"/>
+            </w:tcMar>
+            <w:tcBorders>
+              <w:top w:val="single" w:sz="4" w:space="0" w:color="CCCCCC"/>
+              <w:bottom w:val="single" w:sz="4" w:space="0" w:color="CCCCCC"/>
+              <w:left w:val="single" w:sz="4" w:space="0" w:color="CCCCCC"/>
+              <w:right w:val="single" w:sz="4" w:space="0" w:color="CCCCCC"/>
+            </w:tcBorders>
+          </w:tcPr>
+          <w:p>
+            <w:pPr>
+              <w:spacing w:before="60" w:after="60" w:line="252" w:lineRule="auto"/>
+              <w:jc w:val="left"/>
+            </w:pPr>
+            <w:r/>
+            <w:r>
+              <w:rPr>
+                <w:b/>
+              </w:rPr>
+              <w:t>Thu 29/10</w:t>
+            </w:r>
+          </w:p>
+        </w:tc>
+        <w:tc>
+          <w:tcPr>
+            <w:tcW w:type="dxa" w:w="864"/>
+            <w:shd w:fill="FFFFFF"/>
+            <w:tcMar>
+              <w:top w:w="100" w:type="dxa"/>
+              <w:bottom w:w="100" w:type="dxa"/>
+              <w:left w:w="120" w:type="dxa"/>
+              <w:right w:w="120" w:type="dxa"/>
+            </w:tcMar>
+            <w:tcBorders>
+              <w:top w:val="single" w:sz="4" w:space="0" w:color="CCCCCC"/>
+              <w:bottom w:val="single" w:sz="4" w:space="0" w:color="CCCCCC"/>
+              <w:left w:val="single" w:sz="4" w:space="0" w:color="CCCCCC"/>
+              <w:right w:val="single" w:sz="4" w:space="0" w:color="CCCCCC"/>
+            </w:tcBorders>
+          </w:tcPr>
+          <w:p>
+            <w:pPr>
+              <w:spacing w:before="60" w:after="60" w:line="252" w:lineRule="auto"/>
+              <w:jc w:val="left"/>
+            </w:pPr>
+            <w:r/>
+            <w:r>
+              <w:t>NY Close 23-01</w:t>
+            </w:r>
+          </w:p>
+        </w:tc>
+        <w:tc>
+          <w:tcPr>
+            <w:tcW w:type="dxa" w:w="1440"/>
+            <w:shd w:fill="FFFFFF"/>
+            <w:tcMar>
+              <w:top w:w="100" w:type="dxa"/>
+              <w:bottom w:w="100" w:type="dxa"/>
+              <w:left w:w="120" w:type="dxa"/>
+              <w:right w:w="120" w:type="dxa"/>
+            </w:tcMar>
+            <w:tcBorders>
+              <w:top w:val="single" w:sz="4" w:space="0" w:color="CCCCCC"/>
+              <w:bottom w:val="single" w:sz="4" w:space="0" w:color="CCCCCC"/>
+              <w:left w:val="single" w:sz="4" w:space="0" w:color="CCCCCC"/>
+              <w:right w:val="single" w:sz="4" w:space="0" w:color="CCCCCC"/>
+            </w:tcBorders>
+          </w:tcPr>
+          <w:p>
+            <w:pPr>
+              <w:spacing w:before="60" w:after="60" w:line="252" w:lineRule="auto"/>
+              <w:jc w:val="left"/>
+            </w:pPr>
+            <w:r/>
+            <w:r>
+              <w:t>645.75</w:t>
+            </w:r>
+          </w:p>
+        </w:tc>
+        <w:tc>
+          <w:tcPr>
+            <w:tcW w:type="dxa" w:w="2016"/>
+            <w:shd w:fill="FFFFFF"/>
+            <w:tcMar>
+              <w:top w:w="100" w:type="dxa"/>
+              <w:bottom w:w="100" w:type="dxa"/>
+              <w:left w:w="120" w:type="dxa"/>
+              <w:right w:w="120" w:type="dxa"/>
+            </w:tcMar>
+            <w:tcBorders>
+              <w:top w:val="single" w:sz="4" w:space="0" w:color="CCCCCC"/>
+              <w:bottom w:val="single" w:sz="4" w:space="0" w:color="CCCCCC"/>
+              <w:left w:val="single" w:sz="4" w:space="0" w:color="CCCCCC"/>
+              <w:right w:val="single" w:sz="4" w:space="0" w:color="CCCCCC"/>
+            </w:tcBorders>
+          </w:tcPr>
+          <w:p>
+            <w:pPr>
+              <w:spacing w:before="60" w:after="60" w:line="252" w:lineRule="auto"/>
+              <w:jc w:val="left"/>
+            </w:pPr>
+            <w:r/>
+            <w:r>
+              <w:t>651.25</w:t>
+            </w:r>
+          </w:p>
+        </w:tc>
+        <w:tc>
+          <w:tcPr>
+            <w:tcW w:type="dxa" w:w="1152"/>
+            <w:shd w:fill="FFFFFF"/>
+            <w:tcMar>
+              <w:top w:w="100" w:type="dxa"/>
+              <w:bottom w:w="100" w:type="dxa"/>
+              <w:left w:w="120" w:type="dxa"/>
+              <w:right w:w="120" w:type="dxa"/>
+            </w:tcMar>
+            <w:tcBorders>
+              <w:top w:val="single" w:sz="4" w:space="0" w:color="CCCCCC"/>
+              <w:bottom w:val="single" w:sz="4" w:space="0" w:color="CCCCCC"/>
+              <w:left w:val="single" w:sz="4" w:space="0" w:color="CCCCCC"/>
+              <w:right w:val="single" w:sz="4" w:space="0" w:color="CCCCCC"/>
+            </w:tcBorders>
+          </w:tcPr>
+          <w:p>
+            <w:pPr>
+              <w:spacing w:before="60" w:after="60" w:line="252" w:lineRule="auto"/>
+              <w:jc w:val="left"/>
+            </w:pPr>
+            <w:r/>
+            <w:r>
+              <w:t>638.00</w:t>
+            </w:r>
+          </w:p>
+        </w:tc>
+        <w:tc>
+          <w:tcPr>
+            <w:tcW w:type="dxa" w:w="1728"/>
+            <w:shd w:fill="FFFFFF"/>
+            <w:tcMar>
+              <w:top w:w="100" w:type="dxa"/>
+              <w:bottom w:w="100" w:type="dxa"/>
+              <w:left w:w="120" w:type="dxa"/>
+              <w:right w:w="120" w:type="dxa"/>
+            </w:tcMar>
+            <w:tcBorders>
+              <w:top w:val="single" w:sz="4" w:space="0" w:color="CCCCCC"/>
+              <w:bottom w:val="single" w:sz="4" w:space="0" w:color="CCCCCC"/>
+              <w:left w:val="single" w:sz="4" w:space="0" w:color="CCCCCC"/>
+              <w:right w:val="single" w:sz="4" w:space="0" w:color="CCCCCC"/>
+            </w:tcBorders>
+          </w:tcPr>
+          <w:p>
+            <w:pPr>
+              <w:spacing w:before="60" w:after="60" w:line="252" w:lineRule="auto"/>
+              <w:jc w:val="left"/>
+            </w:pPr>
+            <w:r/>
+            <w:r>
+              <w:rPr>
+                <w:b/>
+              </w:rPr>
+              <w:t>646.50</w:t>
+            </w:r>
+          </w:p>
+        </w:tc>
+        <w:tc>
+          <w:tcPr>
+            <w:tcW w:type="dxa" w:w="3456"/>
+            <w:shd w:fill="FFFFFF"/>
+            <w:tcMar>
+              <w:top w:w="100" w:type="dxa"/>
+              <w:bottom w:w="100" w:type="dxa"/>
+              <w:left w:w="120" w:type="dxa"/>
+              <w:right w:w="120" w:type="dxa"/>
+            </w:tcMar>
+            <w:tcBorders>
+              <w:top w:val="single" w:sz="4" w:space="0" w:color="CCCCCC"/>
+              <w:bottom w:val="single" w:sz="4" w:space="0" w:color="CCCCCC"/>
+              <w:left w:val="single" w:sz="4" w:space="0" w:color="CCCCCC"/>
+              <w:right w:val="single" w:sz="4" w:space="0" w:color="CCCCCC"/>
+            </w:tcBorders>
+          </w:tcPr>
+          <w:p>
+            <w:pPr>
+              <w:spacing w:before="60" w:after="60" w:line="252" w:lineRule="auto"/>
+              <w:jc w:val="left"/>
+            </w:pPr>
+            <w:r/>
+            <w:r>
+              <w:rPr>
+                <w:b/>
+              </w:rPr>
+              <w:t>+0.75</w:t>
+            </w:r>
+          </w:p>
+        </w:tc>
+        <w:tc>
+          <w:tcPr>
+            <w:tcW w:type="dxa" w:w="1440"/>
+            <w:shd w:fill="FFFFFF"/>
+            <w:tcMar>
+              <w:top w:w="100" w:type="dxa"/>
+              <w:bottom w:w="100" w:type="dxa"/>
+              <w:left w:w="120" w:type="dxa"/>
+              <w:right w:w="120" w:type="dxa"/>
+            </w:tcMar>
+            <w:tcBorders>
+              <w:top w:val="single" w:sz="4" w:space="0" w:color="CCCCCC"/>
+              <w:bottom w:val="single" w:sz="4" w:space="0" w:color="CCCCCC"/>
+              <w:left w:val="single" w:sz="4" w:space="0" w:color="CCCCCC"/>
+              <w:right w:val="single" w:sz="4" w:space="0" w:color="CCCCCC"/>
+            </w:tcBorders>
+          </w:tcPr>
+          <w:p>
+            <w:pPr>
+              <w:spacing w:before="60" w:after="60" w:line="252" w:lineRule="auto"/>
+              <w:jc w:val="left"/>
+            </w:pPr>
+            <w:r/>
+            <w:r>
+              <w:t>BULL</w:t>
+            </w:r>
+          </w:p>
+        </w:tc>
+      </w:tr>
+      <w:tr>
+        <w:tc>
+          <w:tcPr>
+            <w:tcW w:type="dxa" w:w="1584"/>
+            <w:shd w:fill="F8FAFC"/>
+            <w:tcMar>
+              <w:top w:w="100" w:type="dxa"/>
+              <w:bottom w:w="100" w:type="dxa"/>
+              <w:left w:w="120" w:type="dxa"/>
+              <w:right w:w="120" w:type="dxa"/>
+            </w:tcMar>
+            <w:tcBorders>
+              <w:top w:val="single" w:sz="4" w:space="0" w:color="CCCCCC"/>
+              <w:bottom w:val="single" w:sz="4" w:space="0" w:color="CCCCCC"/>
+              <w:left w:val="single" w:sz="4" w:space="0" w:color="CCCCCC"/>
+              <w:right w:val="single" w:sz="4" w:space="0" w:color="CCCCCC"/>
+            </w:tcBorders>
+          </w:tcPr>
+          <w:p>
+            <w:pPr>
+              <w:spacing w:before="60" w:after="60" w:line="252" w:lineRule="auto"/>
+              <w:jc w:val="left"/>
+            </w:pPr>
+            <w:r/>
+            <w:r>
+              <w:rPr>
+                <w:b/>
+              </w:rPr>
+              <w:t>Fri 30/10</w:t>
+            </w:r>
+          </w:p>
+        </w:tc>
+        <w:tc>
+          <w:tcPr>
+            <w:tcW w:type="dxa" w:w="864"/>
+            <w:shd w:fill="F8FAFC"/>
+            <w:tcMar>
+              <w:top w:w="100" w:type="dxa"/>
+              <w:bottom w:w="100" w:type="dxa"/>
+              <w:left w:w="120" w:type="dxa"/>
+              <w:right w:w="120" w:type="dxa"/>
+            </w:tcMar>
+            <w:tcBorders>
+              <w:top w:val="single" w:sz="4" w:space="0" w:color="CCCCCC"/>
+              <w:bottom w:val="single" w:sz="4" w:space="0" w:color="CCCCCC"/>
+              <w:left w:val="single" w:sz="4" w:space="0" w:color="CCCCCC"/>
+              <w:right w:val="single" w:sz="4" w:space="0" w:color="CCCCCC"/>
+            </w:tcBorders>
+          </w:tcPr>
+          <w:p>
+            <w:pPr>
+              <w:spacing w:before="60" w:after="60" w:line="252" w:lineRule="auto"/>
+              <w:jc w:val="left"/>
+            </w:pPr>
+            <w:r/>
+            <w:r>
+              <w:t>Asia 07-11</w:t>
+            </w:r>
+          </w:p>
+        </w:tc>
+        <w:tc>
+          <w:tcPr>
+            <w:tcW w:type="dxa" w:w="1440"/>
+            <w:shd w:fill="F8FAFC"/>
+            <w:tcMar>
+              <w:top w:w="100" w:type="dxa"/>
+              <w:bottom w:w="100" w:type="dxa"/>
+              <w:left w:w="120" w:type="dxa"/>
+              <w:right w:w="120" w:type="dxa"/>
+            </w:tcMar>
+            <w:tcBorders>
+              <w:top w:val="single" w:sz="4" w:space="0" w:color="CCCCCC"/>
+              <w:bottom w:val="single" w:sz="4" w:space="0" w:color="CCCCCC"/>
+              <w:left w:val="single" w:sz="4" w:space="0" w:color="CCCCCC"/>
+              <w:right w:val="single" w:sz="4" w:space="0" w:color="CCCCCC"/>
+            </w:tcBorders>
+          </w:tcPr>
+          <w:p>
+            <w:pPr>
+              <w:spacing w:before="60" w:after="60" w:line="252" w:lineRule="auto"/>
+              <w:jc w:val="left"/>
+            </w:pPr>
+            <w:r/>
+            <w:r>
+              <w:t>646.50</w:t>
+            </w:r>
+          </w:p>
+        </w:tc>
+        <w:tc>
+          <w:tcPr>
+            <w:tcW w:type="dxa" w:w="2016"/>
+            <w:shd w:fill="F8FAFC"/>
+            <w:tcMar>
+              <w:top w:w="100" w:type="dxa"/>
+              <w:bottom w:w="100" w:type="dxa"/>
+              <w:left w:w="120" w:type="dxa"/>
+              <w:right w:w="120" w:type="dxa"/>
+            </w:tcMar>
+            <w:tcBorders>
+              <w:top w:val="single" w:sz="4" w:space="0" w:color="CCCCCC"/>
+              <w:bottom w:val="single" w:sz="4" w:space="0" w:color="CCCCCC"/>
+              <w:left w:val="single" w:sz="4" w:space="0" w:color="CCCCCC"/>
+              <w:right w:val="single" w:sz="4" w:space="0" w:color="CCCCCC"/>
+            </w:tcBorders>
+          </w:tcPr>
+          <w:p>
+            <w:pPr>
+              <w:spacing w:before="60" w:after="60" w:line="252" w:lineRule="auto"/>
+              <w:jc w:val="left"/>
+            </w:pPr>
+            <w:r/>
+            <w:r>
+              <w:t>655.75</w:t>
+            </w:r>
+          </w:p>
+        </w:tc>
+        <w:tc>
+          <w:tcPr>
+            <w:tcW w:type="dxa" w:w="1152"/>
+            <w:shd w:fill="F8FAFC"/>
+            <w:tcMar>
+              <w:top w:w="100" w:type="dxa"/>
+              <w:bottom w:w="100" w:type="dxa"/>
+              <w:left w:w="120" w:type="dxa"/>
+              <w:right w:w="120" w:type="dxa"/>
+            </w:tcMar>
+            <w:tcBorders>
+              <w:top w:val="single" w:sz="4" w:space="0" w:color="CCCCCC"/>
+              <w:bottom w:val="single" w:sz="4" w:space="0" w:color="CCCCCC"/>
+              <w:left w:val="single" w:sz="4" w:space="0" w:color="CCCCCC"/>
+              <w:right w:val="single" w:sz="4" w:space="0" w:color="CCCCCC"/>
+            </w:tcBorders>
+          </w:tcPr>
+          <w:p>
+            <w:pPr>
+              <w:spacing w:before="60" w:after="60" w:line="252" w:lineRule="auto"/>
+              <w:jc w:val="left"/>
+            </w:pPr>
+            <w:r/>
+            <w:r>
+              <w:t>640.00</w:t>
+            </w:r>
+          </w:p>
+        </w:tc>
+        <w:tc>
+          <w:tcPr>
+            <w:tcW w:type="dxa" w:w="1728"/>
+            <w:shd w:fill="F8FAFC"/>
+            <w:tcMar>
+              <w:top w:w="100" w:type="dxa"/>
+              <w:bottom w:w="100" w:type="dxa"/>
+              <w:left w:w="120" w:type="dxa"/>
+              <w:right w:w="120" w:type="dxa"/>
+            </w:tcMar>
+            <w:tcBorders>
+              <w:top w:val="single" w:sz="4" w:space="0" w:color="CCCCCC"/>
+              <w:bottom w:val="single" w:sz="4" w:space="0" w:color="CCCCCC"/>
+              <w:left w:val="single" w:sz="4" w:space="0" w:color="CCCCCC"/>
+              <w:right w:val="single" w:sz="4" w:space="0" w:color="CCCCCC"/>
+            </w:tcBorders>
+          </w:tcPr>
+          <w:p>
+            <w:pPr>
+              <w:spacing w:before="60" w:after="60" w:line="252" w:lineRule="auto"/>
+              <w:jc w:val="left"/>
+            </w:pPr>
+            <w:r/>
+            <w:r>
+              <w:rPr>
+                <w:b/>
+              </w:rPr>
+              <w:t>645.75</w:t>
+            </w:r>
+          </w:p>
+        </w:tc>
+        <w:tc>
+          <w:tcPr>
+            <w:tcW w:type="dxa" w:w="3456"/>
+            <w:shd w:fill="F8FAFC"/>
+            <w:tcMar>
+              <w:top w:w="100" w:type="dxa"/>
+              <w:bottom w:w="100" w:type="dxa"/>
+              <w:left w:w="120" w:type="dxa"/>
+              <w:right w:w="120" w:type="dxa"/>
+            </w:tcMar>
+            <w:tcBorders>
+              <w:top w:val="single" w:sz="4" w:space="0" w:color="CCCCCC"/>
+              <w:bottom w:val="single" w:sz="4" w:space="0" w:color="CCCCCC"/>
+              <w:left w:val="single" w:sz="4" w:space="0" w:color="CCCCCC"/>
+              <w:right w:val="single" w:sz="4" w:space="0" w:color="CCCCCC"/>
+            </w:tcBorders>
+          </w:tcPr>
+          <w:p>
+            <w:pPr>
+              <w:spacing w:before="60" w:after="60" w:line="252" w:lineRule="auto"/>
+              <w:jc w:val="left"/>
+            </w:pPr>
+            <w:r/>
+            <w:r>
+              <w:rPr>
+                <w:b/>
+              </w:rPr>
+              <w:t>-0.75</w:t>
+            </w:r>
+          </w:p>
+        </w:tc>
+        <w:tc>
+          <w:tcPr>
+            <w:tcW w:type="dxa" w:w="1440"/>
+            <w:shd w:fill="F8FAFC"/>
+            <w:tcMar>
+              <w:top w:w="100" w:type="dxa"/>
+              <w:bottom w:w="100" w:type="dxa"/>
+              <w:left w:w="120" w:type="dxa"/>
+              <w:right w:w="120" w:type="dxa"/>
+            </w:tcMar>
+            <w:tcBorders>
+              <w:top w:val="single" w:sz="4" w:space="0" w:color="CCCCCC"/>
+              <w:bottom w:val="single" w:sz="4" w:space="0" w:color="CCCCCC"/>
+              <w:left w:val="single" w:sz="4" w:space="0" w:color="CCCCCC"/>
+              <w:right w:val="single" w:sz="4" w:space="0" w:color="CCCCCC"/>
+            </w:tcBorders>
+          </w:tcPr>
+          <w:p>
+            <w:pPr>
+              <w:spacing w:before="60" w:after="60" w:line="252" w:lineRule="auto"/>
+              <w:jc w:val="left"/>
+            </w:pPr>
+            <w:r/>
+            <w:r>
+              <w:t>BEAR</w:t>
+            </w:r>
+          </w:p>
+        </w:tc>
+      </w:tr>
+      <w:tr>
+        <w:tc>
+          <w:tcPr>
+            <w:tcW w:type="dxa" w:w="1584"/>
+            <w:shd w:fill="FFFFFF"/>
+            <w:tcMar>
+              <w:top w:w="100" w:type="dxa"/>
+              <w:bottom w:w="100" w:type="dxa"/>
+              <w:left w:w="120" w:type="dxa"/>
+              <w:right w:w="120" w:type="dxa"/>
+            </w:tcMar>
+            <w:tcBorders>
+              <w:top w:val="single" w:sz="4" w:space="0" w:color="CCCCCC"/>
+              <w:bottom w:val="single" w:sz="4" w:space="0" w:color="CCCCCC"/>
+              <w:left w:val="single" w:sz="4" w:space="0" w:color="CCCCCC"/>
+              <w:right w:val="single" w:sz="4" w:space="0" w:color="CCCCCC"/>
+            </w:tcBorders>
+          </w:tcPr>
+          <w:p>
+            <w:pPr>
+              <w:spacing w:before="60" w:after="60" w:line="252" w:lineRule="auto"/>
+              <w:jc w:val="left"/>
+            </w:pPr>
+            <w:r/>
+            <w:r>
+              <w:rPr>
+                <w:b/>
+              </w:rPr>
+              <w:t>Fri 30/10</w:t>
+            </w:r>
+          </w:p>
+        </w:tc>
+        <w:tc>
+          <w:tcPr>
+            <w:tcW w:type="dxa" w:w="864"/>
+            <w:shd w:fill="FFFFFF"/>
+            <w:tcMar>
+              <w:top w:w="100" w:type="dxa"/>
+              <w:bottom w:w="100" w:type="dxa"/>
+              <w:left w:w="120" w:type="dxa"/>
+              <w:right w:w="120" w:type="dxa"/>
+            </w:tcMar>
+            <w:tcBorders>
+              <w:top w:val="single" w:sz="4" w:space="0" w:color="CCCCCC"/>
+              <w:bottom w:val="single" w:sz="4" w:space="0" w:color="CCCCCC"/>
+              <w:left w:val="single" w:sz="4" w:space="0" w:color="CCCCCC"/>
+              <w:right w:val="single" w:sz="4" w:space="0" w:color="CCCCCC"/>
+            </w:tcBorders>
+          </w:tcPr>
+          <w:p>
+            <w:pPr>
+              <w:spacing w:before="60" w:after="60" w:line="252" w:lineRule="auto"/>
+              <w:jc w:val="left"/>
+            </w:pPr>
+            <w:r/>
+            <w:r>
+              <w:t>Asia 11-15</w:t>
+            </w:r>
+          </w:p>
+        </w:tc>
+        <w:tc>
+          <w:tcPr>
+            <w:tcW w:type="dxa" w:w="1440"/>
+            <w:shd w:fill="FFFFFF"/>
+            <w:tcMar>
+              <w:top w:w="100" w:type="dxa"/>
+              <w:bottom w:w="100" w:type="dxa"/>
+              <w:left w:w="120" w:type="dxa"/>
+              <w:right w:w="120" w:type="dxa"/>
+            </w:tcMar>
+            <w:tcBorders>
+              <w:top w:val="single" w:sz="4" w:space="0" w:color="CCCCCC"/>
+              <w:bottom w:val="single" w:sz="4" w:space="0" w:color="CCCCCC"/>
+              <w:left w:val="single" w:sz="4" w:space="0" w:color="CCCCCC"/>
+              <w:right w:val="single" w:sz="4" w:space="0" w:color="CCCCCC"/>
+            </w:tcBorders>
+          </w:tcPr>
+          <w:p>
+            <w:pPr>
+              <w:spacing w:before="60" w:after="60" w:line="252" w:lineRule="auto"/>
+              <w:jc w:val="left"/>
+            </w:pPr>
+            <w:r/>
+            <w:r>
+              <w:t>645.75</w:t>
+            </w:r>
+          </w:p>
+        </w:tc>
+        <w:tc>
+          <w:tcPr>
+            <w:tcW w:type="dxa" w:w="2016"/>
+            <w:shd w:fill="FFFFFF"/>
+            <w:tcMar>
+              <w:top w:w="100" w:type="dxa"/>
+              <w:bottom w:w="100" w:type="dxa"/>
+              <w:left w:w="120" w:type="dxa"/>
+              <w:right w:w="120" w:type="dxa"/>
+            </w:tcMar>
+            <w:tcBorders>
+              <w:top w:val="single" w:sz="4" w:space="0" w:color="CCCCCC"/>
+              <w:bottom w:val="single" w:sz="4" w:space="0" w:color="CCCCCC"/>
+              <w:left w:val="single" w:sz="4" w:space="0" w:color="CCCCCC"/>
+              <w:right w:val="single" w:sz="4" w:space="0" w:color="CCCCCC"/>
+            </w:tcBorders>
+          </w:tcPr>
+          <w:p>
+            <w:pPr>
+              <w:spacing w:before="60" w:after="60" w:line="252" w:lineRule="auto"/>
+              <w:jc w:val="left"/>
+            </w:pPr>
+            <w:r/>
+            <w:r>
+              <w:t>653.25</w:t>
+            </w:r>
+          </w:p>
+        </w:tc>
+        <w:tc>
+          <w:tcPr>
+            <w:tcW w:type="dxa" w:w="1152"/>
+            <w:shd w:fill="FFFFFF"/>
+            <w:tcMar>
+              <w:top w:w="100" w:type="dxa"/>
+              <w:bottom w:w="100" w:type="dxa"/>
+              <w:left w:w="120" w:type="dxa"/>
+              <w:right w:w="120" w:type="dxa"/>
+            </w:tcMar>
+            <w:tcBorders>
+              <w:top w:val="single" w:sz="4" w:space="0" w:color="CCCCCC"/>
+              <w:bottom w:val="single" w:sz="4" w:space="0" w:color="CCCCCC"/>
+              <w:left w:val="single" w:sz="4" w:space="0" w:color="CCCCCC"/>
+              <w:right w:val="single" w:sz="4" w:space="0" w:color="CCCCCC"/>
+            </w:tcBorders>
+          </w:tcPr>
+          <w:p>
+            <w:pPr>
+              <w:spacing w:before="60" w:after="60" w:line="252" w:lineRule="auto"/>
+              <w:jc w:val="left"/>
+            </w:pPr>
+            <w:r/>
+            <w:r>
+              <w:t>639.75</w:t>
+            </w:r>
+          </w:p>
+        </w:tc>
+        <w:tc>
+          <w:tcPr>
+            <w:tcW w:type="dxa" w:w="1728"/>
+            <w:shd w:fill="FFFFFF"/>
+            <w:tcMar>
+              <w:top w:w="100" w:type="dxa"/>
+              <w:bottom w:w="100" w:type="dxa"/>
+              <w:left w:w="120" w:type="dxa"/>
+              <w:right w:w="120" w:type="dxa"/>
+            </w:tcMar>
+            <w:tcBorders>
+              <w:top w:val="single" w:sz="4" w:space="0" w:color="CCCCCC"/>
+              <w:bottom w:val="single" w:sz="4" w:space="0" w:color="CCCCCC"/>
+              <w:left w:val="single" w:sz="4" w:space="0" w:color="CCCCCC"/>
+              <w:right w:val="single" w:sz="4" w:space="0" w:color="CCCCCC"/>
+            </w:tcBorders>
+          </w:tcPr>
+          <w:p>
+            <w:pPr>
+              <w:spacing w:before="60" w:after="60" w:line="252" w:lineRule="auto"/>
+              <w:jc w:val="left"/>
+            </w:pPr>
+            <w:r/>
+            <w:r>
+              <w:rPr>
+                <w:b/>
+              </w:rPr>
+              <w:t>644.75</w:t>
+            </w:r>
+          </w:p>
+        </w:tc>
+        <w:tc>
+          <w:tcPr>
+            <w:tcW w:type="dxa" w:w="3456"/>
+            <w:shd w:fill="FFFFFF"/>
+            <w:tcMar>
+              <w:top w:w="100" w:type="dxa"/>
+              <w:bottom w:w="100" w:type="dxa"/>
+              <w:left w:w="120" w:type="dxa"/>
+              <w:right w:w="120" w:type="dxa"/>
+            </w:tcMar>
+            <w:tcBorders>
+              <w:top w:val="single" w:sz="4" w:space="0" w:color="CCCCCC"/>
+              <w:bottom w:val="single" w:sz="4" w:space="0" w:color="CCCCCC"/>
+              <w:left w:val="single" w:sz="4" w:space="0" w:color="CCCCCC"/>
+              <w:right w:val="single" w:sz="4" w:space="0" w:color="CCCCCC"/>
+            </w:tcBorders>
+          </w:tcPr>
+          <w:p>
+            <w:pPr>
+              <w:spacing w:before="60" w:after="60" w:line="252" w:lineRule="auto"/>
+              <w:jc w:val="left"/>
+            </w:pPr>
+            <w:r/>
+            <w:r>
+              <w:rPr>
+                <w:b/>
+              </w:rPr>
+              <w:t>-1.00</w:t>
+            </w:r>
+          </w:p>
+        </w:tc>
+        <w:tc>
+          <w:tcPr>
+            <w:tcW w:type="dxa" w:w="1440"/>
+            <w:shd w:fill="FFFFFF"/>
+            <w:tcMar>
+              <w:top w:w="100" w:type="dxa"/>
+              <w:bottom w:w="100" w:type="dxa"/>
+              <w:left w:w="120" w:type="dxa"/>
+              <w:right w:w="120" w:type="dxa"/>
+            </w:tcMar>
+            <w:tcBorders>
+              <w:top w:val="single" w:sz="4" w:space="0" w:color="CCCCCC"/>
+              <w:bottom w:val="single" w:sz="4" w:space="0" w:color="CCCCCC"/>
+              <w:left w:val="single" w:sz="4" w:space="0" w:color="CCCCCC"/>
+              <w:right w:val="single" w:sz="4" w:space="0" w:color="CCCCCC"/>
+            </w:tcBorders>
+          </w:tcPr>
+          <w:p>
+            <w:pPr>
+              <w:spacing w:before="60" w:after="60" w:line="252" w:lineRule="auto"/>
+              <w:jc w:val="left"/>
+            </w:pPr>
+            <w:r/>
+            <w:r>
+              <w:t>BEAR</w:t>
+            </w:r>
+          </w:p>
+        </w:tc>
+      </w:tr>
+      <w:tr>
+        <w:tc>
+          <w:tcPr>
+            <w:tcW w:type="dxa" w:w="1584"/>
+            <w:shd w:fill="F8FAFC"/>
+            <w:tcMar>
+              <w:top w:w="100" w:type="dxa"/>
+              <w:bottom w:w="100" w:type="dxa"/>
+              <w:left w:w="120" w:type="dxa"/>
+              <w:right w:w="120" w:type="dxa"/>
+            </w:tcMar>
+            <w:tcBorders>
+              <w:top w:val="single" w:sz="4" w:space="0" w:color="CCCCCC"/>
+              <w:bottom w:val="single" w:sz="4" w:space="0" w:color="CCCCCC"/>
+              <w:left w:val="single" w:sz="4" w:space="0" w:color="CCCCCC"/>
+              <w:right w:val="single" w:sz="4" w:space="0" w:color="CCCCCC"/>
+            </w:tcBorders>
+          </w:tcPr>
+          <w:p>
+            <w:pPr>
+              <w:spacing w:before="60" w:after="60" w:line="252" w:lineRule="auto"/>
+              <w:jc w:val="left"/>
+            </w:pPr>
+            <w:r/>
+            <w:r>
+              <w:rPr>
+                <w:b/>
+              </w:rPr>
+              <w:t>Fri 30/10</w:t>
+            </w:r>
+          </w:p>
+        </w:tc>
+        <w:tc>
+          <w:tcPr>
+            <w:tcW w:type="dxa" w:w="864"/>
+            <w:shd w:fill="F8FAFC"/>
+            <w:tcMar>
+              <w:top w:w="100" w:type="dxa"/>
+              <w:bottom w:w="100" w:type="dxa"/>
+              <w:left w:w="120" w:type="dxa"/>
+              <w:right w:w="120" w:type="dxa"/>
+            </w:tcMar>
+            <w:tcBorders>
+              <w:top w:val="single" w:sz="4" w:space="0" w:color="CCCCCC"/>
+              <w:bottom w:val="single" w:sz="4" w:space="0" w:color="CCCCCC"/>
+              <w:left w:val="single" w:sz="4" w:space="0" w:color="CCCCCC"/>
+              <w:right w:val="single" w:sz="4" w:space="0" w:color="CCCCCC"/>
+            </w:tcBorders>
+          </w:tcPr>
+          <w:p>
+            <w:pPr>
+              <w:spacing w:before="60" w:after="60" w:line="252" w:lineRule="auto"/>
+              <w:jc w:val="left"/>
+            </w:pPr>
+            <w:r/>
+            <w:r>
+              <w:t>London 15-19</w:t>
+            </w:r>
+          </w:p>
+        </w:tc>
+        <w:tc>
+          <w:tcPr>
+            <w:tcW w:type="dxa" w:w="1440"/>
+            <w:shd w:fill="F8FAFC"/>
+            <w:tcMar>
+              <w:top w:w="100" w:type="dxa"/>
+              <w:bottom w:w="100" w:type="dxa"/>
+              <w:left w:w="120" w:type="dxa"/>
+              <w:right w:w="120" w:type="dxa"/>
+            </w:tcMar>
+            <w:tcBorders>
+              <w:top w:val="single" w:sz="4" w:space="0" w:color="CCCCCC"/>
+              <w:bottom w:val="single" w:sz="4" w:space="0" w:color="CCCCCC"/>
+              <w:left w:val="single" w:sz="4" w:space="0" w:color="CCCCCC"/>
+              <w:right w:val="single" w:sz="4" w:space="0" w:color="CCCCCC"/>
+            </w:tcBorders>
+          </w:tcPr>
+          <w:p>
+            <w:pPr>
+              <w:spacing w:before="60" w:after="60" w:line="252" w:lineRule="auto"/>
+              <w:jc w:val="left"/>
+            </w:pPr>
+            <w:r/>
+            <w:r>
+              <w:t>644.75</w:t>
+            </w:r>
+          </w:p>
+        </w:tc>
+        <w:tc>
+          <w:tcPr>
+            <w:tcW w:type="dxa" w:w="2016"/>
+            <w:shd w:fill="F8FAFC"/>
+            <w:tcMar>
+              <w:top w:w="100" w:type="dxa"/>
+              <w:bottom w:w="100" w:type="dxa"/>
+              <w:left w:w="120" w:type="dxa"/>
+              <w:right w:w="120" w:type="dxa"/>
+            </w:tcMar>
+            <w:tcBorders>
+              <w:top w:val="single" w:sz="4" w:space="0" w:color="CCCCCC"/>
+              <w:bottom w:val="single" w:sz="4" w:space="0" w:color="CCCCCC"/>
+              <w:left w:val="single" w:sz="4" w:space="0" w:color="CCCCCC"/>
+              <w:right w:val="single" w:sz="4" w:space="0" w:color="CCCCCC"/>
+            </w:tcBorders>
+          </w:tcPr>
+          <w:p>
+            <w:pPr>
+              <w:spacing w:before="60" w:after="60" w:line="252" w:lineRule="auto"/>
+              <w:jc w:val="left"/>
+            </w:pPr>
+            <w:r/>
+            <w:r>
+              <w:t>651.75</w:t>
+            </w:r>
+          </w:p>
+        </w:tc>
+        <w:tc>
+          <w:tcPr>
+            <w:tcW w:type="dxa" w:w="1152"/>
+            <w:shd w:fill="F8FAFC"/>
+            <w:tcMar>
+              <w:top w:w="100" w:type="dxa"/>
+              <w:bottom w:w="100" w:type="dxa"/>
+              <w:left w:w="120" w:type="dxa"/>
+              <w:right w:w="120" w:type="dxa"/>
+            </w:tcMar>
+            <w:tcBorders>
+              <w:top w:val="single" w:sz="4" w:space="0" w:color="CCCCCC"/>
+              <w:bottom w:val="single" w:sz="4" w:space="0" w:color="CCCCCC"/>
+              <w:left w:val="single" w:sz="4" w:space="0" w:color="CCCCCC"/>
+              <w:right w:val="single" w:sz="4" w:space="0" w:color="CCCCCC"/>
+            </w:tcBorders>
+          </w:tcPr>
+          <w:p>
+            <w:pPr>
+              <w:spacing w:before="60" w:after="60" w:line="252" w:lineRule="auto"/>
+              <w:jc w:val="left"/>
+            </w:pPr>
+            <w:r/>
+            <w:r>
+              <w:t>631.25</w:t>
+            </w:r>
+          </w:p>
+        </w:tc>
+        <w:tc>
+          <w:tcPr>
+            <w:tcW w:type="dxa" w:w="1728"/>
+            <w:shd w:fill="F8FAFC"/>
+            <w:tcMar>
+              <w:top w:w="100" w:type="dxa"/>
+              <w:bottom w:w="100" w:type="dxa"/>
+              <w:left w:w="120" w:type="dxa"/>
+              <w:right w:w="120" w:type="dxa"/>
+            </w:tcMar>
+            <w:tcBorders>
+              <w:top w:val="single" w:sz="4" w:space="0" w:color="CCCCCC"/>
+              <w:bottom w:val="single" w:sz="4" w:space="0" w:color="CCCCCC"/>
+              <w:left w:val="single" w:sz="4" w:space="0" w:color="CCCCCC"/>
+              <w:right w:val="single" w:sz="4" w:space="0" w:color="CCCCCC"/>
+            </w:tcBorders>
+          </w:tcPr>
+          <w:p>
+            <w:pPr>
+              <w:spacing w:before="60" w:after="60" w:line="252" w:lineRule="auto"/>
+              <w:jc w:val="left"/>
+            </w:pPr>
+            <w:r/>
+            <w:r>
+              <w:rPr>
+                <w:b/>
+              </w:rPr>
+              <w:t>645.50</w:t>
+            </w:r>
+          </w:p>
+        </w:tc>
+        <w:tc>
+          <w:tcPr>
+            <w:tcW w:type="dxa" w:w="3456"/>
+            <w:shd w:fill="F8FAFC"/>
+            <w:tcMar>
+              <w:top w:w="100" w:type="dxa"/>
+              <w:bottom w:w="100" w:type="dxa"/>
+              <w:left w:w="120" w:type="dxa"/>
+              <w:right w:w="120" w:type="dxa"/>
+            </w:tcMar>
+            <w:tcBorders>
+              <w:top w:val="single" w:sz="4" w:space="0" w:color="CCCCCC"/>
+              <w:bottom w:val="single" w:sz="4" w:space="0" w:color="CCCCCC"/>
+              <w:left w:val="single" w:sz="4" w:space="0" w:color="CCCCCC"/>
+              <w:right w:val="single" w:sz="4" w:space="0" w:color="CCCCCC"/>
+            </w:tcBorders>
+          </w:tcPr>
+          <w:p>
+            <w:pPr>
+              <w:spacing w:before="60" w:after="60" w:line="252" w:lineRule="auto"/>
+              <w:jc w:val="left"/>
+            </w:pPr>
+            <w:r/>
+            <w:r>
+              <w:rPr>
+                <w:b/>
+              </w:rPr>
+              <w:t>+0.75</w:t>
+            </w:r>
+          </w:p>
+        </w:tc>
+        <w:tc>
+          <w:tcPr>
+            <w:tcW w:type="dxa" w:w="1440"/>
+            <w:shd w:fill="F8FAFC"/>
+            <w:tcMar>
+              <w:top w:w="100" w:type="dxa"/>
+              <w:bottom w:w="100" w:type="dxa"/>
+              <w:left w:w="120" w:type="dxa"/>
+              <w:right w:w="120" w:type="dxa"/>
+            </w:tcMar>
+            <w:tcBorders>
+              <w:top w:val="single" w:sz="4" w:space="0" w:color="CCCCCC"/>
+              <w:bottom w:val="single" w:sz="4" w:space="0" w:color="CCCCCC"/>
+              <w:left w:val="single" w:sz="4" w:space="0" w:color="CCCCCC"/>
+              <w:right w:val="single" w:sz="4" w:space="0" w:color="CCCCCC"/>
+            </w:tcBorders>
+          </w:tcPr>
+          <w:p>
+            <w:pPr>
+              <w:spacing w:before="60" w:after="60" w:line="252" w:lineRule="auto"/>
+              <w:jc w:val="left"/>
+            </w:pPr>
+            <w:r/>
+            <w:r>
+              <w:t>BULL</w:t>
+            </w:r>
+          </w:p>
+        </w:tc>
+      </w:tr>
+      <w:tr>
+        <w:tc>
+          <w:tcPr>
+            <w:tcW w:type="dxa" w:w="1584"/>
+            <w:shd w:fill="FFFFFF"/>
+            <w:tcMar>
+              <w:top w:w="100" w:type="dxa"/>
+              <w:bottom w:w="100" w:type="dxa"/>
+              <w:left w:w="120" w:type="dxa"/>
+              <w:right w:w="120" w:type="dxa"/>
+            </w:tcMar>
+            <w:tcBorders>
+              <w:top w:val="single" w:sz="4" w:space="0" w:color="CCCCCC"/>
+              <w:bottom w:val="single" w:sz="4" w:space="0" w:color="CCCCCC"/>
+              <w:left w:val="single" w:sz="4" w:space="0" w:color="CCCCCC"/>
+              <w:right w:val="single" w:sz="4" w:space="0" w:color="CCCCCC"/>
+            </w:tcBorders>
+          </w:tcPr>
+          <w:p>
+            <w:pPr>
+              <w:spacing w:before="60" w:after="60" w:line="252" w:lineRule="auto"/>
+              <w:jc w:val="left"/>
+            </w:pPr>
+            <w:r/>
+            <w:r>
+              <w:rPr>
+                <w:b/>
+              </w:rPr>
+              <w:t>Fri 30/10</w:t>
+            </w:r>
+          </w:p>
+        </w:tc>
+        <w:tc>
+          <w:tcPr>
+            <w:tcW w:type="dxa" w:w="864"/>
+            <w:shd w:fill="FFFFFF"/>
+            <w:tcMar>
+              <w:top w:w="100" w:type="dxa"/>
+              <w:bottom w:w="100" w:type="dxa"/>
+              <w:left w:w="120" w:type="dxa"/>
+              <w:right w:w="120" w:type="dxa"/>
+            </w:tcMar>
+            <w:tcBorders>
+              <w:top w:val="single" w:sz="4" w:space="0" w:color="CCCCCC"/>
+              <w:bottom w:val="single" w:sz="4" w:space="0" w:color="CCCCCC"/>
+              <w:left w:val="single" w:sz="4" w:space="0" w:color="CCCCCC"/>
+              <w:right w:val="single" w:sz="4" w:space="0" w:color="CCCCCC"/>
+            </w:tcBorders>
+          </w:tcPr>
+          <w:p>
+            <w:pPr>
+              <w:spacing w:before="60" w:after="60" w:line="252" w:lineRule="auto"/>
+              <w:jc w:val="left"/>
+            </w:pPr>
+            <w:r/>
+            <w:r>
+              <w:t>Pre-NY 19-21</w:t>
+            </w:r>
+          </w:p>
+        </w:tc>
+        <w:tc>
+          <w:tcPr>
+            <w:tcW w:type="dxa" w:w="1440"/>
+            <w:shd w:fill="FFFFFF"/>
+            <w:tcMar>
+              <w:top w:w="100" w:type="dxa"/>
+              <w:bottom w:w="100" w:type="dxa"/>
+              <w:left w:w="120" w:type="dxa"/>
+              <w:right w:w="120" w:type="dxa"/>
+            </w:tcMar>
+            <w:tcBorders>
+              <w:top w:val="single" w:sz="4" w:space="0" w:color="CCCCCC"/>
+              <w:bottom w:val="single" w:sz="4" w:space="0" w:color="CCCCCC"/>
+              <w:left w:val="single" w:sz="4" w:space="0" w:color="CCCCCC"/>
+              <w:right w:val="single" w:sz="4" w:space="0" w:color="CCCCCC"/>
+            </w:tcBorders>
+          </w:tcPr>
+          <w:p>
+            <w:pPr>
+              <w:spacing w:before="60" w:after="60" w:line="252" w:lineRule="auto"/>
+              <w:jc w:val="left"/>
+            </w:pPr>
+            <w:r/>
+            <w:r>
+              <w:t>645.50</w:t>
+            </w:r>
+          </w:p>
+        </w:tc>
+        <w:tc>
+          <w:tcPr>
+            <w:tcW w:type="dxa" w:w="2016"/>
+            <w:shd w:fill="FFFFFF"/>
+            <w:tcMar>
+              <w:top w:w="100" w:type="dxa"/>
+              <w:bottom w:w="100" w:type="dxa"/>
+              <w:left w:w="120" w:type="dxa"/>
+              <w:right w:w="120" w:type="dxa"/>
+            </w:tcMar>
+            <w:tcBorders>
+              <w:top w:val="single" w:sz="4" w:space="0" w:color="CCCCCC"/>
+              <w:bottom w:val="single" w:sz="4" w:space="0" w:color="CCCCCC"/>
+              <w:left w:val="single" w:sz="4" w:space="0" w:color="CCCCCC"/>
+              <w:right w:val="single" w:sz="4" w:space="0" w:color="CCCCCC"/>
+            </w:tcBorders>
+          </w:tcPr>
+          <w:p>
+            <w:pPr>
+              <w:spacing w:before="60" w:after="60" w:line="252" w:lineRule="auto"/>
+              <w:jc w:val="left"/>
+            </w:pPr>
+            <w:r/>
+            <w:r>
+              <w:t>654.75</w:t>
+            </w:r>
+          </w:p>
+        </w:tc>
+        <w:tc>
+          <w:tcPr>
+            <w:tcW w:type="dxa" w:w="1152"/>
+            <w:shd w:fill="FFFFFF"/>
+            <w:tcMar>
+              <w:top w:w="100" w:type="dxa"/>
+              <w:bottom w:w="100" w:type="dxa"/>
+              <w:left w:w="120" w:type="dxa"/>
+              <w:right w:w="120" w:type="dxa"/>
+            </w:tcMar>
+            <w:tcBorders>
+              <w:top w:val="single" w:sz="4" w:space="0" w:color="CCCCCC"/>
+              <w:bottom w:val="single" w:sz="4" w:space="0" w:color="CCCCCC"/>
+              <w:left w:val="single" w:sz="4" w:space="0" w:color="CCCCCC"/>
+              <w:right w:val="single" w:sz="4" w:space="0" w:color="CCCCCC"/>
+            </w:tcBorders>
+          </w:tcPr>
+          <w:p>
+            <w:pPr>
+              <w:spacing w:before="60" w:after="60" w:line="252" w:lineRule="auto"/>
+              <w:jc w:val="left"/>
+            </w:pPr>
+            <w:r/>
+            <w:r>
+              <w:t>638.25</w:t>
+            </w:r>
+          </w:p>
+        </w:tc>
+        <w:tc>
+          <w:tcPr>
+            <w:tcW w:type="dxa" w:w="1728"/>
+            <w:shd w:fill="FFFFFF"/>
+            <w:tcMar>
+              <w:top w:w="100" w:type="dxa"/>
+              <w:bottom w:w="100" w:type="dxa"/>
+              <w:left w:w="120" w:type="dxa"/>
+              <w:right w:w="120" w:type="dxa"/>
+            </w:tcMar>
+            <w:tcBorders>
+              <w:top w:val="single" w:sz="4" w:space="0" w:color="CCCCCC"/>
+              <w:bottom w:val="single" w:sz="4" w:space="0" w:color="CCCCCC"/>
+              <w:left w:val="single" w:sz="4" w:space="0" w:color="CCCCCC"/>
+              <w:right w:val="single" w:sz="4" w:space="0" w:color="CCCCCC"/>
+            </w:tcBorders>
+          </w:tcPr>
+          <w:p>
+            <w:pPr>
+              <w:spacing w:before="60" w:after="60" w:line="252" w:lineRule="auto"/>
+              <w:jc w:val="left"/>
+            </w:pPr>
+            <w:r/>
+            <w:r>
+              <w:rPr>
+                <w:b/>
+              </w:rPr>
+              <w:t>645.25</w:t>
+            </w:r>
+          </w:p>
+        </w:tc>
+        <w:tc>
+          <w:tcPr>
+            <w:tcW w:type="dxa" w:w="3456"/>
+            <w:shd w:fill="FFFFFF"/>
             <w:tcMar>
               <w:top w:w="100" w:type="dxa"/>
               <w:bottom w:w="100" w:type="dxa"/>
@@ -28683,7 +30798,7 @@
         <w:tc>
           <w:tcPr>
             <w:tcW w:type="dxa" w:w="1440"/>
-            <w:shd w:fill="F8FAFC"/>
+            <w:shd w:fill="FFFFFF"/>
             <w:tcMar>
               <w:top w:w="100" w:type="dxa"/>
               <w:bottom w:w="100" w:type="dxa"/>
@@ -28705,1181 +30820,6 @@
             <w:r/>
             <w:r>
               <w:t>BEAR</w:t>
-            </w:r>
-          </w:p>
-        </w:tc>
-      </w:tr>
-      <w:tr>
-        <w:tc>
-          <w:tcPr>
-            <w:tcW w:type="dxa" w:w="1584"/>
-            <w:shd w:fill="FFFFFF"/>
-            <w:tcMar>
-              <w:top w:w="100" w:type="dxa"/>
-              <w:bottom w:w="100" w:type="dxa"/>
-              <w:left w:w="120" w:type="dxa"/>
-              <w:right w:w="120" w:type="dxa"/>
-            </w:tcMar>
-            <w:tcBorders>
-              <w:top w:val="single" w:sz="4" w:space="0" w:color="CCCCCC"/>
-              <w:bottom w:val="single" w:sz="4" w:space="0" w:color="CCCCCC"/>
-              <w:left w:val="single" w:sz="4" w:space="0" w:color="CCCCCC"/>
-              <w:right w:val="single" w:sz="4" w:space="0" w:color="CCCCCC"/>
-            </w:tcBorders>
-          </w:tcPr>
-          <w:p>
-            <w:pPr>
-              <w:spacing w:before="60" w:after="60" w:line="252" w:lineRule="auto"/>
-              <w:jc w:val="left"/>
-            </w:pPr>
-            <w:r/>
-            <w:r>
-              <w:rPr>
-                <w:b/>
-              </w:rPr>
-              <w:t>Thu 29/10</w:t>
-            </w:r>
-          </w:p>
-        </w:tc>
-        <w:tc>
-          <w:tcPr>
-            <w:tcW w:type="dxa" w:w="864"/>
-            <w:shd w:fill="FFFFFF"/>
-            <w:tcMar>
-              <w:top w:w="100" w:type="dxa"/>
-              <w:bottom w:w="100" w:type="dxa"/>
-              <w:left w:w="120" w:type="dxa"/>
-              <w:right w:w="120" w:type="dxa"/>
-            </w:tcMar>
-            <w:tcBorders>
-              <w:top w:val="single" w:sz="4" w:space="0" w:color="CCCCCC"/>
-              <w:bottom w:val="single" w:sz="4" w:space="0" w:color="CCCCCC"/>
-              <w:left w:val="single" w:sz="4" w:space="0" w:color="CCCCCC"/>
-              <w:right w:val="single" w:sz="4" w:space="0" w:color="CCCCCC"/>
-            </w:tcBorders>
-          </w:tcPr>
-          <w:p>
-            <w:pPr>
-              <w:spacing w:before="60" w:after="60" w:line="252" w:lineRule="auto"/>
-              <w:jc w:val="left"/>
-            </w:pPr>
-            <w:r/>
-            <w:r>
-              <w:t>Asia 11-15</w:t>
-            </w:r>
-          </w:p>
-        </w:tc>
-        <w:tc>
-          <w:tcPr>
-            <w:tcW w:type="dxa" w:w="1440"/>
-            <w:shd w:fill="FFFFFF"/>
-            <w:tcMar>
-              <w:top w:w="100" w:type="dxa"/>
-              <w:bottom w:w="100" w:type="dxa"/>
-              <w:left w:w="120" w:type="dxa"/>
-              <w:right w:w="120" w:type="dxa"/>
-            </w:tcMar>
-            <w:tcBorders>
-              <w:top w:val="single" w:sz="4" w:space="0" w:color="CCCCCC"/>
-              <w:bottom w:val="single" w:sz="4" w:space="0" w:color="CCCCCC"/>
-              <w:left w:val="single" w:sz="4" w:space="0" w:color="CCCCCC"/>
-              <w:right w:val="single" w:sz="4" w:space="0" w:color="CCCCCC"/>
-            </w:tcBorders>
-          </w:tcPr>
-          <w:p>
-            <w:pPr>
-              <w:spacing w:before="60" w:after="60" w:line="252" w:lineRule="auto"/>
-              <w:jc w:val="left"/>
-            </w:pPr>
-            <w:r/>
-            <w:r>
-              <w:t>639.25</w:t>
-            </w:r>
-          </w:p>
-        </w:tc>
-        <w:tc>
-          <w:tcPr>
-            <w:tcW w:type="dxa" w:w="2016"/>
-            <w:shd w:fill="FFFFFF"/>
-            <w:tcMar>
-              <w:top w:w="100" w:type="dxa"/>
-              <w:bottom w:w="100" w:type="dxa"/>
-              <w:left w:w="120" w:type="dxa"/>
-              <w:right w:w="120" w:type="dxa"/>
-            </w:tcMar>
-            <w:tcBorders>
-              <w:top w:val="single" w:sz="4" w:space="0" w:color="CCCCCC"/>
-              <w:bottom w:val="single" w:sz="4" w:space="0" w:color="CCCCCC"/>
-              <w:left w:val="single" w:sz="4" w:space="0" w:color="CCCCCC"/>
-              <w:right w:val="single" w:sz="4" w:space="0" w:color="CCCCCC"/>
-            </w:tcBorders>
-          </w:tcPr>
-          <w:p>
-            <w:pPr>
-              <w:spacing w:before="60" w:after="60" w:line="252" w:lineRule="auto"/>
-              <w:jc w:val="left"/>
-            </w:pPr>
-            <w:r/>
-            <w:r>
-              <w:t>649.00</w:t>
-            </w:r>
-          </w:p>
-        </w:tc>
-        <w:tc>
-          <w:tcPr>
-            <w:tcW w:type="dxa" w:w="1152"/>
-            <w:shd w:fill="FFFFFF"/>
-            <w:tcMar>
-              <w:top w:w="100" w:type="dxa"/>
-              <w:bottom w:w="100" w:type="dxa"/>
-              <w:left w:w="120" w:type="dxa"/>
-              <w:right w:w="120" w:type="dxa"/>
-            </w:tcMar>
-            <w:tcBorders>
-              <w:top w:val="single" w:sz="4" w:space="0" w:color="CCCCCC"/>
-              <w:bottom w:val="single" w:sz="4" w:space="0" w:color="CCCCCC"/>
-              <w:left w:val="single" w:sz="4" w:space="0" w:color="CCCCCC"/>
-              <w:right w:val="single" w:sz="4" w:space="0" w:color="CCCCCC"/>
-            </w:tcBorders>
-          </w:tcPr>
-          <w:p>
-            <w:pPr>
-              <w:spacing w:before="60" w:after="60" w:line="252" w:lineRule="auto"/>
-              <w:jc w:val="left"/>
-            </w:pPr>
-            <w:r/>
-            <w:r>
-              <w:t>629.50</w:t>
-            </w:r>
-          </w:p>
-        </w:tc>
-        <w:tc>
-          <w:tcPr>
-            <w:tcW w:type="dxa" w:w="1728"/>
-            <w:shd w:fill="FFFFFF"/>
-            <w:tcMar>
-              <w:top w:w="100" w:type="dxa"/>
-              <w:bottom w:w="100" w:type="dxa"/>
-              <w:left w:w="120" w:type="dxa"/>
-              <w:right w:w="120" w:type="dxa"/>
-            </w:tcMar>
-            <w:tcBorders>
-              <w:top w:val="single" w:sz="4" w:space="0" w:color="CCCCCC"/>
-              <w:bottom w:val="single" w:sz="4" w:space="0" w:color="CCCCCC"/>
-              <w:left w:val="single" w:sz="4" w:space="0" w:color="CCCCCC"/>
-              <w:right w:val="single" w:sz="4" w:space="0" w:color="CCCCCC"/>
-            </w:tcBorders>
-          </w:tcPr>
-          <w:p>
-            <w:pPr>
-              <w:spacing w:before="60" w:after="60" w:line="252" w:lineRule="auto"/>
-              <w:jc w:val="left"/>
-            </w:pPr>
-            <w:r/>
-            <w:r>
-              <w:rPr>
-                <w:b/>
-              </w:rPr>
-              <w:t>639.75</w:t>
-            </w:r>
-          </w:p>
-        </w:tc>
-        <w:tc>
-          <w:tcPr>
-            <w:tcW w:type="dxa" w:w="3456"/>
-            <w:shd w:fill="FFFFFF"/>
-            <w:tcMar>
-              <w:top w:w="100" w:type="dxa"/>
-              <w:bottom w:w="100" w:type="dxa"/>
-              <w:left w:w="120" w:type="dxa"/>
-              <w:right w:w="120" w:type="dxa"/>
-            </w:tcMar>
-            <w:tcBorders>
-              <w:top w:val="single" w:sz="4" w:space="0" w:color="CCCCCC"/>
-              <w:bottom w:val="single" w:sz="4" w:space="0" w:color="CCCCCC"/>
-              <w:left w:val="single" w:sz="4" w:space="0" w:color="CCCCCC"/>
-              <w:right w:val="single" w:sz="4" w:space="0" w:color="CCCCCC"/>
-            </w:tcBorders>
-          </w:tcPr>
-          <w:p>
-            <w:pPr>
-              <w:spacing w:before="60" w:after="60" w:line="252" w:lineRule="auto"/>
-              <w:jc w:val="left"/>
-            </w:pPr>
-            <w:r/>
-            <w:r>
-              <w:rPr>
-                <w:b/>
-              </w:rPr>
-              <w:t>+0.50</w:t>
-            </w:r>
-          </w:p>
-        </w:tc>
-        <w:tc>
-          <w:tcPr>
-            <w:tcW w:type="dxa" w:w="1440"/>
-            <w:shd w:fill="FFFFFF"/>
-            <w:tcMar>
-              <w:top w:w="100" w:type="dxa"/>
-              <w:bottom w:w="100" w:type="dxa"/>
-              <w:left w:w="120" w:type="dxa"/>
-              <w:right w:w="120" w:type="dxa"/>
-            </w:tcMar>
-            <w:tcBorders>
-              <w:top w:val="single" w:sz="4" w:space="0" w:color="CCCCCC"/>
-              <w:bottom w:val="single" w:sz="4" w:space="0" w:color="CCCCCC"/>
-              <w:left w:val="single" w:sz="4" w:space="0" w:color="CCCCCC"/>
-              <w:right w:val="single" w:sz="4" w:space="0" w:color="CCCCCC"/>
-            </w:tcBorders>
-          </w:tcPr>
-          <w:p>
-            <w:pPr>
-              <w:spacing w:before="60" w:after="60" w:line="252" w:lineRule="auto"/>
-              <w:jc w:val="left"/>
-            </w:pPr>
-            <w:r/>
-            <w:r>
-              <w:t>BULL</w:t>
-            </w:r>
-          </w:p>
-        </w:tc>
-      </w:tr>
-      <w:tr>
-        <w:tc>
-          <w:tcPr>
-            <w:tcW w:type="dxa" w:w="1584"/>
-            <w:shd w:fill="F8FAFC"/>
-            <w:tcMar>
-              <w:top w:w="100" w:type="dxa"/>
-              <w:bottom w:w="100" w:type="dxa"/>
-              <w:left w:w="120" w:type="dxa"/>
-              <w:right w:w="120" w:type="dxa"/>
-            </w:tcMar>
-            <w:tcBorders>
-              <w:top w:val="single" w:sz="4" w:space="0" w:color="CCCCCC"/>
-              <w:bottom w:val="single" w:sz="4" w:space="0" w:color="CCCCCC"/>
-              <w:left w:val="single" w:sz="4" w:space="0" w:color="CCCCCC"/>
-              <w:right w:val="single" w:sz="4" w:space="0" w:color="CCCCCC"/>
-            </w:tcBorders>
-          </w:tcPr>
-          <w:p>
-            <w:pPr>
-              <w:spacing w:before="60" w:after="60" w:line="252" w:lineRule="auto"/>
-              <w:jc w:val="left"/>
-            </w:pPr>
-            <w:r/>
-            <w:r>
-              <w:rPr>
-                <w:b/>
-              </w:rPr>
-              <w:t>Thu 29/10</w:t>
-            </w:r>
-          </w:p>
-        </w:tc>
-        <w:tc>
-          <w:tcPr>
-            <w:tcW w:type="dxa" w:w="864"/>
-            <w:shd w:fill="F8FAFC"/>
-            <w:tcMar>
-              <w:top w:w="100" w:type="dxa"/>
-              <w:bottom w:w="100" w:type="dxa"/>
-              <w:left w:w="120" w:type="dxa"/>
-              <w:right w:w="120" w:type="dxa"/>
-            </w:tcMar>
-            <w:tcBorders>
-              <w:top w:val="single" w:sz="4" w:space="0" w:color="CCCCCC"/>
-              <w:bottom w:val="single" w:sz="4" w:space="0" w:color="CCCCCC"/>
-              <w:left w:val="single" w:sz="4" w:space="0" w:color="CCCCCC"/>
-              <w:right w:val="single" w:sz="4" w:space="0" w:color="CCCCCC"/>
-            </w:tcBorders>
-          </w:tcPr>
-          <w:p>
-            <w:pPr>
-              <w:spacing w:before="60" w:after="60" w:line="252" w:lineRule="auto"/>
-              <w:jc w:val="left"/>
-            </w:pPr>
-            <w:r/>
-            <w:r>
-              <w:t>London 15-19</w:t>
-            </w:r>
-          </w:p>
-        </w:tc>
-        <w:tc>
-          <w:tcPr>
-            <w:tcW w:type="dxa" w:w="1440"/>
-            <w:shd w:fill="F8FAFC"/>
-            <w:tcMar>
-              <w:top w:w="100" w:type="dxa"/>
-              <w:bottom w:w="100" w:type="dxa"/>
-              <w:left w:w="120" w:type="dxa"/>
-              <w:right w:w="120" w:type="dxa"/>
-            </w:tcMar>
-            <w:tcBorders>
-              <w:top w:val="single" w:sz="4" w:space="0" w:color="CCCCCC"/>
-              <w:bottom w:val="single" w:sz="4" w:space="0" w:color="CCCCCC"/>
-              <w:left w:val="single" w:sz="4" w:space="0" w:color="CCCCCC"/>
-              <w:right w:val="single" w:sz="4" w:space="0" w:color="CCCCCC"/>
-            </w:tcBorders>
-          </w:tcPr>
-          <w:p>
-            <w:pPr>
-              <w:spacing w:before="60" w:after="60" w:line="252" w:lineRule="auto"/>
-              <w:jc w:val="left"/>
-            </w:pPr>
-            <w:r/>
-            <w:r>
-              <w:t>639.75</w:t>
-            </w:r>
-          </w:p>
-        </w:tc>
-        <w:tc>
-          <w:tcPr>
-            <w:tcW w:type="dxa" w:w="2016"/>
-            <w:shd w:fill="F8FAFC"/>
-            <w:tcMar>
-              <w:top w:w="100" w:type="dxa"/>
-              <w:bottom w:w="100" w:type="dxa"/>
-              <w:left w:w="120" w:type="dxa"/>
-              <w:right w:w="120" w:type="dxa"/>
-            </w:tcMar>
-            <w:tcBorders>
-              <w:top w:val="single" w:sz="4" w:space="0" w:color="CCCCCC"/>
-              <w:bottom w:val="single" w:sz="4" w:space="0" w:color="CCCCCC"/>
-              <w:left w:val="single" w:sz="4" w:space="0" w:color="CCCCCC"/>
-              <w:right w:val="single" w:sz="4" w:space="0" w:color="CCCCCC"/>
-            </w:tcBorders>
-          </w:tcPr>
-          <w:p>
-            <w:pPr>
-              <w:spacing w:before="60" w:after="60" w:line="252" w:lineRule="auto"/>
-              <w:jc w:val="left"/>
-            </w:pPr>
-            <w:r/>
-            <w:r>
-              <w:t>650.50</w:t>
-            </w:r>
-          </w:p>
-        </w:tc>
-        <w:tc>
-          <w:tcPr>
-            <w:tcW w:type="dxa" w:w="1152"/>
-            <w:shd w:fill="F8FAFC"/>
-            <w:tcMar>
-              <w:top w:w="100" w:type="dxa"/>
-              <w:bottom w:w="100" w:type="dxa"/>
-              <w:left w:w="120" w:type="dxa"/>
-              <w:right w:w="120" w:type="dxa"/>
-            </w:tcMar>
-            <w:tcBorders>
-              <w:top w:val="single" w:sz="4" w:space="0" w:color="CCCCCC"/>
-              <w:bottom w:val="single" w:sz="4" w:space="0" w:color="CCCCCC"/>
-              <w:left w:val="single" w:sz="4" w:space="0" w:color="CCCCCC"/>
-              <w:right w:val="single" w:sz="4" w:space="0" w:color="CCCCCC"/>
-            </w:tcBorders>
-          </w:tcPr>
-          <w:p>
-            <w:pPr>
-              <w:spacing w:before="60" w:after="60" w:line="252" w:lineRule="auto"/>
-              <w:jc w:val="left"/>
-            </w:pPr>
-            <w:r/>
-            <w:r>
-              <w:t>632.50</w:t>
-            </w:r>
-          </w:p>
-        </w:tc>
-        <w:tc>
-          <w:tcPr>
-            <w:tcW w:type="dxa" w:w="1728"/>
-            <w:shd w:fill="F8FAFC"/>
-            <w:tcMar>
-              <w:top w:w="100" w:type="dxa"/>
-              <w:bottom w:w="100" w:type="dxa"/>
-              <w:left w:w="120" w:type="dxa"/>
-              <w:right w:w="120" w:type="dxa"/>
-            </w:tcMar>
-            <w:tcBorders>
-              <w:top w:val="single" w:sz="4" w:space="0" w:color="CCCCCC"/>
-              <w:bottom w:val="single" w:sz="4" w:space="0" w:color="CCCCCC"/>
-              <w:left w:val="single" w:sz="4" w:space="0" w:color="CCCCCC"/>
-              <w:right w:val="single" w:sz="4" w:space="0" w:color="CCCCCC"/>
-            </w:tcBorders>
-          </w:tcPr>
-          <w:p>
-            <w:pPr>
-              <w:spacing w:before="60" w:after="60" w:line="252" w:lineRule="auto"/>
-              <w:jc w:val="left"/>
-            </w:pPr>
-            <w:r/>
-            <w:r>
-              <w:rPr>
-                <w:b/>
-              </w:rPr>
-              <w:t>640.50</w:t>
-            </w:r>
-          </w:p>
-        </w:tc>
-        <w:tc>
-          <w:tcPr>
-            <w:tcW w:type="dxa" w:w="3456"/>
-            <w:shd w:fill="F8FAFC"/>
-            <w:tcMar>
-              <w:top w:w="100" w:type="dxa"/>
-              <w:bottom w:w="100" w:type="dxa"/>
-              <w:left w:w="120" w:type="dxa"/>
-              <w:right w:w="120" w:type="dxa"/>
-            </w:tcMar>
-            <w:tcBorders>
-              <w:top w:val="single" w:sz="4" w:space="0" w:color="CCCCCC"/>
-              <w:bottom w:val="single" w:sz="4" w:space="0" w:color="CCCCCC"/>
-              <w:left w:val="single" w:sz="4" w:space="0" w:color="CCCCCC"/>
-              <w:right w:val="single" w:sz="4" w:space="0" w:color="CCCCCC"/>
-            </w:tcBorders>
-          </w:tcPr>
-          <w:p>
-            <w:pPr>
-              <w:spacing w:before="60" w:after="60" w:line="252" w:lineRule="auto"/>
-              <w:jc w:val="left"/>
-            </w:pPr>
-            <w:r/>
-            <w:r>
-              <w:rPr>
-                <w:b/>
-              </w:rPr>
-              <w:t>+0.75</w:t>
-            </w:r>
-          </w:p>
-        </w:tc>
-        <w:tc>
-          <w:tcPr>
-            <w:tcW w:type="dxa" w:w="1440"/>
-            <w:shd w:fill="F8FAFC"/>
-            <w:tcMar>
-              <w:top w:w="100" w:type="dxa"/>
-              <w:bottom w:w="100" w:type="dxa"/>
-              <w:left w:w="120" w:type="dxa"/>
-              <w:right w:w="120" w:type="dxa"/>
-            </w:tcMar>
-            <w:tcBorders>
-              <w:top w:val="single" w:sz="4" w:space="0" w:color="CCCCCC"/>
-              <w:bottom w:val="single" w:sz="4" w:space="0" w:color="CCCCCC"/>
-              <w:left w:val="single" w:sz="4" w:space="0" w:color="CCCCCC"/>
-              <w:right w:val="single" w:sz="4" w:space="0" w:color="CCCCCC"/>
-            </w:tcBorders>
-          </w:tcPr>
-          <w:p>
-            <w:pPr>
-              <w:spacing w:before="60" w:after="60" w:line="252" w:lineRule="auto"/>
-              <w:jc w:val="left"/>
-            </w:pPr>
-            <w:r/>
-            <w:r>
-              <w:t>BULL</w:t>
-            </w:r>
-          </w:p>
-        </w:tc>
-      </w:tr>
-      <w:tr>
-        <w:tc>
-          <w:tcPr>
-            <w:tcW w:type="dxa" w:w="1584"/>
-            <w:shd w:fill="FFFFFF"/>
-            <w:tcMar>
-              <w:top w:w="100" w:type="dxa"/>
-              <w:bottom w:w="100" w:type="dxa"/>
-              <w:left w:w="120" w:type="dxa"/>
-              <w:right w:w="120" w:type="dxa"/>
-            </w:tcMar>
-            <w:tcBorders>
-              <w:top w:val="single" w:sz="4" w:space="0" w:color="CCCCCC"/>
-              <w:bottom w:val="single" w:sz="4" w:space="0" w:color="CCCCCC"/>
-              <w:left w:val="single" w:sz="4" w:space="0" w:color="CCCCCC"/>
-              <w:right w:val="single" w:sz="4" w:space="0" w:color="CCCCCC"/>
-            </w:tcBorders>
-          </w:tcPr>
-          <w:p>
-            <w:pPr>
-              <w:spacing w:before="60" w:after="60" w:line="252" w:lineRule="auto"/>
-              <w:jc w:val="left"/>
-            </w:pPr>
-            <w:r/>
-            <w:r>
-              <w:rPr>
-                <w:b/>
-              </w:rPr>
-              <w:t>Thu 29/10</w:t>
-            </w:r>
-          </w:p>
-        </w:tc>
-        <w:tc>
-          <w:tcPr>
-            <w:tcW w:type="dxa" w:w="864"/>
-            <w:shd w:fill="FFFFFF"/>
-            <w:tcMar>
-              <w:top w:w="100" w:type="dxa"/>
-              <w:bottom w:w="100" w:type="dxa"/>
-              <w:left w:w="120" w:type="dxa"/>
-              <w:right w:w="120" w:type="dxa"/>
-            </w:tcMar>
-            <w:tcBorders>
-              <w:top w:val="single" w:sz="4" w:space="0" w:color="CCCCCC"/>
-              <w:bottom w:val="single" w:sz="4" w:space="0" w:color="CCCCCC"/>
-              <w:left w:val="single" w:sz="4" w:space="0" w:color="CCCCCC"/>
-              <w:right w:val="single" w:sz="4" w:space="0" w:color="CCCCCC"/>
-            </w:tcBorders>
-          </w:tcPr>
-          <w:p>
-            <w:pPr>
-              <w:spacing w:before="60" w:after="60" w:line="252" w:lineRule="auto"/>
-              <w:jc w:val="left"/>
-            </w:pPr>
-            <w:r/>
-            <w:r>
-              <w:t>Pre-NY 19-21</w:t>
-            </w:r>
-          </w:p>
-        </w:tc>
-        <w:tc>
-          <w:tcPr>
-            <w:tcW w:type="dxa" w:w="1440"/>
-            <w:shd w:fill="FFFFFF"/>
-            <w:tcMar>
-              <w:top w:w="100" w:type="dxa"/>
-              <w:bottom w:w="100" w:type="dxa"/>
-              <w:left w:w="120" w:type="dxa"/>
-              <w:right w:w="120" w:type="dxa"/>
-            </w:tcMar>
-            <w:tcBorders>
-              <w:top w:val="single" w:sz="4" w:space="0" w:color="CCCCCC"/>
-              <w:bottom w:val="single" w:sz="4" w:space="0" w:color="CCCCCC"/>
-              <w:left w:val="single" w:sz="4" w:space="0" w:color="CCCCCC"/>
-              <w:right w:val="single" w:sz="4" w:space="0" w:color="CCCCCC"/>
-            </w:tcBorders>
-          </w:tcPr>
-          <w:p>
-            <w:pPr>
-              <w:spacing w:before="60" w:after="60" w:line="252" w:lineRule="auto"/>
-              <w:jc w:val="left"/>
-            </w:pPr>
-            <w:r/>
-            <w:r>
-              <w:t>640.50</w:t>
-            </w:r>
-          </w:p>
-        </w:tc>
-        <w:tc>
-          <w:tcPr>
-            <w:tcW w:type="dxa" w:w="2016"/>
-            <w:shd w:fill="FFFFFF"/>
-            <w:tcMar>
-              <w:top w:w="100" w:type="dxa"/>
-              <w:bottom w:w="100" w:type="dxa"/>
-              <w:left w:w="120" w:type="dxa"/>
-              <w:right w:w="120" w:type="dxa"/>
-            </w:tcMar>
-            <w:tcBorders>
-              <w:top w:val="single" w:sz="4" w:space="0" w:color="CCCCCC"/>
-              <w:bottom w:val="single" w:sz="4" w:space="0" w:color="CCCCCC"/>
-              <w:left w:val="single" w:sz="4" w:space="0" w:color="CCCCCC"/>
-              <w:right w:val="single" w:sz="4" w:space="0" w:color="CCCCCC"/>
-            </w:tcBorders>
-          </w:tcPr>
-          <w:p>
-            <w:pPr>
-              <w:spacing w:before="60" w:after="60" w:line="252" w:lineRule="auto"/>
-              <w:jc w:val="left"/>
-            </w:pPr>
-            <w:r/>
-            <w:r>
-              <w:t>647.00</w:t>
-            </w:r>
-          </w:p>
-        </w:tc>
-        <w:tc>
-          <w:tcPr>
-            <w:tcW w:type="dxa" w:w="1152"/>
-            <w:shd w:fill="FFFFFF"/>
-            <w:tcMar>
-              <w:top w:w="100" w:type="dxa"/>
-              <w:bottom w:w="100" w:type="dxa"/>
-              <w:left w:w="120" w:type="dxa"/>
-              <w:right w:w="120" w:type="dxa"/>
-            </w:tcMar>
-            <w:tcBorders>
-              <w:top w:val="single" w:sz="4" w:space="0" w:color="CCCCCC"/>
-              <w:bottom w:val="single" w:sz="4" w:space="0" w:color="CCCCCC"/>
-              <w:left w:val="single" w:sz="4" w:space="0" w:color="CCCCCC"/>
-              <w:right w:val="single" w:sz="4" w:space="0" w:color="CCCCCC"/>
-            </w:tcBorders>
-          </w:tcPr>
-          <w:p>
-            <w:pPr>
-              <w:spacing w:before="60" w:after="60" w:line="252" w:lineRule="auto"/>
-              <w:jc w:val="left"/>
-            </w:pPr>
-            <w:r/>
-            <w:r>
-              <w:t>632.00</w:t>
-            </w:r>
-          </w:p>
-        </w:tc>
-        <w:tc>
-          <w:tcPr>
-            <w:tcW w:type="dxa" w:w="1728"/>
-            <w:shd w:fill="FFFFFF"/>
-            <w:tcMar>
-              <w:top w:w="100" w:type="dxa"/>
-              <w:bottom w:w="100" w:type="dxa"/>
-              <w:left w:w="120" w:type="dxa"/>
-              <w:right w:w="120" w:type="dxa"/>
-            </w:tcMar>
-            <w:tcBorders>
-              <w:top w:val="single" w:sz="4" w:space="0" w:color="CCCCCC"/>
-              <w:bottom w:val="single" w:sz="4" w:space="0" w:color="CCCCCC"/>
-              <w:left w:val="single" w:sz="4" w:space="0" w:color="CCCCCC"/>
-              <w:right w:val="single" w:sz="4" w:space="0" w:color="CCCCCC"/>
-            </w:tcBorders>
-          </w:tcPr>
-          <w:p>
-            <w:pPr>
-              <w:spacing w:before="60" w:after="60" w:line="252" w:lineRule="auto"/>
-              <w:jc w:val="left"/>
-            </w:pPr>
-            <w:r/>
-            <w:r>
-              <w:rPr>
-                <w:b/>
-              </w:rPr>
-              <w:t>641.00</w:t>
-            </w:r>
-          </w:p>
-        </w:tc>
-        <w:tc>
-          <w:tcPr>
-            <w:tcW w:type="dxa" w:w="3456"/>
-            <w:shd w:fill="FFFFFF"/>
-            <w:tcMar>
-              <w:top w:w="100" w:type="dxa"/>
-              <w:bottom w:w="100" w:type="dxa"/>
-              <w:left w:w="120" w:type="dxa"/>
-              <w:right w:w="120" w:type="dxa"/>
-            </w:tcMar>
-            <w:tcBorders>
-              <w:top w:val="single" w:sz="4" w:space="0" w:color="CCCCCC"/>
-              <w:bottom w:val="single" w:sz="4" w:space="0" w:color="CCCCCC"/>
-              <w:left w:val="single" w:sz="4" w:space="0" w:color="CCCCCC"/>
-              <w:right w:val="single" w:sz="4" w:space="0" w:color="CCCCCC"/>
-            </w:tcBorders>
-          </w:tcPr>
-          <w:p>
-            <w:pPr>
-              <w:spacing w:before="60" w:after="60" w:line="252" w:lineRule="auto"/>
-              <w:jc w:val="left"/>
-            </w:pPr>
-            <w:r/>
-            <w:r>
-              <w:rPr>
-                <w:b/>
-              </w:rPr>
-              <w:t>+0.50</w:t>
-            </w:r>
-          </w:p>
-        </w:tc>
-        <w:tc>
-          <w:tcPr>
-            <w:tcW w:type="dxa" w:w="1440"/>
-            <w:shd w:fill="FFFFFF"/>
-            <w:tcMar>
-              <w:top w:w="100" w:type="dxa"/>
-              <w:bottom w:w="100" w:type="dxa"/>
-              <w:left w:w="120" w:type="dxa"/>
-              <w:right w:w="120" w:type="dxa"/>
-            </w:tcMar>
-            <w:tcBorders>
-              <w:top w:val="single" w:sz="4" w:space="0" w:color="CCCCCC"/>
-              <w:bottom w:val="single" w:sz="4" w:space="0" w:color="CCCCCC"/>
-              <w:left w:val="single" w:sz="4" w:space="0" w:color="CCCCCC"/>
-              <w:right w:val="single" w:sz="4" w:space="0" w:color="CCCCCC"/>
-            </w:tcBorders>
-          </w:tcPr>
-          <w:p>
-            <w:pPr>
-              <w:spacing w:before="60" w:after="60" w:line="252" w:lineRule="auto"/>
-              <w:jc w:val="left"/>
-            </w:pPr>
-            <w:r/>
-            <w:r>
-              <w:t>BULL</w:t>
-            </w:r>
-          </w:p>
-        </w:tc>
-      </w:tr>
-      <w:tr>
-        <w:tc>
-          <w:tcPr>
-            <w:tcW w:type="dxa" w:w="1584"/>
-            <w:shd w:fill="F8FAFC"/>
-            <w:tcMar>
-              <w:top w:w="100" w:type="dxa"/>
-              <w:bottom w:w="100" w:type="dxa"/>
-              <w:left w:w="120" w:type="dxa"/>
-              <w:right w:w="120" w:type="dxa"/>
-            </w:tcMar>
-            <w:tcBorders>
-              <w:top w:val="single" w:sz="4" w:space="0" w:color="CCCCCC"/>
-              <w:bottom w:val="single" w:sz="4" w:space="0" w:color="CCCCCC"/>
-              <w:left w:val="single" w:sz="4" w:space="0" w:color="CCCCCC"/>
-              <w:right w:val="single" w:sz="4" w:space="0" w:color="CCCCCC"/>
-            </w:tcBorders>
-          </w:tcPr>
-          <w:p>
-            <w:pPr>
-              <w:spacing w:before="60" w:after="60" w:line="252" w:lineRule="auto"/>
-              <w:jc w:val="left"/>
-            </w:pPr>
-            <w:r/>
-            <w:r>
-              <w:rPr>
-                <w:b/>
-              </w:rPr>
-              <w:t>Thu 29/10</w:t>
-            </w:r>
-          </w:p>
-        </w:tc>
-        <w:tc>
-          <w:tcPr>
-            <w:tcW w:type="dxa" w:w="864"/>
-            <w:shd w:fill="F8FAFC"/>
-            <w:tcMar>
-              <w:top w:w="100" w:type="dxa"/>
-              <w:bottom w:w="100" w:type="dxa"/>
-              <w:left w:w="120" w:type="dxa"/>
-              <w:right w:w="120" w:type="dxa"/>
-            </w:tcMar>
-            <w:tcBorders>
-              <w:top w:val="single" w:sz="4" w:space="0" w:color="CCCCCC"/>
-              <w:bottom w:val="single" w:sz="4" w:space="0" w:color="CCCCCC"/>
-              <w:left w:val="single" w:sz="4" w:space="0" w:color="CCCCCC"/>
-              <w:right w:val="single" w:sz="4" w:space="0" w:color="CCCCCC"/>
-            </w:tcBorders>
-          </w:tcPr>
-          <w:p>
-            <w:pPr>
-              <w:spacing w:before="60" w:after="60" w:line="252" w:lineRule="auto"/>
-              <w:jc w:val="left"/>
-            </w:pPr>
-            <w:r/>
-            <w:r>
-              <w:t>NY Open 21-23</w:t>
-            </w:r>
-          </w:p>
-        </w:tc>
-        <w:tc>
-          <w:tcPr>
-            <w:tcW w:type="dxa" w:w="1440"/>
-            <w:shd w:fill="F8FAFC"/>
-            <w:tcMar>
-              <w:top w:w="100" w:type="dxa"/>
-              <w:bottom w:w="100" w:type="dxa"/>
-              <w:left w:w="120" w:type="dxa"/>
-              <w:right w:w="120" w:type="dxa"/>
-            </w:tcMar>
-            <w:tcBorders>
-              <w:top w:val="single" w:sz="4" w:space="0" w:color="CCCCCC"/>
-              <w:bottom w:val="single" w:sz="4" w:space="0" w:color="CCCCCC"/>
-              <w:left w:val="single" w:sz="4" w:space="0" w:color="CCCCCC"/>
-              <w:right w:val="single" w:sz="4" w:space="0" w:color="CCCCCC"/>
-            </w:tcBorders>
-          </w:tcPr>
-          <w:p>
-            <w:pPr>
-              <w:spacing w:before="60" w:after="60" w:line="252" w:lineRule="auto"/>
-              <w:jc w:val="left"/>
-            </w:pPr>
-            <w:r/>
-            <w:r>
-              <w:t>641.00</w:t>
-            </w:r>
-          </w:p>
-        </w:tc>
-        <w:tc>
-          <w:tcPr>
-            <w:tcW w:type="dxa" w:w="2016"/>
-            <w:shd w:fill="F8FAFC"/>
-            <w:tcMar>
-              <w:top w:w="100" w:type="dxa"/>
-              <w:bottom w:w="100" w:type="dxa"/>
-              <w:left w:w="120" w:type="dxa"/>
-              <w:right w:w="120" w:type="dxa"/>
-            </w:tcMar>
-            <w:tcBorders>
-              <w:top w:val="single" w:sz="4" w:space="0" w:color="CCCCCC"/>
-              <w:bottom w:val="single" w:sz="4" w:space="0" w:color="CCCCCC"/>
-              <w:left w:val="single" w:sz="4" w:space="0" w:color="CCCCCC"/>
-              <w:right w:val="single" w:sz="4" w:space="0" w:color="CCCCCC"/>
-            </w:tcBorders>
-          </w:tcPr>
-          <w:p>
-            <w:pPr>
-              <w:spacing w:before="60" w:after="60" w:line="252" w:lineRule="auto"/>
-              <w:jc w:val="left"/>
-            </w:pPr>
-            <w:r/>
-            <w:r>
-              <w:t>652.00</w:t>
-            </w:r>
-          </w:p>
-        </w:tc>
-        <w:tc>
-          <w:tcPr>
-            <w:tcW w:type="dxa" w:w="1152"/>
-            <w:shd w:fill="F8FAFC"/>
-            <w:tcMar>
-              <w:top w:w="100" w:type="dxa"/>
-              <w:bottom w:w="100" w:type="dxa"/>
-              <w:left w:w="120" w:type="dxa"/>
-              <w:right w:w="120" w:type="dxa"/>
-            </w:tcMar>
-            <w:tcBorders>
-              <w:top w:val="single" w:sz="4" w:space="0" w:color="CCCCCC"/>
-              <w:bottom w:val="single" w:sz="4" w:space="0" w:color="CCCCCC"/>
-              <w:left w:val="single" w:sz="4" w:space="0" w:color="CCCCCC"/>
-              <w:right w:val="single" w:sz="4" w:space="0" w:color="CCCCCC"/>
-            </w:tcBorders>
-          </w:tcPr>
-          <w:p>
-            <w:pPr>
-              <w:spacing w:before="60" w:after="60" w:line="252" w:lineRule="auto"/>
-              <w:jc w:val="left"/>
-            </w:pPr>
-            <w:r/>
-            <w:r>
-              <w:t>629.25</w:t>
-            </w:r>
-          </w:p>
-        </w:tc>
-        <w:tc>
-          <w:tcPr>
-            <w:tcW w:type="dxa" w:w="1728"/>
-            <w:shd w:fill="F8FAFC"/>
-            <w:tcMar>
-              <w:top w:w="100" w:type="dxa"/>
-              <w:bottom w:w="100" w:type="dxa"/>
-              <w:left w:w="120" w:type="dxa"/>
-              <w:right w:w="120" w:type="dxa"/>
-            </w:tcMar>
-            <w:tcBorders>
-              <w:top w:val="single" w:sz="4" w:space="0" w:color="CCCCCC"/>
-              <w:bottom w:val="single" w:sz="4" w:space="0" w:color="CCCCCC"/>
-              <w:left w:val="single" w:sz="4" w:space="0" w:color="CCCCCC"/>
-              <w:right w:val="single" w:sz="4" w:space="0" w:color="CCCCCC"/>
-            </w:tcBorders>
-          </w:tcPr>
-          <w:p>
-            <w:pPr>
-              <w:spacing w:before="60" w:after="60" w:line="252" w:lineRule="auto"/>
-              <w:jc w:val="left"/>
-            </w:pPr>
-            <w:r/>
-            <w:r>
-              <w:rPr>
-                <w:b/>
-              </w:rPr>
-              <w:t>644.50</w:t>
-            </w:r>
-          </w:p>
-        </w:tc>
-        <w:tc>
-          <w:tcPr>
-            <w:tcW w:type="dxa" w:w="3456"/>
-            <w:shd w:fill="F8FAFC"/>
-            <w:tcMar>
-              <w:top w:w="100" w:type="dxa"/>
-              <w:bottom w:w="100" w:type="dxa"/>
-              <w:left w:w="120" w:type="dxa"/>
-              <w:right w:w="120" w:type="dxa"/>
-            </w:tcMar>
-            <w:tcBorders>
-              <w:top w:val="single" w:sz="4" w:space="0" w:color="CCCCCC"/>
-              <w:bottom w:val="single" w:sz="4" w:space="0" w:color="CCCCCC"/>
-              <w:left w:val="single" w:sz="4" w:space="0" w:color="CCCCCC"/>
-              <w:right w:val="single" w:sz="4" w:space="0" w:color="CCCCCC"/>
-            </w:tcBorders>
-          </w:tcPr>
-          <w:p>
-            <w:pPr>
-              <w:spacing w:before="60" w:after="60" w:line="252" w:lineRule="auto"/>
-              <w:jc w:val="left"/>
-            </w:pPr>
-            <w:r/>
-            <w:r>
-              <w:rPr>
-                <w:b/>
-              </w:rPr>
-              <w:t>+3.50</w:t>
-            </w:r>
-          </w:p>
-        </w:tc>
-        <w:tc>
-          <w:tcPr>
-            <w:tcW w:type="dxa" w:w="1440"/>
-            <w:shd w:fill="F8FAFC"/>
-            <w:tcMar>
-              <w:top w:w="100" w:type="dxa"/>
-              <w:bottom w:w="100" w:type="dxa"/>
-              <w:left w:w="120" w:type="dxa"/>
-              <w:right w:w="120" w:type="dxa"/>
-            </w:tcMar>
-            <w:tcBorders>
-              <w:top w:val="single" w:sz="4" w:space="0" w:color="CCCCCC"/>
-              <w:bottom w:val="single" w:sz="4" w:space="0" w:color="CCCCCC"/>
-              <w:left w:val="single" w:sz="4" w:space="0" w:color="CCCCCC"/>
-              <w:right w:val="single" w:sz="4" w:space="0" w:color="CCCCCC"/>
-            </w:tcBorders>
-          </w:tcPr>
-          <w:p>
-            <w:pPr>
-              <w:spacing w:before="60" w:after="60" w:line="252" w:lineRule="auto"/>
-              <w:jc w:val="left"/>
-            </w:pPr>
-            <w:r/>
-            <w:r>
-              <w:t>BULL</w:t>
-            </w:r>
-          </w:p>
-        </w:tc>
-      </w:tr>
-      <w:tr>
-        <w:tc>
-          <w:tcPr>
-            <w:tcW w:type="dxa" w:w="1584"/>
-            <w:shd w:fill="FFFFFF"/>
-            <w:tcMar>
-              <w:top w:w="100" w:type="dxa"/>
-              <w:bottom w:w="100" w:type="dxa"/>
-              <w:left w:w="120" w:type="dxa"/>
-              <w:right w:w="120" w:type="dxa"/>
-            </w:tcMar>
-            <w:tcBorders>
-              <w:top w:val="single" w:sz="4" w:space="0" w:color="CCCCCC"/>
-              <w:bottom w:val="single" w:sz="4" w:space="0" w:color="CCCCCC"/>
-              <w:left w:val="single" w:sz="4" w:space="0" w:color="CCCCCC"/>
-              <w:right w:val="single" w:sz="4" w:space="0" w:color="CCCCCC"/>
-            </w:tcBorders>
-          </w:tcPr>
-          <w:p>
-            <w:pPr>
-              <w:spacing w:before="60" w:after="60" w:line="252" w:lineRule="auto"/>
-              <w:jc w:val="left"/>
-            </w:pPr>
-            <w:r/>
-            <w:r>
-              <w:rPr>
-                <w:b/>
-              </w:rPr>
-              <w:t>Thu 29/10</w:t>
-            </w:r>
-          </w:p>
-        </w:tc>
-        <w:tc>
-          <w:tcPr>
-            <w:tcW w:type="dxa" w:w="864"/>
-            <w:shd w:fill="FFFFFF"/>
-            <w:tcMar>
-              <w:top w:w="100" w:type="dxa"/>
-              <w:bottom w:w="100" w:type="dxa"/>
-              <w:left w:w="120" w:type="dxa"/>
-              <w:right w:w="120" w:type="dxa"/>
-            </w:tcMar>
-            <w:tcBorders>
-              <w:top w:val="single" w:sz="4" w:space="0" w:color="CCCCCC"/>
-              <w:bottom w:val="single" w:sz="4" w:space="0" w:color="CCCCCC"/>
-              <w:left w:val="single" w:sz="4" w:space="0" w:color="CCCCCC"/>
-              <w:right w:val="single" w:sz="4" w:space="0" w:color="CCCCCC"/>
-            </w:tcBorders>
-          </w:tcPr>
-          <w:p>
-            <w:pPr>
-              <w:spacing w:before="60" w:after="60" w:line="252" w:lineRule="auto"/>
-              <w:jc w:val="left"/>
-            </w:pPr>
-            <w:r/>
-            <w:r>
-              <w:t>NY Close 23-01</w:t>
-            </w:r>
-          </w:p>
-        </w:tc>
-        <w:tc>
-          <w:tcPr>
-            <w:tcW w:type="dxa" w:w="1440"/>
-            <w:shd w:fill="FFFFFF"/>
-            <w:tcMar>
-              <w:top w:w="100" w:type="dxa"/>
-              <w:bottom w:w="100" w:type="dxa"/>
-              <w:left w:w="120" w:type="dxa"/>
-              <w:right w:w="120" w:type="dxa"/>
-            </w:tcMar>
-            <w:tcBorders>
-              <w:top w:val="single" w:sz="4" w:space="0" w:color="CCCCCC"/>
-              <w:bottom w:val="single" w:sz="4" w:space="0" w:color="CCCCCC"/>
-              <w:left w:val="single" w:sz="4" w:space="0" w:color="CCCCCC"/>
-              <w:right w:val="single" w:sz="4" w:space="0" w:color="CCCCCC"/>
-            </w:tcBorders>
-          </w:tcPr>
-          <w:p>
-            <w:pPr>
-              <w:spacing w:before="60" w:after="60" w:line="252" w:lineRule="auto"/>
-              <w:jc w:val="left"/>
-            </w:pPr>
-            <w:r/>
-            <w:r>
-              <w:t>644.50</w:t>
-            </w:r>
-          </w:p>
-        </w:tc>
-        <w:tc>
-          <w:tcPr>
-            <w:tcW w:type="dxa" w:w="2016"/>
-            <w:shd w:fill="FFFFFF"/>
-            <w:tcMar>
-              <w:top w:w="100" w:type="dxa"/>
-              <w:bottom w:w="100" w:type="dxa"/>
-              <w:left w:w="120" w:type="dxa"/>
-              <w:right w:w="120" w:type="dxa"/>
-            </w:tcMar>
-            <w:tcBorders>
-              <w:top w:val="single" w:sz="4" w:space="0" w:color="CCCCCC"/>
-              <w:bottom w:val="single" w:sz="4" w:space="0" w:color="CCCCCC"/>
-              <w:left w:val="single" w:sz="4" w:space="0" w:color="CCCCCC"/>
-              <w:right w:val="single" w:sz="4" w:space="0" w:color="CCCCCC"/>
-            </w:tcBorders>
-          </w:tcPr>
-          <w:p>
-            <w:pPr>
-              <w:spacing w:before="60" w:after="60" w:line="252" w:lineRule="auto"/>
-              <w:jc w:val="left"/>
-            </w:pPr>
-            <w:r/>
-            <w:r>
-              <w:t>650.00</w:t>
-            </w:r>
-          </w:p>
-        </w:tc>
-        <w:tc>
-          <w:tcPr>
-            <w:tcW w:type="dxa" w:w="1152"/>
-            <w:shd w:fill="FFFFFF"/>
-            <w:tcMar>
-              <w:top w:w="100" w:type="dxa"/>
-              <w:bottom w:w="100" w:type="dxa"/>
-              <w:left w:w="120" w:type="dxa"/>
-              <w:right w:w="120" w:type="dxa"/>
-            </w:tcMar>
-            <w:tcBorders>
-              <w:top w:val="single" w:sz="4" w:space="0" w:color="CCCCCC"/>
-              <w:bottom w:val="single" w:sz="4" w:space="0" w:color="CCCCCC"/>
-              <w:left w:val="single" w:sz="4" w:space="0" w:color="CCCCCC"/>
-              <w:right w:val="single" w:sz="4" w:space="0" w:color="CCCCCC"/>
-            </w:tcBorders>
-          </w:tcPr>
-          <w:p>
-            <w:pPr>
-              <w:spacing w:before="60" w:after="60" w:line="252" w:lineRule="auto"/>
-              <w:jc w:val="left"/>
-            </w:pPr>
-            <w:r/>
-            <w:r>
-              <w:t>636.75</w:t>
-            </w:r>
-          </w:p>
-        </w:tc>
-        <w:tc>
-          <w:tcPr>
-            <w:tcW w:type="dxa" w:w="1728"/>
-            <w:shd w:fill="FFFFFF"/>
-            <w:tcMar>
-              <w:top w:w="100" w:type="dxa"/>
-              <w:bottom w:w="100" w:type="dxa"/>
-              <w:left w:w="120" w:type="dxa"/>
-              <w:right w:w="120" w:type="dxa"/>
-            </w:tcMar>
-            <w:tcBorders>
-              <w:top w:val="single" w:sz="4" w:space="0" w:color="CCCCCC"/>
-              <w:bottom w:val="single" w:sz="4" w:space="0" w:color="CCCCCC"/>
-              <w:left w:val="single" w:sz="4" w:space="0" w:color="CCCCCC"/>
-              <w:right w:val="single" w:sz="4" w:space="0" w:color="CCCCCC"/>
-            </w:tcBorders>
-          </w:tcPr>
-          <w:p>
-            <w:pPr>
-              <w:spacing w:before="60" w:after="60" w:line="252" w:lineRule="auto"/>
-              <w:jc w:val="left"/>
-            </w:pPr>
-            <w:r/>
-            <w:r>
-              <w:rPr>
-                <w:b/>
-              </w:rPr>
-              <w:t>645.25</w:t>
-            </w:r>
-          </w:p>
-        </w:tc>
-        <w:tc>
-          <w:tcPr>
-            <w:tcW w:type="dxa" w:w="3456"/>
-            <w:shd w:fill="FFFFFF"/>
-            <w:tcMar>
-              <w:top w:w="100" w:type="dxa"/>
-              <w:bottom w:w="100" w:type="dxa"/>
-              <w:left w:w="120" w:type="dxa"/>
-              <w:right w:w="120" w:type="dxa"/>
-            </w:tcMar>
-            <w:tcBorders>
-              <w:top w:val="single" w:sz="4" w:space="0" w:color="CCCCCC"/>
-              <w:bottom w:val="single" w:sz="4" w:space="0" w:color="CCCCCC"/>
-              <w:left w:val="single" w:sz="4" w:space="0" w:color="CCCCCC"/>
-              <w:right w:val="single" w:sz="4" w:space="0" w:color="CCCCCC"/>
-            </w:tcBorders>
-          </w:tcPr>
-          <w:p>
-            <w:pPr>
-              <w:spacing w:before="60" w:after="60" w:line="252" w:lineRule="auto"/>
-              <w:jc w:val="left"/>
-            </w:pPr>
-            <w:r/>
-            <w:r>
-              <w:rPr>
-                <w:b/>
-              </w:rPr>
-              <w:t>+0.75</w:t>
-            </w:r>
-          </w:p>
-        </w:tc>
-        <w:tc>
-          <w:tcPr>
-            <w:tcW w:type="dxa" w:w="1440"/>
-            <w:shd w:fill="FFFFFF"/>
-            <w:tcMar>
-              <w:top w:w="100" w:type="dxa"/>
-              <w:bottom w:w="100" w:type="dxa"/>
-              <w:left w:w="120" w:type="dxa"/>
-              <w:right w:w="120" w:type="dxa"/>
-            </w:tcMar>
-            <w:tcBorders>
-              <w:top w:val="single" w:sz="4" w:space="0" w:color="CCCCCC"/>
-              <w:bottom w:val="single" w:sz="4" w:space="0" w:color="CCCCCC"/>
-              <w:left w:val="single" w:sz="4" w:space="0" w:color="CCCCCC"/>
-              <w:right w:val="single" w:sz="4" w:space="0" w:color="CCCCCC"/>
-            </w:tcBorders>
-          </w:tcPr>
-          <w:p>
-            <w:pPr>
-              <w:spacing w:before="60" w:after="60" w:line="252" w:lineRule="auto"/>
-              <w:jc w:val="left"/>
-            </w:pPr>
-            <w:r/>
-            <w:r>
-              <w:t>BULL</w:t>
             </w:r>
           </w:p>
         </w:tc>
@@ -29940,7 +30880,7 @@
             </w:pPr>
             <w:r/>
             <w:r>
-              <w:t>Asia 07-11</w:t>
+              <w:t>NY Open 21-23</w:t>
             </w:r>
           </w:p>
         </w:tc>
@@ -29996,7 +30936,7 @@
             </w:pPr>
             <w:r/>
             <w:r>
-              <w:t>654.50</w:t>
+              <w:t>653.75</w:t>
             </w:r>
           </w:p>
         </w:tc>
@@ -30024,7 +30964,7 @@
             </w:pPr>
             <w:r/>
             <w:r>
-              <w:t>638.75</w:t>
+              <w:t>631.25</w:t>
             </w:r>
           </w:p>
         </w:tc>
@@ -30055,7 +30995,7 @@
               <w:rPr>
                 <w:b/>
               </w:rPr>
-              <w:t>644.50</w:t>
+              <w:t>647.00</w:t>
             </w:r>
           </w:p>
         </w:tc>
@@ -30086,7 +31026,7 @@
               <w:rPr>
                 <w:b/>
               </w:rPr>
-              <w:t>-0.75</w:t>
+              <w:t>+1.75</w:t>
             </w:r>
           </w:p>
         </w:tc>
@@ -30114,7 +31054,7 @@
             </w:pPr>
             <w:r/>
             <w:r>
-              <w:t>BEAR</w:t>
+              <w:t>BULL</w:t>
             </w:r>
           </w:p>
         </w:tc>
@@ -30175,7 +31115,7 @@
             </w:pPr>
             <w:r/>
             <w:r>
-              <w:t>Asia 11-15</w:t>
+              <w:t>NY Close 23-01</w:t>
             </w:r>
           </w:p>
         </w:tc>
@@ -30203,7 +31143,7 @@
             </w:pPr>
             <w:r/>
             <w:r>
-              <w:t>644.50</w:t>
+              <w:t>647.00</w:t>
             </w:r>
           </w:p>
         </w:tc>
@@ -30231,7 +31171,7 @@
             </w:pPr>
             <w:r/>
             <w:r>
-              <w:t>652.00</w:t>
+              <w:t>653.25</w:t>
             </w:r>
           </w:p>
         </w:tc>
@@ -30259,7 +31199,7 @@
             </w:pPr>
             <w:r/>
             <w:r>
-              <w:t>638.50</w:t>
+              <w:t>640.50</w:t>
             </w:r>
           </w:p>
         </w:tc>
@@ -30290,947 +31230,7 @@
               <w:rPr>
                 <w:b/>
               </w:rPr>
-              <w:t>643.50</w:t>
-            </w:r>
-          </w:p>
-        </w:tc>
-        <w:tc>
-          <w:tcPr>
-            <w:tcW w:type="dxa" w:w="3456"/>
-            <w:shd w:fill="FFFFFF"/>
-            <w:tcMar>
-              <w:top w:w="100" w:type="dxa"/>
-              <w:bottom w:w="100" w:type="dxa"/>
-              <w:left w:w="120" w:type="dxa"/>
-              <w:right w:w="120" w:type="dxa"/>
-            </w:tcMar>
-            <w:tcBorders>
-              <w:top w:val="single" w:sz="4" w:space="0" w:color="CCCCCC"/>
-              <w:bottom w:val="single" w:sz="4" w:space="0" w:color="CCCCCC"/>
-              <w:left w:val="single" w:sz="4" w:space="0" w:color="CCCCCC"/>
-              <w:right w:val="single" w:sz="4" w:space="0" w:color="CCCCCC"/>
-            </w:tcBorders>
-          </w:tcPr>
-          <w:p>
-            <w:pPr>
-              <w:spacing w:before="60" w:after="60" w:line="252" w:lineRule="auto"/>
-              <w:jc w:val="left"/>
-            </w:pPr>
-            <w:r/>
-            <w:r>
-              <w:rPr>
-                <w:b/>
-              </w:rPr>
-              <w:t>-1.00</w:t>
-            </w:r>
-          </w:p>
-        </w:tc>
-        <w:tc>
-          <w:tcPr>
-            <w:tcW w:type="dxa" w:w="1440"/>
-            <w:shd w:fill="FFFFFF"/>
-            <w:tcMar>
-              <w:top w:w="100" w:type="dxa"/>
-              <w:bottom w:w="100" w:type="dxa"/>
-              <w:left w:w="120" w:type="dxa"/>
-              <w:right w:w="120" w:type="dxa"/>
-            </w:tcMar>
-            <w:tcBorders>
-              <w:top w:val="single" w:sz="4" w:space="0" w:color="CCCCCC"/>
-              <w:bottom w:val="single" w:sz="4" w:space="0" w:color="CCCCCC"/>
-              <w:left w:val="single" w:sz="4" w:space="0" w:color="CCCCCC"/>
-              <w:right w:val="single" w:sz="4" w:space="0" w:color="CCCCCC"/>
-            </w:tcBorders>
-          </w:tcPr>
-          <w:p>
-            <w:pPr>
-              <w:spacing w:before="60" w:after="60" w:line="252" w:lineRule="auto"/>
-              <w:jc w:val="left"/>
-            </w:pPr>
-            <w:r/>
-            <w:r>
-              <w:t>BEAR</w:t>
-            </w:r>
-          </w:p>
-        </w:tc>
-      </w:tr>
-      <w:tr>
-        <w:tc>
-          <w:tcPr>
-            <w:tcW w:type="dxa" w:w="1584"/>
-            <w:shd w:fill="F8FAFC"/>
-            <w:tcMar>
-              <w:top w:w="100" w:type="dxa"/>
-              <w:bottom w:w="100" w:type="dxa"/>
-              <w:left w:w="120" w:type="dxa"/>
-              <w:right w:w="120" w:type="dxa"/>
-            </w:tcMar>
-            <w:tcBorders>
-              <w:top w:val="single" w:sz="4" w:space="0" w:color="CCCCCC"/>
-              <w:bottom w:val="single" w:sz="4" w:space="0" w:color="CCCCCC"/>
-              <w:left w:val="single" w:sz="4" w:space="0" w:color="CCCCCC"/>
-              <w:right w:val="single" w:sz="4" w:space="0" w:color="CCCCCC"/>
-            </w:tcBorders>
-          </w:tcPr>
-          <w:p>
-            <w:pPr>
-              <w:spacing w:before="60" w:after="60" w:line="252" w:lineRule="auto"/>
-              <w:jc w:val="left"/>
-            </w:pPr>
-            <w:r/>
-            <w:r>
-              <w:rPr>
-                <w:b/>
-              </w:rPr>
-              <w:t>Fri 30/10</w:t>
-            </w:r>
-          </w:p>
-        </w:tc>
-        <w:tc>
-          <w:tcPr>
-            <w:tcW w:type="dxa" w:w="864"/>
-            <w:shd w:fill="F8FAFC"/>
-            <w:tcMar>
-              <w:top w:w="100" w:type="dxa"/>
-              <w:bottom w:w="100" w:type="dxa"/>
-              <w:left w:w="120" w:type="dxa"/>
-              <w:right w:w="120" w:type="dxa"/>
-            </w:tcMar>
-            <w:tcBorders>
-              <w:top w:val="single" w:sz="4" w:space="0" w:color="CCCCCC"/>
-              <w:bottom w:val="single" w:sz="4" w:space="0" w:color="CCCCCC"/>
-              <w:left w:val="single" w:sz="4" w:space="0" w:color="CCCCCC"/>
-              <w:right w:val="single" w:sz="4" w:space="0" w:color="CCCCCC"/>
-            </w:tcBorders>
-          </w:tcPr>
-          <w:p>
-            <w:pPr>
-              <w:spacing w:before="60" w:after="60" w:line="252" w:lineRule="auto"/>
-              <w:jc w:val="left"/>
-            </w:pPr>
-            <w:r/>
-            <w:r>
-              <w:t>London 15-19</w:t>
-            </w:r>
-          </w:p>
-        </w:tc>
-        <w:tc>
-          <w:tcPr>
-            <w:tcW w:type="dxa" w:w="1440"/>
-            <w:shd w:fill="F8FAFC"/>
-            <w:tcMar>
-              <w:top w:w="100" w:type="dxa"/>
-              <w:bottom w:w="100" w:type="dxa"/>
-              <w:left w:w="120" w:type="dxa"/>
-              <w:right w:w="120" w:type="dxa"/>
-            </w:tcMar>
-            <w:tcBorders>
-              <w:top w:val="single" w:sz="4" w:space="0" w:color="CCCCCC"/>
-              <w:bottom w:val="single" w:sz="4" w:space="0" w:color="CCCCCC"/>
-              <w:left w:val="single" w:sz="4" w:space="0" w:color="CCCCCC"/>
-              <w:right w:val="single" w:sz="4" w:space="0" w:color="CCCCCC"/>
-            </w:tcBorders>
-          </w:tcPr>
-          <w:p>
-            <w:pPr>
-              <w:spacing w:before="60" w:after="60" w:line="252" w:lineRule="auto"/>
-              <w:jc w:val="left"/>
-            </w:pPr>
-            <w:r/>
-            <w:r>
-              <w:t>643.50</w:t>
-            </w:r>
-          </w:p>
-        </w:tc>
-        <w:tc>
-          <w:tcPr>
-            <w:tcW w:type="dxa" w:w="2016"/>
-            <w:shd w:fill="F8FAFC"/>
-            <w:tcMar>
-              <w:top w:w="100" w:type="dxa"/>
-              <w:bottom w:w="100" w:type="dxa"/>
-              <w:left w:w="120" w:type="dxa"/>
-              <w:right w:w="120" w:type="dxa"/>
-            </w:tcMar>
-            <w:tcBorders>
-              <w:top w:val="single" w:sz="4" w:space="0" w:color="CCCCCC"/>
-              <w:bottom w:val="single" w:sz="4" w:space="0" w:color="CCCCCC"/>
-              <w:left w:val="single" w:sz="4" w:space="0" w:color="CCCCCC"/>
-              <w:right w:val="single" w:sz="4" w:space="0" w:color="CCCCCC"/>
-            </w:tcBorders>
-          </w:tcPr>
-          <w:p>
-            <w:pPr>
-              <w:spacing w:before="60" w:after="60" w:line="252" w:lineRule="auto"/>
-              <w:jc w:val="left"/>
-            </w:pPr>
-            <w:r/>
-            <w:r>
-              <w:t>650.50</w:t>
-            </w:r>
-          </w:p>
-        </w:tc>
-        <w:tc>
-          <w:tcPr>
-            <w:tcW w:type="dxa" w:w="1152"/>
-            <w:shd w:fill="F8FAFC"/>
-            <w:tcMar>
-              <w:top w:w="100" w:type="dxa"/>
-              <w:bottom w:w="100" w:type="dxa"/>
-              <w:left w:w="120" w:type="dxa"/>
-              <w:right w:w="120" w:type="dxa"/>
-            </w:tcMar>
-            <w:tcBorders>
-              <w:top w:val="single" w:sz="4" w:space="0" w:color="CCCCCC"/>
-              <w:bottom w:val="single" w:sz="4" w:space="0" w:color="CCCCCC"/>
-              <w:left w:val="single" w:sz="4" w:space="0" w:color="CCCCCC"/>
-              <w:right w:val="single" w:sz="4" w:space="0" w:color="CCCCCC"/>
-            </w:tcBorders>
-          </w:tcPr>
-          <w:p>
-            <w:pPr>
-              <w:spacing w:before="60" w:after="60" w:line="252" w:lineRule="auto"/>
-              <w:jc w:val="left"/>
-            </w:pPr>
-            <w:r/>
-            <w:r>
-              <w:t>630.00</w:t>
-            </w:r>
-          </w:p>
-        </w:tc>
-        <w:tc>
-          <w:tcPr>
-            <w:tcW w:type="dxa" w:w="1728"/>
-            <w:shd w:fill="F8FAFC"/>
-            <w:tcMar>
-              <w:top w:w="100" w:type="dxa"/>
-              <w:bottom w:w="100" w:type="dxa"/>
-              <w:left w:w="120" w:type="dxa"/>
-              <w:right w:w="120" w:type="dxa"/>
-            </w:tcMar>
-            <w:tcBorders>
-              <w:top w:val="single" w:sz="4" w:space="0" w:color="CCCCCC"/>
-              <w:bottom w:val="single" w:sz="4" w:space="0" w:color="CCCCCC"/>
-              <w:left w:val="single" w:sz="4" w:space="0" w:color="CCCCCC"/>
-              <w:right w:val="single" w:sz="4" w:space="0" w:color="CCCCCC"/>
-            </w:tcBorders>
-          </w:tcPr>
-          <w:p>
-            <w:pPr>
-              <w:spacing w:before="60" w:after="60" w:line="252" w:lineRule="auto"/>
-              <w:jc w:val="left"/>
-            </w:pPr>
-            <w:r/>
-            <w:r>
-              <w:rPr>
-                <w:b/>
-              </w:rPr>
-              <w:t>644.25</w:t>
-            </w:r>
-          </w:p>
-        </w:tc>
-        <w:tc>
-          <w:tcPr>
-            <w:tcW w:type="dxa" w:w="3456"/>
-            <w:shd w:fill="F8FAFC"/>
-            <w:tcMar>
-              <w:top w:w="100" w:type="dxa"/>
-              <w:bottom w:w="100" w:type="dxa"/>
-              <w:left w:w="120" w:type="dxa"/>
-              <w:right w:w="120" w:type="dxa"/>
-            </w:tcMar>
-            <w:tcBorders>
-              <w:top w:val="single" w:sz="4" w:space="0" w:color="CCCCCC"/>
-              <w:bottom w:val="single" w:sz="4" w:space="0" w:color="CCCCCC"/>
-              <w:left w:val="single" w:sz="4" w:space="0" w:color="CCCCCC"/>
-              <w:right w:val="single" w:sz="4" w:space="0" w:color="CCCCCC"/>
-            </w:tcBorders>
-          </w:tcPr>
-          <w:p>
-            <w:pPr>
-              <w:spacing w:before="60" w:after="60" w:line="252" w:lineRule="auto"/>
-              <w:jc w:val="left"/>
-            </w:pPr>
-            <w:r/>
-            <w:r>
-              <w:rPr>
-                <w:b/>
-              </w:rPr>
-              <w:t>+0.75</w:t>
-            </w:r>
-          </w:p>
-        </w:tc>
-        <w:tc>
-          <w:tcPr>
-            <w:tcW w:type="dxa" w:w="1440"/>
-            <w:shd w:fill="F8FAFC"/>
-            <w:tcMar>
-              <w:top w:w="100" w:type="dxa"/>
-              <w:bottom w:w="100" w:type="dxa"/>
-              <w:left w:w="120" w:type="dxa"/>
-              <w:right w:w="120" w:type="dxa"/>
-            </w:tcMar>
-            <w:tcBorders>
-              <w:top w:val="single" w:sz="4" w:space="0" w:color="CCCCCC"/>
-              <w:bottom w:val="single" w:sz="4" w:space="0" w:color="CCCCCC"/>
-              <w:left w:val="single" w:sz="4" w:space="0" w:color="CCCCCC"/>
-              <w:right w:val="single" w:sz="4" w:space="0" w:color="CCCCCC"/>
-            </w:tcBorders>
-          </w:tcPr>
-          <w:p>
-            <w:pPr>
-              <w:spacing w:before="60" w:after="60" w:line="252" w:lineRule="auto"/>
-              <w:jc w:val="left"/>
-            </w:pPr>
-            <w:r/>
-            <w:r>
-              <w:t>BULL</w:t>
-            </w:r>
-          </w:p>
-        </w:tc>
-      </w:tr>
-      <w:tr>
-        <w:tc>
-          <w:tcPr>
-            <w:tcW w:type="dxa" w:w="1584"/>
-            <w:shd w:fill="FFFFFF"/>
-            <w:tcMar>
-              <w:top w:w="100" w:type="dxa"/>
-              <w:bottom w:w="100" w:type="dxa"/>
-              <w:left w:w="120" w:type="dxa"/>
-              <w:right w:w="120" w:type="dxa"/>
-            </w:tcMar>
-            <w:tcBorders>
-              <w:top w:val="single" w:sz="4" w:space="0" w:color="CCCCCC"/>
-              <w:bottom w:val="single" w:sz="4" w:space="0" w:color="CCCCCC"/>
-              <w:left w:val="single" w:sz="4" w:space="0" w:color="CCCCCC"/>
-              <w:right w:val="single" w:sz="4" w:space="0" w:color="CCCCCC"/>
-            </w:tcBorders>
-          </w:tcPr>
-          <w:p>
-            <w:pPr>
-              <w:spacing w:before="60" w:after="60" w:line="252" w:lineRule="auto"/>
-              <w:jc w:val="left"/>
-            </w:pPr>
-            <w:r/>
-            <w:r>
-              <w:rPr>
-                <w:b/>
-              </w:rPr>
-              <w:t>Fri 30/10</w:t>
-            </w:r>
-          </w:p>
-        </w:tc>
-        <w:tc>
-          <w:tcPr>
-            <w:tcW w:type="dxa" w:w="864"/>
-            <w:shd w:fill="FFFFFF"/>
-            <w:tcMar>
-              <w:top w:w="100" w:type="dxa"/>
-              <w:bottom w:w="100" w:type="dxa"/>
-              <w:left w:w="120" w:type="dxa"/>
-              <w:right w:w="120" w:type="dxa"/>
-            </w:tcMar>
-            <w:tcBorders>
-              <w:top w:val="single" w:sz="4" w:space="0" w:color="CCCCCC"/>
-              <w:bottom w:val="single" w:sz="4" w:space="0" w:color="CCCCCC"/>
-              <w:left w:val="single" w:sz="4" w:space="0" w:color="CCCCCC"/>
-              <w:right w:val="single" w:sz="4" w:space="0" w:color="CCCCCC"/>
-            </w:tcBorders>
-          </w:tcPr>
-          <w:p>
-            <w:pPr>
-              <w:spacing w:before="60" w:after="60" w:line="252" w:lineRule="auto"/>
-              <w:jc w:val="left"/>
-            </w:pPr>
-            <w:r/>
-            <w:r>
-              <w:t>Pre-NY 19-21</w:t>
-            </w:r>
-          </w:p>
-        </w:tc>
-        <w:tc>
-          <w:tcPr>
-            <w:tcW w:type="dxa" w:w="1440"/>
-            <w:shd w:fill="FFFFFF"/>
-            <w:tcMar>
-              <w:top w:w="100" w:type="dxa"/>
-              <w:bottom w:w="100" w:type="dxa"/>
-              <w:left w:w="120" w:type="dxa"/>
-              <w:right w:w="120" w:type="dxa"/>
-            </w:tcMar>
-            <w:tcBorders>
-              <w:top w:val="single" w:sz="4" w:space="0" w:color="CCCCCC"/>
-              <w:bottom w:val="single" w:sz="4" w:space="0" w:color="CCCCCC"/>
-              <w:left w:val="single" w:sz="4" w:space="0" w:color="CCCCCC"/>
-              <w:right w:val="single" w:sz="4" w:space="0" w:color="CCCCCC"/>
-            </w:tcBorders>
-          </w:tcPr>
-          <w:p>
-            <w:pPr>
-              <w:spacing w:before="60" w:after="60" w:line="252" w:lineRule="auto"/>
-              <w:jc w:val="left"/>
-            </w:pPr>
-            <w:r/>
-            <w:r>
-              <w:t>644.25</w:t>
-            </w:r>
-          </w:p>
-        </w:tc>
-        <w:tc>
-          <w:tcPr>
-            <w:tcW w:type="dxa" w:w="2016"/>
-            <w:shd w:fill="FFFFFF"/>
-            <w:tcMar>
-              <w:top w:w="100" w:type="dxa"/>
-              <w:bottom w:w="100" w:type="dxa"/>
-              <w:left w:w="120" w:type="dxa"/>
-              <w:right w:w="120" w:type="dxa"/>
-            </w:tcMar>
-            <w:tcBorders>
-              <w:top w:val="single" w:sz="4" w:space="0" w:color="CCCCCC"/>
-              <w:bottom w:val="single" w:sz="4" w:space="0" w:color="CCCCCC"/>
-              <w:left w:val="single" w:sz="4" w:space="0" w:color="CCCCCC"/>
-              <w:right w:val="single" w:sz="4" w:space="0" w:color="CCCCCC"/>
-            </w:tcBorders>
-          </w:tcPr>
-          <w:p>
-            <w:pPr>
-              <w:spacing w:before="60" w:after="60" w:line="252" w:lineRule="auto"/>
-              <w:jc w:val="left"/>
-            </w:pPr>
-            <w:r/>
-            <w:r>
-              <w:t>653.50</w:t>
-            </w:r>
-          </w:p>
-        </w:tc>
-        <w:tc>
-          <w:tcPr>
-            <w:tcW w:type="dxa" w:w="1152"/>
-            <w:shd w:fill="FFFFFF"/>
-            <w:tcMar>
-              <w:top w:w="100" w:type="dxa"/>
-              <w:bottom w:w="100" w:type="dxa"/>
-              <w:left w:w="120" w:type="dxa"/>
-              <w:right w:w="120" w:type="dxa"/>
-            </w:tcMar>
-            <w:tcBorders>
-              <w:top w:val="single" w:sz="4" w:space="0" w:color="CCCCCC"/>
-              <w:bottom w:val="single" w:sz="4" w:space="0" w:color="CCCCCC"/>
-              <w:left w:val="single" w:sz="4" w:space="0" w:color="CCCCCC"/>
-              <w:right w:val="single" w:sz="4" w:space="0" w:color="CCCCCC"/>
-            </w:tcBorders>
-          </w:tcPr>
-          <w:p>
-            <w:pPr>
-              <w:spacing w:before="60" w:after="60" w:line="252" w:lineRule="auto"/>
-              <w:jc w:val="left"/>
-            </w:pPr>
-            <w:r/>
-            <w:r>
-              <w:t>637.00</w:t>
-            </w:r>
-          </w:p>
-        </w:tc>
-        <w:tc>
-          <w:tcPr>
-            <w:tcW w:type="dxa" w:w="1728"/>
-            <w:shd w:fill="FFFFFF"/>
-            <w:tcMar>
-              <w:top w:w="100" w:type="dxa"/>
-              <w:bottom w:w="100" w:type="dxa"/>
-              <w:left w:w="120" w:type="dxa"/>
-              <w:right w:w="120" w:type="dxa"/>
-            </w:tcMar>
-            <w:tcBorders>
-              <w:top w:val="single" w:sz="4" w:space="0" w:color="CCCCCC"/>
-              <w:bottom w:val="single" w:sz="4" w:space="0" w:color="CCCCCC"/>
-              <w:left w:val="single" w:sz="4" w:space="0" w:color="CCCCCC"/>
-              <w:right w:val="single" w:sz="4" w:space="0" w:color="CCCCCC"/>
-            </w:tcBorders>
-          </w:tcPr>
-          <w:p>
-            <w:pPr>
-              <w:spacing w:before="60" w:after="60" w:line="252" w:lineRule="auto"/>
-              <w:jc w:val="left"/>
-            </w:pPr>
-            <w:r/>
-            <w:r>
-              <w:rPr>
-                <w:b/>
-              </w:rPr>
-              <w:t>644.00</w:t>
-            </w:r>
-          </w:p>
-        </w:tc>
-        <w:tc>
-          <w:tcPr>
-            <w:tcW w:type="dxa" w:w="3456"/>
-            <w:shd w:fill="FFFFFF"/>
-            <w:tcMar>
-              <w:top w:w="100" w:type="dxa"/>
-              <w:bottom w:w="100" w:type="dxa"/>
-              <w:left w:w="120" w:type="dxa"/>
-              <w:right w:w="120" w:type="dxa"/>
-            </w:tcMar>
-            <w:tcBorders>
-              <w:top w:val="single" w:sz="4" w:space="0" w:color="CCCCCC"/>
-              <w:bottom w:val="single" w:sz="4" w:space="0" w:color="CCCCCC"/>
-              <w:left w:val="single" w:sz="4" w:space="0" w:color="CCCCCC"/>
-              <w:right w:val="single" w:sz="4" w:space="0" w:color="CCCCCC"/>
-            </w:tcBorders>
-          </w:tcPr>
-          <w:p>
-            <w:pPr>
-              <w:spacing w:before="60" w:after="60" w:line="252" w:lineRule="auto"/>
-              <w:jc w:val="left"/>
-            </w:pPr>
-            <w:r/>
-            <w:r>
-              <w:rPr>
-                <w:b/>
-              </w:rPr>
-              <w:t>-0.25</w:t>
-            </w:r>
-          </w:p>
-        </w:tc>
-        <w:tc>
-          <w:tcPr>
-            <w:tcW w:type="dxa" w:w="1440"/>
-            <w:shd w:fill="FFFFFF"/>
-            <w:tcMar>
-              <w:top w:w="100" w:type="dxa"/>
-              <w:bottom w:w="100" w:type="dxa"/>
-              <w:left w:w="120" w:type="dxa"/>
-              <w:right w:w="120" w:type="dxa"/>
-            </w:tcMar>
-            <w:tcBorders>
-              <w:top w:val="single" w:sz="4" w:space="0" w:color="CCCCCC"/>
-              <w:bottom w:val="single" w:sz="4" w:space="0" w:color="CCCCCC"/>
-              <w:left w:val="single" w:sz="4" w:space="0" w:color="CCCCCC"/>
-              <w:right w:val="single" w:sz="4" w:space="0" w:color="CCCCCC"/>
-            </w:tcBorders>
-          </w:tcPr>
-          <w:p>
-            <w:pPr>
-              <w:spacing w:before="60" w:after="60" w:line="252" w:lineRule="auto"/>
-              <w:jc w:val="left"/>
-            </w:pPr>
-            <w:r/>
-            <w:r>
-              <w:t>BEAR</w:t>
-            </w:r>
-          </w:p>
-        </w:tc>
-      </w:tr>
-      <w:tr>
-        <w:tc>
-          <w:tcPr>
-            <w:tcW w:type="dxa" w:w="1584"/>
-            <w:shd w:fill="F8FAFC"/>
-            <w:tcMar>
-              <w:top w:w="100" w:type="dxa"/>
-              <w:bottom w:w="100" w:type="dxa"/>
-              <w:left w:w="120" w:type="dxa"/>
-              <w:right w:w="120" w:type="dxa"/>
-            </w:tcMar>
-            <w:tcBorders>
-              <w:top w:val="single" w:sz="4" w:space="0" w:color="CCCCCC"/>
-              <w:bottom w:val="single" w:sz="4" w:space="0" w:color="CCCCCC"/>
-              <w:left w:val="single" w:sz="4" w:space="0" w:color="CCCCCC"/>
-              <w:right w:val="single" w:sz="4" w:space="0" w:color="CCCCCC"/>
-            </w:tcBorders>
-          </w:tcPr>
-          <w:p>
-            <w:pPr>
-              <w:spacing w:before="60" w:after="60" w:line="252" w:lineRule="auto"/>
-              <w:jc w:val="left"/>
-            </w:pPr>
-            <w:r/>
-            <w:r>
-              <w:rPr>
-                <w:b/>
-              </w:rPr>
-              <w:t>Fri 30/10</w:t>
-            </w:r>
-          </w:p>
-        </w:tc>
-        <w:tc>
-          <w:tcPr>
-            <w:tcW w:type="dxa" w:w="864"/>
-            <w:shd w:fill="F8FAFC"/>
-            <w:tcMar>
-              <w:top w:w="100" w:type="dxa"/>
-              <w:bottom w:w="100" w:type="dxa"/>
-              <w:left w:w="120" w:type="dxa"/>
-              <w:right w:w="120" w:type="dxa"/>
-            </w:tcMar>
-            <w:tcBorders>
-              <w:top w:val="single" w:sz="4" w:space="0" w:color="CCCCCC"/>
-              <w:bottom w:val="single" w:sz="4" w:space="0" w:color="CCCCCC"/>
-              <w:left w:val="single" w:sz="4" w:space="0" w:color="CCCCCC"/>
-              <w:right w:val="single" w:sz="4" w:space="0" w:color="CCCCCC"/>
-            </w:tcBorders>
-          </w:tcPr>
-          <w:p>
-            <w:pPr>
-              <w:spacing w:before="60" w:after="60" w:line="252" w:lineRule="auto"/>
-              <w:jc w:val="left"/>
-            </w:pPr>
-            <w:r/>
-            <w:r>
-              <w:t>NY Open 21-23</w:t>
-            </w:r>
-          </w:p>
-        </w:tc>
-        <w:tc>
-          <w:tcPr>
-            <w:tcW w:type="dxa" w:w="1440"/>
-            <w:shd w:fill="F8FAFC"/>
-            <w:tcMar>
-              <w:top w:w="100" w:type="dxa"/>
-              <w:bottom w:w="100" w:type="dxa"/>
-              <w:left w:w="120" w:type="dxa"/>
-              <w:right w:w="120" w:type="dxa"/>
-            </w:tcMar>
-            <w:tcBorders>
-              <w:top w:val="single" w:sz="4" w:space="0" w:color="CCCCCC"/>
-              <w:bottom w:val="single" w:sz="4" w:space="0" w:color="CCCCCC"/>
-              <w:left w:val="single" w:sz="4" w:space="0" w:color="CCCCCC"/>
-              <w:right w:val="single" w:sz="4" w:space="0" w:color="CCCCCC"/>
-            </w:tcBorders>
-          </w:tcPr>
-          <w:p>
-            <w:pPr>
-              <w:spacing w:before="60" w:after="60" w:line="252" w:lineRule="auto"/>
-              <w:jc w:val="left"/>
-            </w:pPr>
-            <w:r/>
-            <w:r>
-              <w:t>644.00</w:t>
-            </w:r>
-          </w:p>
-        </w:tc>
-        <w:tc>
-          <w:tcPr>
-            <w:tcW w:type="dxa" w:w="2016"/>
-            <w:shd w:fill="F8FAFC"/>
-            <w:tcMar>
-              <w:top w:w="100" w:type="dxa"/>
-              <w:bottom w:w="100" w:type="dxa"/>
-              <w:left w:w="120" w:type="dxa"/>
-              <w:right w:w="120" w:type="dxa"/>
-            </w:tcMar>
-            <w:tcBorders>
-              <w:top w:val="single" w:sz="4" w:space="0" w:color="CCCCCC"/>
-              <w:bottom w:val="single" w:sz="4" w:space="0" w:color="CCCCCC"/>
-              <w:left w:val="single" w:sz="4" w:space="0" w:color="CCCCCC"/>
-              <w:right w:val="single" w:sz="4" w:space="0" w:color="CCCCCC"/>
-            </w:tcBorders>
-          </w:tcPr>
-          <w:p>
-            <w:pPr>
-              <w:spacing w:before="60" w:after="60" w:line="252" w:lineRule="auto"/>
-              <w:jc w:val="left"/>
-            </w:pPr>
-            <w:r/>
-            <w:r>
-              <w:t>652.50</w:t>
-            </w:r>
-          </w:p>
-        </w:tc>
-        <w:tc>
-          <w:tcPr>
-            <w:tcW w:type="dxa" w:w="1152"/>
-            <w:shd w:fill="F8FAFC"/>
-            <w:tcMar>
-              <w:top w:w="100" w:type="dxa"/>
-              <w:bottom w:w="100" w:type="dxa"/>
-              <w:left w:w="120" w:type="dxa"/>
-              <w:right w:w="120" w:type="dxa"/>
-            </w:tcMar>
-            <w:tcBorders>
-              <w:top w:val="single" w:sz="4" w:space="0" w:color="CCCCCC"/>
-              <w:bottom w:val="single" w:sz="4" w:space="0" w:color="CCCCCC"/>
-              <w:left w:val="single" w:sz="4" w:space="0" w:color="CCCCCC"/>
-              <w:right w:val="single" w:sz="4" w:space="0" w:color="CCCCCC"/>
-            </w:tcBorders>
-          </w:tcPr>
-          <w:p>
-            <w:pPr>
-              <w:spacing w:before="60" w:after="60" w:line="252" w:lineRule="auto"/>
-              <w:jc w:val="left"/>
-            </w:pPr>
-            <w:r/>
-            <w:r>
-              <w:t>630.00</w:t>
-            </w:r>
-          </w:p>
-        </w:tc>
-        <w:tc>
-          <w:tcPr>
-            <w:tcW w:type="dxa" w:w="1728"/>
-            <w:shd w:fill="F8FAFC"/>
-            <w:tcMar>
-              <w:top w:w="100" w:type="dxa"/>
-              <w:bottom w:w="100" w:type="dxa"/>
-              <w:left w:w="120" w:type="dxa"/>
-              <w:right w:w="120" w:type="dxa"/>
-            </w:tcMar>
-            <w:tcBorders>
-              <w:top w:val="single" w:sz="4" w:space="0" w:color="CCCCCC"/>
-              <w:bottom w:val="single" w:sz="4" w:space="0" w:color="CCCCCC"/>
-              <w:left w:val="single" w:sz="4" w:space="0" w:color="CCCCCC"/>
-              <w:right w:val="single" w:sz="4" w:space="0" w:color="CCCCCC"/>
-            </w:tcBorders>
-          </w:tcPr>
-          <w:p>
-            <w:pPr>
-              <w:spacing w:before="60" w:after="60" w:line="252" w:lineRule="auto"/>
-              <w:jc w:val="left"/>
-            </w:pPr>
-            <w:r/>
-            <w:r>
-              <w:rPr>
-                <w:b/>
-              </w:rPr>
-              <w:t>645.75</w:t>
-            </w:r>
-          </w:p>
-        </w:tc>
-        <w:tc>
-          <w:tcPr>
-            <w:tcW w:type="dxa" w:w="3456"/>
-            <w:shd w:fill="F8FAFC"/>
-            <w:tcMar>
-              <w:top w:w="100" w:type="dxa"/>
-              <w:bottom w:w="100" w:type="dxa"/>
-              <w:left w:w="120" w:type="dxa"/>
-              <w:right w:w="120" w:type="dxa"/>
-            </w:tcMar>
-            <w:tcBorders>
-              <w:top w:val="single" w:sz="4" w:space="0" w:color="CCCCCC"/>
-              <w:bottom w:val="single" w:sz="4" w:space="0" w:color="CCCCCC"/>
-              <w:left w:val="single" w:sz="4" w:space="0" w:color="CCCCCC"/>
-              <w:right w:val="single" w:sz="4" w:space="0" w:color="CCCCCC"/>
-            </w:tcBorders>
-          </w:tcPr>
-          <w:p>
-            <w:pPr>
-              <w:spacing w:before="60" w:after="60" w:line="252" w:lineRule="auto"/>
-              <w:jc w:val="left"/>
-            </w:pPr>
-            <w:r/>
-            <w:r>
-              <w:rPr>
-                <w:b/>
-              </w:rPr>
-              <w:t>+1.75</w:t>
-            </w:r>
-          </w:p>
-        </w:tc>
-        <w:tc>
-          <w:tcPr>
-            <w:tcW w:type="dxa" w:w="1440"/>
-            <w:shd w:fill="F8FAFC"/>
-            <w:tcMar>
-              <w:top w:w="100" w:type="dxa"/>
-              <w:bottom w:w="100" w:type="dxa"/>
-              <w:left w:w="120" w:type="dxa"/>
-              <w:right w:w="120" w:type="dxa"/>
-            </w:tcMar>
-            <w:tcBorders>
-              <w:top w:val="single" w:sz="4" w:space="0" w:color="CCCCCC"/>
-              <w:bottom w:val="single" w:sz="4" w:space="0" w:color="CCCCCC"/>
-              <w:left w:val="single" w:sz="4" w:space="0" w:color="CCCCCC"/>
-              <w:right w:val="single" w:sz="4" w:space="0" w:color="CCCCCC"/>
-            </w:tcBorders>
-          </w:tcPr>
-          <w:p>
-            <w:pPr>
-              <w:spacing w:before="60" w:after="60" w:line="252" w:lineRule="auto"/>
-              <w:jc w:val="left"/>
-            </w:pPr>
-            <w:r/>
-            <w:r>
-              <w:t>BULL</w:t>
-            </w:r>
-          </w:p>
-        </w:tc>
-      </w:tr>
-      <w:tr>
-        <w:tc>
-          <w:tcPr>
-            <w:tcW w:type="dxa" w:w="1584"/>
-            <w:shd w:fill="FFFFFF"/>
-            <w:tcMar>
-              <w:top w:w="100" w:type="dxa"/>
-              <w:bottom w:w="100" w:type="dxa"/>
-              <w:left w:w="120" w:type="dxa"/>
-              <w:right w:w="120" w:type="dxa"/>
-            </w:tcMar>
-            <w:tcBorders>
-              <w:top w:val="single" w:sz="4" w:space="0" w:color="CCCCCC"/>
-              <w:bottom w:val="single" w:sz="4" w:space="0" w:color="CCCCCC"/>
-              <w:left w:val="single" w:sz="4" w:space="0" w:color="CCCCCC"/>
-              <w:right w:val="single" w:sz="4" w:space="0" w:color="CCCCCC"/>
-            </w:tcBorders>
-          </w:tcPr>
-          <w:p>
-            <w:pPr>
-              <w:spacing w:before="60" w:after="60" w:line="252" w:lineRule="auto"/>
-              <w:jc w:val="left"/>
-            </w:pPr>
-            <w:r/>
-            <w:r>
-              <w:rPr>
-                <w:b/>
-              </w:rPr>
-              <w:t>Fri 30/10</w:t>
-            </w:r>
-          </w:p>
-        </w:tc>
-        <w:tc>
-          <w:tcPr>
-            <w:tcW w:type="dxa" w:w="864"/>
-            <w:shd w:fill="FFFFFF"/>
-            <w:tcMar>
-              <w:top w:w="100" w:type="dxa"/>
-              <w:bottom w:w="100" w:type="dxa"/>
-              <w:left w:w="120" w:type="dxa"/>
-              <w:right w:w="120" w:type="dxa"/>
-            </w:tcMar>
-            <w:tcBorders>
-              <w:top w:val="single" w:sz="4" w:space="0" w:color="CCCCCC"/>
-              <w:bottom w:val="single" w:sz="4" w:space="0" w:color="CCCCCC"/>
-              <w:left w:val="single" w:sz="4" w:space="0" w:color="CCCCCC"/>
-              <w:right w:val="single" w:sz="4" w:space="0" w:color="CCCCCC"/>
-            </w:tcBorders>
-          </w:tcPr>
-          <w:p>
-            <w:pPr>
-              <w:spacing w:before="60" w:after="60" w:line="252" w:lineRule="auto"/>
-              <w:jc w:val="left"/>
-            </w:pPr>
-            <w:r/>
-            <w:r>
-              <w:t>NY Close 23-01</w:t>
-            </w:r>
-          </w:p>
-        </w:tc>
-        <w:tc>
-          <w:tcPr>
-            <w:tcW w:type="dxa" w:w="1440"/>
-            <w:shd w:fill="FFFFFF"/>
-            <w:tcMar>
-              <w:top w:w="100" w:type="dxa"/>
-              <w:bottom w:w="100" w:type="dxa"/>
-              <w:left w:w="120" w:type="dxa"/>
-              <w:right w:w="120" w:type="dxa"/>
-            </w:tcMar>
-            <w:tcBorders>
-              <w:top w:val="single" w:sz="4" w:space="0" w:color="CCCCCC"/>
-              <w:bottom w:val="single" w:sz="4" w:space="0" w:color="CCCCCC"/>
-              <w:left w:val="single" w:sz="4" w:space="0" w:color="CCCCCC"/>
-              <w:right w:val="single" w:sz="4" w:space="0" w:color="CCCCCC"/>
-            </w:tcBorders>
-          </w:tcPr>
-          <w:p>
-            <w:pPr>
-              <w:spacing w:before="60" w:after="60" w:line="252" w:lineRule="auto"/>
-              <w:jc w:val="left"/>
-            </w:pPr>
-            <w:r/>
-            <w:r>
-              <w:t>645.75</w:t>
-            </w:r>
-          </w:p>
-        </w:tc>
-        <w:tc>
-          <w:tcPr>
-            <w:tcW w:type="dxa" w:w="2016"/>
-            <w:shd w:fill="FFFFFF"/>
-            <w:tcMar>
-              <w:top w:w="100" w:type="dxa"/>
-              <w:bottom w:w="100" w:type="dxa"/>
-              <w:left w:w="120" w:type="dxa"/>
-              <w:right w:w="120" w:type="dxa"/>
-            </w:tcMar>
-            <w:tcBorders>
-              <w:top w:val="single" w:sz="4" w:space="0" w:color="CCCCCC"/>
-              <w:bottom w:val="single" w:sz="4" w:space="0" w:color="CCCCCC"/>
-              <w:left w:val="single" w:sz="4" w:space="0" w:color="CCCCCC"/>
-              <w:right w:val="single" w:sz="4" w:space="0" w:color="CCCCCC"/>
-            </w:tcBorders>
-          </w:tcPr>
-          <w:p>
-            <w:pPr>
-              <w:spacing w:before="60" w:after="60" w:line="252" w:lineRule="auto"/>
-              <w:jc w:val="left"/>
-            </w:pPr>
-            <w:r/>
-            <w:r>
-              <w:t>652.00</w:t>
-            </w:r>
-          </w:p>
-        </w:tc>
-        <w:tc>
-          <w:tcPr>
-            <w:tcW w:type="dxa" w:w="1152"/>
-            <w:shd w:fill="FFFFFF"/>
-            <w:tcMar>
-              <w:top w:w="100" w:type="dxa"/>
-              <w:bottom w:w="100" w:type="dxa"/>
-              <w:left w:w="120" w:type="dxa"/>
-              <w:right w:w="120" w:type="dxa"/>
-            </w:tcMar>
-            <w:tcBorders>
-              <w:top w:val="single" w:sz="4" w:space="0" w:color="CCCCCC"/>
-              <w:bottom w:val="single" w:sz="4" w:space="0" w:color="CCCCCC"/>
-              <w:left w:val="single" w:sz="4" w:space="0" w:color="CCCCCC"/>
-              <w:right w:val="single" w:sz="4" w:space="0" w:color="CCCCCC"/>
-            </w:tcBorders>
-          </w:tcPr>
-          <w:p>
-            <w:pPr>
-              <w:spacing w:before="60" w:after="60" w:line="252" w:lineRule="auto"/>
-              <w:jc w:val="left"/>
-            </w:pPr>
-            <w:r/>
-            <w:r>
-              <w:t>639.25</w:t>
-            </w:r>
-          </w:p>
-        </w:tc>
-        <w:tc>
-          <w:tcPr>
-            <w:tcW w:type="dxa" w:w="1728"/>
-            <w:shd w:fill="FFFFFF"/>
-            <w:tcMar>
-              <w:top w:w="100" w:type="dxa"/>
-              <w:bottom w:w="100" w:type="dxa"/>
-              <w:left w:w="120" w:type="dxa"/>
-              <w:right w:w="120" w:type="dxa"/>
-            </w:tcMar>
-            <w:tcBorders>
-              <w:top w:val="single" w:sz="4" w:space="0" w:color="CCCCCC"/>
-              <w:bottom w:val="single" w:sz="4" w:space="0" w:color="CCCCCC"/>
-              <w:left w:val="single" w:sz="4" w:space="0" w:color="CCCCCC"/>
-              <w:right w:val="single" w:sz="4" w:space="0" w:color="CCCCCC"/>
-            </w:tcBorders>
-          </w:tcPr>
-          <w:p>
-            <w:pPr>
-              <w:spacing w:before="60" w:after="60" w:line="252" w:lineRule="auto"/>
-              <w:jc w:val="left"/>
-            </w:pPr>
-            <w:r/>
-            <w:r>
-              <w:rPr>
-                <w:b/>
-              </w:rPr>
-              <w:t>645.00</w:t>
+              <w:t>646.25</w:t>
             </w:r>
           </w:p>
         </w:tc>

--- a/Daily Reports/23_10_2026-CBOT Reports.docx
+++ b/Daily Reports/23_10_2026-CBOT Reports.docx
@@ -104,7 +104,7 @@
           <w:color w:val="5C768D"/>
           <w:sz w:val="19"/>
         </w:rPr>
-        <w:t>Cập nhật tự động qua `macro_tracker.py` vào lúc 20:01 ICT ngày 23/10/2026</w:t>
+        <w:t>Cập nhật tự động qua `macro_tracker.py` vào lúc 21:00 ICT ngày 23/10/2026</w:t>
       </w:r>
     </w:p>
     <w:tbl>
@@ -313,7 +313,7 @@
               <w:rPr>
                 <w:b/>
               </w:rPr>
-              <w:t>110.20 / thùng</w:t>
+              <w:t>111.38 / thùng</w:t>
             </w:r>
           </w:p>
         </w:tc>
@@ -344,7 +344,7 @@
               <w:rPr>
                 <w:b/>
               </w:rPr>
-              <w:t>-2.62%</w:t>
+              <w:t>-1.58%</w:t>
             </w:r>
           </w:p>
         </w:tc>
@@ -442,7 +442,7 @@
               <w:rPr>
                 <w:b/>
               </w:rPr>
-              <w:t>101.68</w:t>
+              <w:t>101.74</w:t>
             </w:r>
           </w:p>
         </w:tc>
@@ -473,7 +473,7 @@
               <w:rPr>
                 <w:b/>
               </w:rPr>
-              <w:t>+0.07%</w:t>
+              <w:t>+0.13%</w:t>
             </w:r>
           </w:p>
         </w:tc>
@@ -1218,7 +1218,7 @@
         <w:rPr>
           <w:b/>
         </w:rPr>
-        <w:t>`110.20` (-2.62%)</w:t>
+        <w:t>`111.38` (-1.58%)</w:t>
       </w:r>
       <w:r>
         <w:t xml:space="preserve"> | DXY: </w:t>
@@ -1227,7 +1227,7 @@
         <w:rPr>
           <w:b/>
         </w:rPr>
-        <w:t>`101.68` (+0.07%)</w:t>
+        <w:t>`101.74` (+0.13%)</w:t>
       </w:r>
       <w:r>
         <w:t xml:space="preserve"> | Lúa mì CBOT: </w:t>
@@ -1236,7 +1236,7 @@
         <w:rPr>
           <w:b/>
         </w:rPr>
-        <w:t>`626.50` (+0.28%)</w:t>
+        <w:t>`628.75` (+0.64%)</w:t>
       </w:r>
       <w:r>
         <w:t>.</w:t>
@@ -1306,7 +1306,7 @@
           <w:color w:val="5C768D"/>
           <w:sz w:val="19"/>
         </w:rPr>
-        <w:t>Cập nhật tự động lúc 20:01 ICT ngày 23/10/2026 — Nguồn: NOAA, USDA, BOM Australia</w:t>
+        <w:t>Cập nhật tự động lúc 21:00 ICT ngày 23/10/2026 — Nguồn: NOAA, USDA, BOM Australia</w:t>
       </w:r>
     </w:p>
     <w:p>
@@ -3605,7 +3605,7 @@
               <w:rPr>
                 <w:b/>
               </w:rPr>
-              <w:t>459.40 (-0.10)</w:t>
+              <w:t>459.50 (-0.00)</w:t>
             </w:r>
           </w:p>
         </w:tc>
@@ -3633,7 +3633,7 @@
             </w:pPr>
             <w:r/>
             <w:r>
-              <w:t>Bearish (460.45 &lt; 462.13)</w:t>
+              <w:t>Bearish (460.37 &lt; 462.03)</w:t>
             </w:r>
           </w:p>
         </w:tc>
@@ -3661,7 +3661,7 @@
             </w:pPr>
             <w:r/>
             <w:r>
-              <w:t>0.75 cents</w:t>
+              <w:t>2.75 cents</w:t>
             </w:r>
           </w:p>
         </w:tc>
@@ -3822,7 +3822,7 @@
               <w:rPr>
                 <w:b/>
               </w:rPr>
-              <w:t>626.50</w:t>
+              <w:t>628.75</w:t>
             </w:r>
           </w:p>
         </w:tc>
@@ -3853,7 +3853,7 @@
               <w:rPr>
                 <w:b/>
               </w:rPr>
-              <w:t>626.11 (-0.39)</w:t>
+              <w:t>628.43 (-0.32)</w:t>
             </w:r>
           </w:p>
         </w:tc>
@@ -3881,7 +3881,7 @@
             </w:pPr>
             <w:r/>
             <w:r>
-              <w:t>Bearish (627.27 &lt; 632.04)</w:t>
+              <w:t>Bearish (627.41 &lt; 631.91)</w:t>
             </w:r>
           </w:p>
         </w:tc>
@@ -3909,7 +3909,7 @@
             </w:pPr>
             <w:r/>
             <w:r>
-              <w:t>2.25 cents</w:t>
+              <w:t>3.75 cents</w:t>
             </w:r>
           </w:p>
         </w:tc>
@@ -4347,7 +4347,7 @@
                 <w:b/>
                 <w:color w:val="15803D"/>
               </w:rPr>
-              <w:t>454.15 - 460.45 cents (Canh mua vùng hỗ trợ)</w:t>
+              <w:t>457.75 - 460.37 cents (Canh mua vùng hỗ trợ)</w:t>
             </w:r>
           </w:p>
         </w:tc>
@@ -4378,7 +4378,7 @@
               <w:rPr>
                 <w:b/>
               </w:rPr>
-              <w:t>451.56 cents (Dưới cản S2 + 1.5x ATR)</w:t>
+              <w:t>451.27 cents (Dưới cản S2 + 1.5x ATR)</w:t>
             </w:r>
           </w:p>
         </w:tc>
@@ -4559,7 +4559,7 @@
               <w:rPr>
                 <w:b/>
               </w:rPr>
-              <w:t>467.34 - 468.84 cents</w:t>
+              <w:t>470.25 - 471.75 cents</w:t>
             </w:r>
           </w:p>
         </w:tc>
@@ -4590,7 +4590,7 @@
               <w:rPr>
                 <w:b/>
               </w:rPr>
-              <w:t>467.06 cents (Chống quét SL tuyệt đối)</w:t>
+              <w:t>466.92 cents (Chống quét SL tuyệt đối)</w:t>
             </w:r>
           </w:p>
         </w:tc>
@@ -4783,7 +4783,7 @@
               <w:rPr>
                 <w:b/>
               </w:rPr>
-              <w:t>475.69 cents</w:t>
+              <w:t>475.83 cents</w:t>
             </w:r>
           </w:p>
         </w:tc>
@@ -4945,7 +4945,7 @@
               <w:rPr>
                 <w:b/>
               </w:rPr>
-              <w:t>448.33 - 453.50 cents</w:t>
+              <w:t>447.55 - 453.50 cents</w:t>
             </w:r>
           </w:p>
         </w:tc>
@@ -5126,7 +5126,7 @@
                 <w:b/>
                 <w:color w:val="B91C1C"/>
               </w:rPr>
-              <w:t>627.27 - 632.04 cents (Canh bán hồi kỹ thuật H1)</w:t>
+              <w:t>627.41 - 631.91 cents (Canh bán hồi kỹ thuật H1)</w:t>
             </w:r>
           </w:p>
         </w:tc>
@@ -5157,7 +5157,7 @@
               <w:rPr>
                 <w:b/>
               </w:rPr>
-              <w:t>733.70 cents (Trên kháng cự R2 + 1.5x ATR)</w:t>
+              <w:t>733.95 cents (Trên kháng cự R2 + 1.5x ATR)</w:t>
             </w:r>
           </w:p>
         </w:tc>
@@ -5193,7 +5193,7 @@
                 <w:color w:val="D97706"/>
                 <w:sz w:val="19"/>
               </w:rPr>
-              <w:t xml:space="preserve"> 623.50 cents </w:t>
+              <w:t xml:space="preserve"> 627.00 cents </w:t>
             </w:r>
             <w:r>
               <w:t xml:space="preserve"> / TP2: </w:t>
@@ -5304,7 +5304,7 @@
                 <w:b/>
                 <w:color w:val="15803D"/>
               </w:rPr>
-              <w:t>Long trung hạn (Swing) (ZWH27)</w:t>
+              <w:t>Long trung hạn (Swing) (ZWZ26)</w:t>
             </w:r>
           </w:p>
         </w:tc>
@@ -5335,7 +5335,7 @@
               <w:rPr>
                 <w:b/>
               </w:rPr>
-              <w:t>635.00 - 637.00 cents</w:t>
+              <w:t>625.00 - 627.00 cents</w:t>
             </w:r>
           </w:p>
         </w:tc>
@@ -5366,7 +5366,7 @@
               <w:rPr>
                 <w:b/>
               </w:rPr>
-              <w:t>633.04 cents</w:t>
+              <w:t>618.36 cents</w:t>
             </w:r>
           </w:p>
         </w:tc>
@@ -5397,7 +5397,7 @@
               <w:rPr>
                 <w:b/>
               </w:rPr>
-              <w:t>643.75 cents (Đón sóng hồi trung hạn ~14.5 giá)</w:t>
+              <w:t>630.50 cents (Đón sóng hồi trung hạn ~14.5 giá)</w:t>
             </w:r>
           </w:p>
         </w:tc>
@@ -5497,7 +5497,7 @@
                 <w:b/>
                 <w:color w:val="B91C1C"/>
               </w:rPr>
-              <w:t>Short trung hạn (Swing) (ZWH27)</w:t>
+              <w:t>Short trung hạn (Swing) (ZWZ26)</w:t>
             </w:r>
           </w:p>
         </w:tc>
@@ -5528,7 +5528,7 @@
               <w:rPr>
                 <w:b/>
               </w:rPr>
-              <w:t>643.75 - 645.75 cents</w:t>
+              <w:t>630.50 - 632.50 cents</w:t>
             </w:r>
           </w:p>
         </w:tc>
@@ -5559,7 +5559,7 @@
               <w:rPr>
                 <w:b/>
               </w:rPr>
-              <w:t>645.96 cents</w:t>
+              <w:t>633.14 cents</w:t>
             </w:r>
           </w:p>
         </w:tc>
@@ -5590,7 +5590,7 @@
               <w:rPr>
                 <w:b/>
               </w:rPr>
-              <w:t>635.25 cents (Thuận xu hướng giảm ngắn hạn)</w:t>
+              <w:t>621.00 cents (Thuận xu hướng giảm ngắn hạn)</w:t>
             </w:r>
           </w:p>
         </w:tc>
@@ -5721,7 +5721,7 @@
               <w:rPr>
                 <w:b/>
               </w:rPr>
-              <w:t>611.14 - 621.00 cents</w:t>
+              <w:t>610.46 - 621.00 cents</w:t>
             </w:r>
           </w:p>
         </w:tc>
@@ -11614,10 +11614,10 @@
         <w:rPr>
           <w:b/>
         </w:rPr>
-        <w:t>`459.40 cents`</w:t>
+        <w:t>`459.50 cents`</w:t>
       </w:r>
       <w:r>
-        <w:t xml:space="preserve"> (-0.10).</w:t>
+        <w:t xml:space="preserve"> (-0.00).</w:t>
       </w:r>
     </w:p>
     <w:p>
@@ -11638,7 +11638,7 @@
         <w:rPr>
           <w:b/>
         </w:rPr>
-        <w:t>`27,681`</w:t>
+        <w:t>`56,379`</w:t>
       </w:r>
       <w:r>
         <w:t xml:space="preserve"> (Chênh lệch: </w:t>
@@ -11647,7 +11647,7 @@
         <w:rPr>
           <w:b/>
         </w:rPr>
-        <w:t>`-291,810`</w:t>
+        <w:t>`-263,112`</w:t>
       </w:r>
       <w:r>
         <w:t xml:space="preserve">) | OI: </w:t>
@@ -11981,7 +11981,7 @@
               <w:rPr>
                 <w:b/>
               </w:rPr>
-              <w:t>110.20</w:t>
+              <w:t>111.38</w:t>
             </w:r>
           </w:p>
         </w:tc>
@@ -12012,7 +12012,7 @@
               <w:rPr>
                 <w:b/>
               </w:rPr>
-              <w:t>-2.62%</w:t>
+              <w:t>-1.58%</w:t>
             </w:r>
           </w:p>
         </w:tc>
@@ -12104,7 +12104,7 @@
               <w:rPr>
                 <w:b/>
               </w:rPr>
-              <w:t>101.68</w:t>
+              <w:t>101.74</w:t>
             </w:r>
           </w:p>
         </w:tc>
@@ -12135,7 +12135,7 @@
               <w:rPr>
                 <w:b/>
               </w:rPr>
-              <w:t>+0.07%</w:t>
+              <w:t>+0.13%</w:t>
             </w:r>
           </w:p>
         </w:tc>
@@ -12739,7 +12739,7 @@
         <w:t xml:space="preserve"> EMA_21 </w:t>
       </w:r>
       <w:r>
-        <w:t xml:space="preserve"> (460.45) &lt; </w:t>
+        <w:t xml:space="preserve"> (460.37) &lt; </w:t>
       </w:r>
       <w:r>
         <w:rPr>
@@ -12750,7 +12750,7 @@
         <w:t xml:space="preserve"> EMA_50 </w:t>
       </w:r>
       <w:r>
-        <w:t xml:space="preserve"> (462.13).</w:t>
+        <w:t xml:space="preserve"> (462.03).</w:t>
       </w:r>
     </w:p>
     <w:p>
@@ -12780,7 +12780,7 @@
         <w:rPr>
           <w:b/>
         </w:rPr>
-        <w:t>`1.29`</w:t>
+        <w:t>`1.49`</w:t>
       </w:r>
       <w:r>
         <w:t xml:space="preserve"> cents | Volatility = </w:t>
@@ -12789,7 +12789,7 @@
         <w:rPr>
           <w:b/>
         </w:rPr>
-        <w:t>`0.75 cents`</w:t>
+        <w:t>`2.75 cents`</w:t>
       </w:r>
       <w:r>
         <w:t>.</w:t>
@@ -12813,7 +12813,7 @@
         <w:rPr>
           <w:b/>
         </w:rPr>
-        <w:t>`454.15`</w:t>
+        <w:t>`457.75`</w:t>
       </w:r>
       <w:r>
         <w:t xml:space="preserve"> | S2: </w:t>
@@ -13574,7 +13574,7 @@
           <w:b/>
           <w:color w:val="15803D"/>
         </w:rPr>
-        <w:t>`454.15 - 460.45 cents (Canh mua vùng hỗ trợ)`</w:t>
+        <w:t>`457.75 - 460.37 cents (Canh mua vùng hỗ trợ)`</w:t>
       </w:r>
       <w:r>
         <w:t xml:space="preserve"> | SL: </w:t>
@@ -13583,7 +13583,7 @@
         <w:rPr>
           <w:b/>
         </w:rPr>
-        <w:t>`451.56 cents (Dưới cản S2 + 1.5x ATR)`</w:t>
+        <w:t>`451.27 cents (Dưới cản S2 + 1.5x ATR)`</w:t>
       </w:r>
       <w:r>
         <w:t xml:space="preserve"> | TP: </w:t>
@@ -13645,7 +13645,7 @@
         <w:rPr>
           <w:b/>
         </w:rPr>
-        <w:t>`467.34 - 468.84 cents`</w:t>
+        <w:t>`470.25 - 471.75 cents`</w:t>
       </w:r>
       <w:r>
         <w:t xml:space="preserve"> | SL: </w:t>
@@ -13654,7 +13654,7 @@
         <w:rPr>
           <w:b/>
         </w:rPr>
-        <w:t>`467.06 cents (Chống quét SL tuyệt đối)`</w:t>
+        <w:t>`466.92 cents (Chống quét SL tuyệt đối)`</w:t>
       </w:r>
       <w:r>
         <w:t xml:space="preserve"> | TP: </w:t>
@@ -13700,7 +13700,7 @@
         <w:rPr>
           <w:b/>
         </w:rPr>
-        <w:t>`475.69 cents`</w:t>
+        <w:t>`475.83 cents`</w:t>
       </w:r>
       <w:r>
         <w:t xml:space="preserve"> | TP: </w:t>
@@ -13749,7 +13749,7 @@
         <w:rPr>
           <w:b/>
         </w:rPr>
-        <w:t>`448.33 - 453.50 cents`</w:t>
+        <w:t>`447.55 - 453.50 cents`</w:t>
       </w:r>
     </w:p>
     <w:p>
@@ -21781,7 +21781,7 @@
         <w:t>Giá Chốt Phiên (Close):</w:t>
       </w:r>
       <w:r>
-        <w:t xml:space="preserve"> 626.50 cents | </w:t>
+        <w:t xml:space="preserve"> 628.75 cents | </w:t>
       </w:r>
       <w:r>
         <w:rPr>
@@ -21796,10 +21796,10 @@
         <w:rPr>
           <w:b/>
         </w:rPr>
-        <w:t>`626.11 cents`</w:t>
+        <w:t>`628.43 cents`</w:t>
       </w:r>
       <w:r>
-        <w:t xml:space="preserve"> (-0.39).</w:t>
+        <w:t xml:space="preserve"> (-0.32).</w:t>
       </w:r>
     </w:p>
     <w:p>
@@ -21820,7 +21820,7 @@
         <w:rPr>
           <w:b/>
         </w:rPr>
-        <w:t>`14,121`</w:t>
+        <w:t>`22,203`</w:t>
       </w:r>
       <w:r>
         <w:t xml:space="preserve"> (Chênh lệch: </w:t>
@@ -21829,7 +21829,7 @@
         <w:rPr>
           <w:b/>
         </w:rPr>
-        <w:t>`-112,669`</w:t>
+        <w:t>`-104,587`</w:t>
       </w:r>
       <w:r>
         <w:t xml:space="preserve">) | OI: </w:t>
@@ -22163,7 +22163,7 @@
               <w:rPr>
                 <w:b/>
               </w:rPr>
-              <w:t>110.20</w:t>
+              <w:t>111.38</w:t>
             </w:r>
           </w:p>
         </w:tc>
@@ -22194,7 +22194,7 @@
               <w:rPr>
                 <w:b/>
               </w:rPr>
-              <w:t>-2.62%</w:t>
+              <w:t>-1.58%</w:t>
             </w:r>
           </w:p>
         </w:tc>
@@ -22286,7 +22286,7 @@
               <w:rPr>
                 <w:b/>
               </w:rPr>
-              <w:t>101.68</w:t>
+              <w:t>101.74</w:t>
             </w:r>
           </w:p>
         </w:tc>
@@ -22317,7 +22317,7 @@
               <w:rPr>
                 <w:b/>
               </w:rPr>
-              <w:t>+0.07%</w:t>
+              <w:t>+0.13%</w:t>
             </w:r>
           </w:p>
         </w:tc>
@@ -22921,7 +22921,7 @@
         <w:t xml:space="preserve"> EMA_21 </w:t>
       </w:r>
       <w:r>
-        <w:t xml:space="preserve"> (627.27) &lt; </w:t>
+        <w:t xml:space="preserve"> (627.41) &lt; </w:t>
       </w:r>
       <w:r>
         <w:rPr>
@@ -22932,7 +22932,7 @@
         <w:t xml:space="preserve"> EMA_50 </w:t>
       </w:r>
       <w:r>
-        <w:t xml:space="preserve"> (632.04).</w:t>
+        <w:t xml:space="preserve"> (631.91).</w:t>
       </w:r>
     </w:p>
     <w:p>
@@ -22953,7 +22953,7 @@
         <w:rPr>
           <w:b/>
         </w:rPr>
-        <w:t>`45.24`</w:t>
+        <w:t>`52.16`</w:t>
       </w:r>
       <w:r>
         <w:t xml:space="preserve"> | ATR (14) = </w:t>
@@ -22962,7 +22962,7 @@
         <w:rPr>
           <w:b/>
         </w:rPr>
-        <w:t>`2.46`</w:t>
+        <w:t>`2.64`</w:t>
       </w:r>
       <w:r>
         <w:t xml:space="preserve"> cents | Volatility = </w:t>
@@ -22971,7 +22971,7 @@
         <w:rPr>
           <w:b/>
         </w:rPr>
-        <w:t>`2.25 cents`</w:t>
+        <w:t>`3.75 cents`</w:t>
       </w:r>
       <w:r>
         <w:t>.</w:t>
@@ -22995,7 +22995,7 @@
         <w:rPr>
           <w:b/>
         </w:rPr>
-        <w:t>`623.50`</w:t>
+        <w:t>`627.00`</w:t>
       </w:r>
       <w:r>
         <w:t xml:space="preserve"> | S2: </w:t>
@@ -23746,7 +23746,7 @@
           <w:b/>
           <w:color w:val="B91C1C"/>
         </w:rPr>
-        <w:t>`627.27 - 632.04 cents (Canh bán hồi kỹ thuật H1)`</w:t>
+        <w:t>`627.41 - 631.91 cents (Canh bán hồi kỹ thuật H1)`</w:t>
       </w:r>
       <w:r>
         <w:t xml:space="preserve"> | SL: </w:t>
@@ -23755,7 +23755,7 @@
         <w:rPr>
           <w:b/>
         </w:rPr>
-        <w:t>`733.70 cents (Trên kháng cự R2 + 1.5x ATR)`</w:t>
+        <w:t>`733.95 cents (Trên kháng cự R2 + 1.5x ATR)`</w:t>
       </w:r>
       <w:r>
         <w:t xml:space="preserve"> | TP: </w:t>
@@ -23766,7 +23766,7 @@
           <w:color w:val="D97706"/>
           <w:sz w:val="19"/>
         </w:rPr>
-        <w:t xml:space="preserve"> 623.50 cents </w:t>
+        <w:t xml:space="preserve"> 627.00 cents </w:t>
       </w:r>
       <w:r>
         <w:t xml:space="preserve"> / </w:t>
@@ -23792,7 +23792,7 @@
         <w:rPr>
           <w:b/>
         </w:rPr>
-        <w:t>Trung hạn (Swing Trades - HĐ ZWH27):</w:t>
+        <w:t>Trung hạn (Swing Trades - HĐ ZWZ26):</w:t>
       </w:r>
     </w:p>
     <w:p>
@@ -23817,7 +23817,7 @@
         <w:rPr>
           <w:b/>
         </w:rPr>
-        <w:t>`635.00 - 637.00 cents`</w:t>
+        <w:t>`625.00 - 627.00 cents`</w:t>
       </w:r>
       <w:r>
         <w:t xml:space="preserve"> | SL: </w:t>
@@ -23826,7 +23826,7 @@
         <w:rPr>
           <w:b/>
         </w:rPr>
-        <w:t>`633.04 cents`</w:t>
+        <w:t>`618.36 cents`</w:t>
       </w:r>
       <w:r>
         <w:t xml:space="preserve"> | TP: </w:t>
@@ -23835,7 +23835,7 @@
         <w:rPr>
           <w:b/>
         </w:rPr>
-        <w:t>`643.75 cents (Đón sóng hồi trung hạn ~14.5 giá)`</w:t>
+        <w:t>`630.50 cents (Đón sóng hồi trung hạn ~14.5 giá)`</w:t>
       </w:r>
       <w:r>
         <w:t>.</w:t>
@@ -23863,7 +23863,7 @@
         <w:rPr>
           <w:b/>
         </w:rPr>
-        <w:t>`643.75 - 645.75 cents`</w:t>
+        <w:t>`630.50 - 632.50 cents`</w:t>
       </w:r>
       <w:r>
         <w:t xml:space="preserve"> | SL: </w:t>
@@ -23872,7 +23872,7 @@
         <w:rPr>
           <w:b/>
         </w:rPr>
-        <w:t>`645.96 cents`</w:t>
+        <w:t>`633.14 cents`</w:t>
       </w:r>
       <w:r>
         <w:t xml:space="preserve"> | TP: </w:t>
@@ -23881,7 +23881,7 @@
         <w:rPr>
           <w:b/>
         </w:rPr>
-        <w:t>`635.25 cents (Thuận xu hướng giảm ngắn hạn)`</w:t>
+        <w:t>`621.00 cents (Thuận xu hướng giảm ngắn hạn)`</w:t>
       </w:r>
       <w:r>
         <w:t>.</w:t>
@@ -23921,7 +23921,7 @@
         <w:rPr>
           <w:b/>
         </w:rPr>
-        <w:t>`611.14 - 621.00 cents`</w:t>
+        <w:t>`610.46 - 621.00 cents`</w:t>
       </w:r>
     </w:p>
     <w:p>
@@ -24328,7 +24328,7 @@
             </w:pPr>
             <w:r/>
             <w:r>
-              <w:t>626.50</w:t>
+              <w:t>628.75</w:t>
             </w:r>
           </w:p>
         </w:tc>
@@ -24356,7 +24356,7 @@
             </w:pPr>
             <w:r/>
             <w:r>
-              <w:t>637.75</w:t>
+              <w:t>640.00</w:t>
             </w:r>
           </w:p>
         </w:tc>
@@ -24384,7 +24384,7 @@
             </w:pPr>
             <w:r/>
             <w:r>
-              <w:t>621.00</w:t>
+              <w:t>623.25</w:t>
             </w:r>
           </w:p>
         </w:tc>
@@ -24415,7 +24415,7 @@
               <w:rPr>
                 <w:b/>
               </w:rPr>
-              <w:t>625.75</w:t>
+              <w:t>628.00</w:t>
             </w:r>
           </w:p>
         </w:tc>
@@ -24563,7 +24563,7 @@
             </w:pPr>
             <w:r/>
             <w:r>
-              <w:t>625.75</w:t>
+              <w:t>628.00</w:t>
             </w:r>
           </w:p>
         </w:tc>
@@ -24591,7 +24591,7 @@
             </w:pPr>
             <w:r/>
             <w:r>
-              <w:t>633.25</w:t>
+              <w:t>635.50</w:t>
             </w:r>
           </w:p>
         </w:tc>
@@ -24619,7 +24619,7 @@
             </w:pPr>
             <w:r/>
             <w:r>
-              <w:t>619.75</w:t>
+              <w:t>622.00</w:t>
             </w:r>
           </w:p>
         </w:tc>
@@ -24650,7 +24650,7 @@
               <w:rPr>
                 <w:b/>
               </w:rPr>
-              <w:t>625.25</w:t>
+              <w:t>627.50</w:t>
             </w:r>
           </w:p>
         </w:tc>
@@ -24798,7 +24798,7 @@
             </w:pPr>
             <w:r/>
             <w:r>
-              <w:t>625.25</w:t>
+              <w:t>627.50</w:t>
             </w:r>
           </w:p>
         </w:tc>
@@ -24826,7 +24826,7 @@
             </w:pPr>
             <w:r/>
             <w:r>
-              <w:t>639.00</w:t>
+              <w:t>641.25</w:t>
             </w:r>
           </w:p>
         </w:tc>
@@ -24854,7 +24854,7 @@
             </w:pPr>
             <w:r/>
             <w:r>
-              <w:t>610.50</w:t>
+              <w:t>612.75</w:t>
             </w:r>
           </w:p>
         </w:tc>
@@ -24885,7 +24885,7 @@
               <w:rPr>
                 <w:b/>
               </w:rPr>
-              <w:t>627.25</w:t>
+              <w:t>629.50</w:t>
             </w:r>
           </w:p>
         </w:tc>
@@ -25033,7 +25033,7 @@
             </w:pPr>
             <w:r/>
             <w:r>
-              <w:t>627.25</w:t>
+              <w:t>629.50</w:t>
             </w:r>
           </w:p>
         </w:tc>
@@ -25061,7 +25061,7 @@
             </w:pPr>
             <w:r/>
             <w:r>
-              <w:t>640.50</w:t>
+              <w:t>642.75</w:t>
             </w:r>
           </w:p>
         </w:tc>
@@ -25089,7 +25089,7 @@
             </w:pPr>
             <w:r/>
             <w:r>
-              <w:t>619.00</w:t>
+              <w:t>621.25</w:t>
             </w:r>
           </w:p>
         </w:tc>
@@ -25120,7 +25120,7 @@
               <w:rPr>
                 <w:b/>
               </w:rPr>
-              <w:t>628.50</w:t>
+              <w:t>630.75</w:t>
             </w:r>
           </w:p>
         </w:tc>
@@ -25268,7 +25268,7 @@
             </w:pPr>
             <w:r/>
             <w:r>
-              <w:t>628.50</w:t>
+              <w:t>630.75</w:t>
             </w:r>
           </w:p>
         </w:tc>
@@ -25296,7 +25296,7 @@
             </w:pPr>
             <w:r/>
             <w:r>
-              <w:t>645.00</w:t>
+              <w:t>647.25</w:t>
             </w:r>
           </w:p>
         </w:tc>
@@ -25324,7 +25324,7 @@
             </w:pPr>
             <w:r/>
             <w:r>
-              <w:t>618.00</w:t>
+              <w:t>620.25</w:t>
             </w:r>
           </w:p>
         </w:tc>
@@ -25355,7 +25355,7 @@
               <w:rPr>
                 <w:b/>
               </w:rPr>
-              <w:t>633.00</w:t>
+              <w:t>635.25</w:t>
             </w:r>
           </w:p>
         </w:tc>
@@ -25503,7 +25503,7 @@
             </w:pPr>
             <w:r/>
             <w:r>
-              <w:t>633.00</w:t>
+              <w:t>635.25</w:t>
             </w:r>
           </w:p>
         </w:tc>
@@ -25531,7 +25531,7 @@
             </w:pPr>
             <w:r/>
             <w:r>
-              <w:t>640.75</w:t>
+              <w:t>643.00</w:t>
             </w:r>
           </w:p>
         </w:tc>
@@ -25559,7 +25559,7 @@
             </w:pPr>
             <w:r/>
             <w:r>
-              <w:t>622.00</w:t>
+              <w:t>624.25</w:t>
             </w:r>
           </w:p>
         </w:tc>
@@ -25590,7 +25590,7 @@
               <w:rPr>
                 <w:b/>
               </w:rPr>
-              <w:t>634.25</w:t>
+              <w:t>636.50</w:t>
             </w:r>
           </w:p>
         </w:tc>
@@ -25738,7 +25738,7 @@
             </w:pPr>
             <w:r/>
             <w:r>
-              <w:t>634.25</w:t>
+              <w:t>636.50</w:t>
             </w:r>
           </w:p>
         </w:tc>
@@ -25766,7 +25766,7 @@
             </w:pPr>
             <w:r/>
             <w:r>
-              <w:t>642.50</w:t>
+              <w:t>644.75</w:t>
             </w:r>
           </w:p>
         </w:tc>
@@ -25794,7 +25794,7 @@
             </w:pPr>
             <w:r/>
             <w:r>
-              <w:t>623.75</w:t>
+              <w:t>626.00</w:t>
             </w:r>
           </w:p>
         </w:tc>
@@ -25825,7 +25825,7 @@
               <w:rPr>
                 <w:b/>
               </w:rPr>
-              <w:t>636.00</w:t>
+              <w:t>638.25</w:t>
             </w:r>
           </w:p>
         </w:tc>
@@ -25973,7 +25973,7 @@
             </w:pPr>
             <w:r/>
             <w:r>
-              <w:t>636.00</w:t>
+              <w:t>638.25</w:t>
             </w:r>
           </w:p>
         </w:tc>
@@ -26001,7 +26001,7 @@
             </w:pPr>
             <w:r/>
             <w:r>
-              <w:t>648.25</w:t>
+              <w:t>650.50</w:t>
             </w:r>
           </w:p>
         </w:tc>
@@ -26029,7 +26029,7 @@
             </w:pPr>
             <w:r/>
             <w:r>
-              <w:t>626.25</w:t>
+              <w:t>628.50</w:t>
             </w:r>
           </w:p>
         </w:tc>
@@ -26060,7 +26060,7 @@
               <w:rPr>
                 <w:b/>
               </w:rPr>
-              <w:t>635.00</w:t>
+              <w:t>637.25</w:t>
             </w:r>
           </w:p>
         </w:tc>
@@ -26208,7 +26208,7 @@
             </w:pPr>
             <w:r/>
             <w:r>
-              <w:t>635.00</w:t>
+              <w:t>637.25</w:t>
             </w:r>
           </w:p>
         </w:tc>
@@ -26236,7 +26236,7 @@
             </w:pPr>
             <w:r/>
             <w:r>
-              <w:t>645.50</w:t>
+              <w:t>647.75</w:t>
             </w:r>
           </w:p>
         </w:tc>
@@ -26264,7 +26264,7 @@
             </w:pPr>
             <w:r/>
             <w:r>
-              <w:t>620.25</w:t>
+              <w:t>622.50</w:t>
             </w:r>
           </w:p>
         </w:tc>
@@ -26295,7 +26295,7 @@
               <w:rPr>
                 <w:b/>
               </w:rPr>
-              <w:t>637.25</w:t>
+              <w:t>639.50</w:t>
             </w:r>
           </w:p>
         </w:tc>
@@ -26443,7 +26443,7 @@
             </w:pPr>
             <w:r/>
             <w:r>
-              <w:t>637.25</w:t>
+              <w:t>639.50</w:t>
             </w:r>
           </w:p>
         </w:tc>
@@ -26471,7 +26471,7 @@
             </w:pPr>
             <w:r/>
             <w:r>
-              <w:t>647.75</w:t>
+              <w:t>650.00</w:t>
             </w:r>
           </w:p>
         </w:tc>
@@ -26499,7 +26499,7 @@
             </w:pPr>
             <w:r/>
             <w:r>
-              <w:t>631.00</w:t>
+              <w:t>633.25</w:t>
             </w:r>
           </w:p>
         </w:tc>
@@ -26530,7 +26530,7 @@
               <w:rPr>
                 <w:b/>
               </w:rPr>
-              <w:t>638.00</w:t>
+              <w:t>640.25</w:t>
             </w:r>
           </w:p>
         </w:tc>
@@ -26678,7 +26678,7 @@
             </w:pPr>
             <w:r/>
             <w:r>
-              <w:t>638.00</w:t>
+              <w:t>640.25</w:t>
             </w:r>
           </w:p>
         </w:tc>
@@ -26706,7 +26706,7 @@
             </w:pPr>
             <w:r/>
             <w:r>
-              <w:t>652.25</w:t>
+              <w:t>654.50</w:t>
             </w:r>
           </w:p>
         </w:tc>
@@ -26734,7 +26734,7 @@
             </w:pPr>
             <w:r/>
             <w:r>
-              <w:t>623.25</w:t>
+              <w:t>625.50</w:t>
             </w:r>
           </w:p>
         </w:tc>
@@ -26765,7 +26765,7 @@
               <w:rPr>
                 <w:b/>
               </w:rPr>
-              <w:t>640.00</w:t>
+              <w:t>642.25</w:t>
             </w:r>
           </w:p>
         </w:tc>
@@ -26913,7 +26913,7 @@
             </w:pPr>
             <w:r/>
             <w:r>
-              <w:t>640.00</w:t>
+              <w:t>642.25</w:t>
             </w:r>
           </w:p>
         </w:tc>
@@ -26941,7 +26941,7 @@
             </w:pPr>
             <w:r/>
             <w:r>
-              <w:t>646.50</w:t>
+              <w:t>648.75</w:t>
             </w:r>
           </w:p>
         </w:tc>
@@ -26969,7 +26969,7 @@
             </w:pPr>
             <w:r/>
             <w:r>
-              <w:t>633.25</w:t>
+              <w:t>635.50</w:t>
             </w:r>
           </w:p>
         </w:tc>
@@ -27000,7 +27000,7 @@
               <w:rPr>
                 <w:b/>
               </w:rPr>
-              <w:t>640.25</w:t>
+              <w:t>642.50</w:t>
             </w:r>
           </w:p>
         </w:tc>
@@ -27148,7 +27148,7 @@
             </w:pPr>
             <w:r/>
             <w:r>
-              <w:t>640.25</w:t>
+              <w:t>642.50</w:t>
             </w:r>
           </w:p>
         </w:tc>
@@ -27176,7 +27176,7 @@
             </w:pPr>
             <w:r/>
             <w:r>
-              <w:t>650.50</w:t>
+              <w:t>652.75</w:t>
             </w:r>
           </w:p>
         </w:tc>
@@ -27204,7 +27204,7 @@
             </w:pPr>
             <w:r/>
             <w:r>
-              <w:t>632.25</w:t>
+              <w:t>634.50</w:t>
             </w:r>
           </w:p>
         </w:tc>
@@ -27235,7 +27235,7 @@
               <w:rPr>
                 <w:b/>
               </w:rPr>
-              <w:t>640.75</w:t>
+              <w:t>643.00</w:t>
             </w:r>
           </w:p>
         </w:tc>
@@ -27383,7 +27383,7 @@
             </w:pPr>
             <w:r/>
             <w:r>
-              <w:t>640.75</w:t>
+              <w:t>643.00</w:t>
             </w:r>
           </w:p>
         </w:tc>
@@ -27411,7 +27411,7 @@
             </w:pPr>
             <w:r/>
             <w:r>
-              <w:t>647.75</w:t>
+              <w:t>650.00</w:t>
             </w:r>
           </w:p>
         </w:tc>
@@ -27439,7 +27439,7 @@
             </w:pPr>
             <w:r/>
             <w:r>
-              <w:t>634.75</w:t>
+              <w:t>637.00</w:t>
             </w:r>
           </w:p>
         </w:tc>
@@ -27470,7 +27470,7 @@
               <w:rPr>
                 <w:b/>
               </w:rPr>
-              <w:t>640.00</w:t>
+              <w:t>642.25</w:t>
             </w:r>
           </w:p>
         </w:tc>
@@ -27618,7 +27618,7 @@
             </w:pPr>
             <w:r/>
             <w:r>
-              <w:t>640.00</w:t>
+              <w:t>642.25</w:t>
             </w:r>
           </w:p>
         </w:tc>
@@ -27646,7 +27646,7 @@
             </w:pPr>
             <w:r/>
             <w:r>
-              <w:t>653.50</w:t>
+              <w:t>655.75</w:t>
             </w:r>
           </w:p>
         </w:tc>
@@ -27674,7 +27674,7 @@
             </w:pPr>
             <w:r/>
             <w:r>
-              <w:t>627.00</w:t>
+              <w:t>629.25</w:t>
             </w:r>
           </w:p>
         </w:tc>
@@ -27705,7 +27705,7 @@
               <w:rPr>
                 <w:b/>
               </w:rPr>
-              <w:t>641.75</w:t>
+              <w:t>644.00</w:t>
             </w:r>
           </w:p>
         </w:tc>
@@ -27853,7 +27853,7 @@
             </w:pPr>
             <w:r/>
             <w:r>
-              <w:t>641.75</w:t>
+              <w:t>644.00</w:t>
             </w:r>
           </w:p>
         </w:tc>
@@ -27881,7 +27881,7 @@
             </w:pPr>
             <w:r/>
             <w:r>
-              <w:t>651.00</w:t>
+              <w:t>653.25</w:t>
             </w:r>
           </w:p>
         </w:tc>
@@ -27909,7 +27909,7 @@
             </w:pPr>
             <w:r/>
             <w:r>
-              <w:t>631.00</w:t>
+              <w:t>633.25</w:t>
             </w:r>
           </w:p>
         </w:tc>
@@ -27940,7 +27940,7 @@
               <w:rPr>
                 <w:b/>
               </w:rPr>
-              <w:t>642.25</w:t>
+              <w:t>644.50</w:t>
             </w:r>
           </w:p>
         </w:tc>
@@ -28088,7 +28088,7 @@
             </w:pPr>
             <w:r/>
             <w:r>
-              <w:t>642.25</w:t>
+              <w:t>644.50</w:t>
             </w:r>
           </w:p>
         </w:tc>
@@ -28116,7 +28116,7 @@
             </w:pPr>
             <w:r/>
             <w:r>
-              <w:t>654.50</w:t>
+              <w:t>656.75</w:t>
             </w:r>
           </w:p>
         </w:tc>
@@ -28144,7 +28144,7 @@
             </w:pPr>
             <w:r/>
             <w:r>
-              <w:t>628.00</w:t>
+              <w:t>630.25</w:t>
             </w:r>
           </w:p>
         </w:tc>
@@ -28175,7 +28175,7 @@
               <w:rPr>
                 <w:b/>
               </w:rPr>
-              <w:t>640.75</w:t>
+              <w:t>643.00</w:t>
             </w:r>
           </w:p>
         </w:tc>
@@ -28323,7 +28323,7 @@
             </w:pPr>
             <w:r/>
             <w:r>
-              <w:t>640.75</w:t>
+              <w:t>643.00</w:t>
             </w:r>
           </w:p>
         </w:tc>
@@ -28351,7 +28351,7 @@
             </w:pPr>
             <w:r/>
             <w:r>
-              <w:t>647.75</w:t>
+              <w:t>650.00</w:t>
             </w:r>
           </w:p>
         </w:tc>
@@ -28379,7 +28379,7 @@
             </w:pPr>
             <w:r/>
             <w:r>
-              <w:t>631.25</w:t>
+              <w:t>633.50</w:t>
             </w:r>
           </w:p>
         </w:tc>
@@ -28410,7 +28410,7 @@
               <w:rPr>
                 <w:b/>
               </w:rPr>
-              <w:t>641.25</w:t>
+              <w:t>643.50</w:t>
             </w:r>
           </w:p>
         </w:tc>
@@ -28558,7 +28558,7 @@
             </w:pPr>
             <w:r/>
             <w:r>
-              <w:t>641.25</w:t>
+              <w:t>643.50</w:t>
             </w:r>
           </w:p>
         </w:tc>
@@ -28586,7 +28586,7 @@
             </w:pPr>
             <w:r/>
             <w:r>
-              <w:t>651.75</w:t>
+              <w:t>654.00</w:t>
             </w:r>
           </w:p>
         </w:tc>
@@ -28614,7 +28614,7 @@
             </w:pPr>
             <w:r/>
             <w:r>
-              <w:t>634.00</w:t>
+              <w:t>636.25</w:t>
             </w:r>
           </w:p>
         </w:tc>
@@ -28645,7 +28645,7 @@
               <w:rPr>
                 <w:b/>
               </w:rPr>
-              <w:t>641.00</w:t>
+              <w:t>643.25</w:t>
             </w:r>
           </w:p>
         </w:tc>
@@ -28793,7 +28793,7 @@
             </w:pPr>
             <w:r/>
             <w:r>
-              <w:t>641.00</w:t>
+              <w:t>643.25</w:t>
             </w:r>
           </w:p>
         </w:tc>
@@ -28821,7 +28821,7 @@
             </w:pPr>
             <w:r/>
             <w:r>
-              <w:t>650.75</w:t>
+              <w:t>653.00</w:t>
             </w:r>
           </w:p>
         </w:tc>
@@ -28849,7 +28849,7 @@
             </w:pPr>
             <w:r/>
             <w:r>
-              <w:t>631.25</w:t>
+              <w:t>633.50</w:t>
             </w:r>
           </w:p>
         </w:tc>
@@ -28880,7 +28880,7 @@
               <w:rPr>
                 <w:b/>
               </w:rPr>
-              <w:t>641.50</w:t>
+              <w:t>643.75</w:t>
             </w:r>
           </w:p>
         </w:tc>
@@ -29028,7 +29028,7 @@
             </w:pPr>
             <w:r/>
             <w:r>
-              <w:t>641.50</w:t>
+              <w:t>643.75</w:t>
             </w:r>
           </w:p>
         </w:tc>
@@ -29056,7 +29056,7 @@
             </w:pPr>
             <w:r/>
             <w:r>
-              <w:t>652.25</w:t>
+              <w:t>654.50</w:t>
             </w:r>
           </w:p>
         </w:tc>
@@ -29084,7 +29084,7 @@
             </w:pPr>
             <w:r/>
             <w:r>
-              <w:t>634.25</w:t>
+              <w:t>636.50</w:t>
             </w:r>
           </w:p>
         </w:tc>
@@ -29115,7 +29115,7 @@
               <w:rPr>
                 <w:b/>
               </w:rPr>
-              <w:t>642.25</w:t>
+              <w:t>644.50</w:t>
             </w:r>
           </w:p>
         </w:tc>
@@ -29263,7 +29263,7 @@
             </w:pPr>
             <w:r/>
             <w:r>
-              <w:t>642.25</w:t>
+              <w:t>644.50</w:t>
             </w:r>
           </w:p>
         </w:tc>
@@ -29291,7 +29291,7 @@
             </w:pPr>
             <w:r/>
             <w:r>
-              <w:t>648.75</w:t>
+              <w:t>651.00</w:t>
             </w:r>
           </w:p>
         </w:tc>
@@ -29319,7 +29319,7 @@
             </w:pPr>
             <w:r/>
             <w:r>
-              <w:t>633.75</w:t>
+              <w:t>636.00</w:t>
             </w:r>
           </w:p>
         </w:tc>
@@ -29350,7 +29350,7 @@
               <w:rPr>
                 <w:b/>
               </w:rPr>
-              <w:t>642.75</w:t>
+              <w:t>645.00</w:t>
             </w:r>
           </w:p>
         </w:tc>
@@ -29498,7 +29498,7 @@
             </w:pPr>
             <w:r/>
             <w:r>
-              <w:t>642.75</w:t>
+              <w:t>645.00</w:t>
             </w:r>
           </w:p>
         </w:tc>
@@ -29526,7 +29526,7 @@
             </w:pPr>
             <w:r/>
             <w:r>
-              <w:t>653.75</w:t>
+              <w:t>656.00</w:t>
             </w:r>
           </w:p>
         </w:tc>
@@ -29554,7 +29554,7 @@
             </w:pPr>
             <w:r/>
             <w:r>
-              <w:t>631.00</w:t>
+              <w:t>633.25</w:t>
             </w:r>
           </w:p>
         </w:tc>
@@ -29585,7 +29585,7 @@
               <w:rPr>
                 <w:b/>
               </w:rPr>
-              <w:t>646.25</w:t>
+              <w:t>648.50</w:t>
             </w:r>
           </w:p>
         </w:tc>
@@ -29733,7 +29733,7 @@
             </w:pPr>
             <w:r/>
             <w:r>
-              <w:t>646.25</w:t>
+              <w:t>648.50</w:t>
             </w:r>
           </w:p>
         </w:tc>
@@ -29761,7 +29761,7 @@
             </w:pPr>
             <w:r/>
             <w:r>
-              <w:t>651.75</w:t>
+              <w:t>654.00</w:t>
             </w:r>
           </w:p>
         </w:tc>
@@ -29789,7 +29789,7 @@
             </w:pPr>
             <w:r/>
             <w:r>
-              <w:t>638.50</w:t>
+              <w:t>640.75</w:t>
             </w:r>
           </w:p>
         </w:tc>
@@ -29820,7 +29820,7 @@
               <w:rPr>
                 <w:b/>
               </w:rPr>
-              <w:t>647.00</w:t>
+              <w:t>649.25</w:t>
             </w:r>
           </w:p>
         </w:tc>
@@ -29968,7 +29968,7 @@
             </w:pPr>
             <w:r/>
             <w:r>
-              <w:t>647.00</w:t>
+              <w:t>649.25</w:t>
             </w:r>
           </w:p>
         </w:tc>
@@ -29996,7 +29996,7 @@
             </w:pPr>
             <w:r/>
             <w:r>
-              <w:t>656.25</w:t>
+              <w:t>658.50</w:t>
             </w:r>
           </w:p>
         </w:tc>
@@ -30024,7 +30024,7 @@
             </w:pPr>
             <w:r/>
             <w:r>
-              <w:t>640.50</w:t>
+              <w:t>642.75</w:t>
             </w:r>
           </w:p>
         </w:tc>
@@ -30055,7 +30055,7 @@
               <w:rPr>
                 <w:b/>
               </w:rPr>
-              <w:t>646.25</w:t>
+              <w:t>648.50</w:t>
             </w:r>
           </w:p>
         </w:tc>
@@ -30203,7 +30203,7 @@
             </w:pPr>
             <w:r/>
             <w:r>
-              <w:t>646.25</w:t>
+              <w:t>648.50</w:t>
             </w:r>
           </w:p>
         </w:tc>
@@ -30231,7 +30231,7 @@
             </w:pPr>
             <w:r/>
             <w:r>
-              <w:t>653.75</w:t>
+              <w:t>656.00</w:t>
             </w:r>
           </w:p>
         </w:tc>
@@ -30259,7 +30259,7 @@
             </w:pPr>
             <w:r/>
             <w:r>
-              <w:t>640.25</w:t>
+              <w:t>642.50</w:t>
             </w:r>
           </w:p>
         </w:tc>
@@ -30290,7 +30290,7 @@
               <w:rPr>
                 <w:b/>
               </w:rPr>
-              <w:t>645.25</w:t>
+              <w:t>647.50</w:t>
             </w:r>
           </w:p>
         </w:tc>
@@ -30438,7 +30438,7 @@
             </w:pPr>
             <w:r/>
             <w:r>
-              <w:t>645.25</w:t>
+              <w:t>647.50</w:t>
             </w:r>
           </w:p>
         </w:tc>
@@ -30466,7 +30466,7 @@
             </w:pPr>
             <w:r/>
             <w:r>
-              <w:t>652.25</w:t>
+              <w:t>654.50</w:t>
             </w:r>
           </w:p>
         </w:tc>
@@ -30494,7 +30494,7 @@
             </w:pPr>
             <w:r/>
             <w:r>
-              <w:t>631.75</w:t>
+              <w:t>634.00</w:t>
             </w:r>
           </w:p>
         </w:tc>
@@ -30525,7 +30525,7 @@
               <w:rPr>
                 <w:b/>
               </w:rPr>
-              <w:t>646.00</w:t>
+              <w:t>648.25</w:t>
             </w:r>
           </w:p>
         </w:tc>
@@ -30673,7 +30673,7 @@
             </w:pPr>
             <w:r/>
             <w:r>
-              <w:t>646.00</w:t>
+              <w:t>648.25</w:t>
             </w:r>
           </w:p>
         </w:tc>
@@ -30701,7 +30701,7 @@
             </w:pPr>
             <w:r/>
             <w:r>
-              <w:t>655.25</w:t>
+              <w:t>657.50</w:t>
             </w:r>
           </w:p>
         </w:tc>
@@ -30729,7 +30729,7 @@
             </w:pPr>
             <w:r/>
             <w:r>
-              <w:t>638.75</w:t>
+              <w:t>641.00</w:t>
             </w:r>
           </w:p>
         </w:tc>
@@ -30760,7 +30760,7 @@
               <w:rPr>
                 <w:b/>
               </w:rPr>
-              <w:t>645.75</w:t>
+              <w:t>648.00</w:t>
             </w:r>
           </w:p>
         </w:tc>
@@ -30908,7 +30908,7 @@
             </w:pPr>
             <w:r/>
             <w:r>
-              <w:t>645.75</w:t>
+              <w:t>648.00</w:t>
             </w:r>
           </w:p>
         </w:tc>
@@ -30936,7 +30936,7 @@
             </w:pPr>
             <w:r/>
             <w:r>
-              <w:t>654.25</w:t>
+              <w:t>656.50</w:t>
             </w:r>
           </w:p>
         </w:tc>
@@ -30964,7 +30964,7 @@
             </w:pPr>
             <w:r/>
             <w:r>
-              <w:t>631.75</w:t>
+              <w:t>634.00</w:t>
             </w:r>
           </w:p>
         </w:tc>
@@ -30995,7 +30995,7 @@
               <w:rPr>
                 <w:b/>
               </w:rPr>
-              <w:t>647.50</w:t>
+              <w:t>649.75</w:t>
             </w:r>
           </w:p>
         </w:tc>
@@ -31143,7 +31143,7 @@
             </w:pPr>
             <w:r/>
             <w:r>
-              <w:t>647.50</w:t>
+              <w:t>649.75</w:t>
             </w:r>
           </w:p>
         </w:tc>
@@ -31171,7 +31171,7 @@
             </w:pPr>
             <w:r/>
             <w:r>
-              <w:t>653.75</w:t>
+              <w:t>656.00</w:t>
             </w:r>
           </w:p>
         </w:tc>
@@ -31199,7 +31199,7 @@
             </w:pPr>
             <w:r/>
             <w:r>
-              <w:t>641.00</w:t>
+              <w:t>643.25</w:t>
             </w:r>
           </w:p>
         </w:tc>
@@ -31230,7 +31230,7 @@
               <w:rPr>
                 <w:b/>
               </w:rPr>
-              <w:t>646.75</w:t>
+              <w:t>649.00</w:t>
             </w:r>
           </w:p>
         </w:tc>
